--- a/MWS_Fee_Apportioning_Rules_Spec.docx
+++ b/MWS_Fee_Apportioning_Rules_Spec.docx
@@ -1486,7 +1486,7 @@
                 <w:szCs w:val="18"/>
                 <w:rFonts w:ascii="Nunito Sans" w:cs="Nunito Sans" w:eastAsia="Nunito Sans" w:hAnsi="Nunito Sans"/>
               </w:rPr>
-              <w:t xml:space="preserve">80–100%</w:t>
+              <w:t xml:space="preserve">80–80%</w:t>
             </w:r>
           </w:p>
         </w:tc>
@@ -1542,7 +1542,7 @@
                 <w:szCs w:val="18"/>
                 <w:rFonts w:ascii="Nunito Sans" w:cs="Nunito Sans" w:eastAsia="Nunito Sans" w:hAnsi="Nunito Sans"/>
               </w:rPr>
-              <w:t xml:space="preserve">80 / 90 / 100</w:t>
+              <w:t xml:space="preserve">80</w:t>
             </w:r>
           </w:p>
         </w:tc>
@@ -1628,7 +1628,7 @@
                 <w:szCs w:val="18"/>
                 <w:rFonts w:ascii="Nunito Sans" w:cs="Nunito Sans" w:eastAsia="Nunito Sans" w:hAnsi="Nunito Sans"/>
               </w:rPr>
-              <w:t xml:space="preserve">80–100%</w:t>
+              <w:t xml:space="preserve">80–80%</w:t>
             </w:r>
           </w:p>
         </w:tc>
@@ -1684,7 +1684,7 @@
                 <w:szCs w:val="18"/>
                 <w:rFonts w:ascii="Nunito Sans" w:cs="Nunito Sans" w:eastAsia="Nunito Sans" w:hAnsi="Nunito Sans"/>
               </w:rPr>
-              <w:t xml:space="preserve">80 / 90 / 100</w:t>
+              <w:t xml:space="preserve">80</w:t>
             </w:r>
           </w:p>
         </w:tc>
@@ -1912,7 +1912,7 @@
                 <w:szCs w:val="18"/>
                 <w:rFonts w:ascii="Nunito Sans" w:cs="Nunito Sans" w:eastAsia="Nunito Sans" w:hAnsi="Nunito Sans"/>
               </w:rPr>
-              <w:t xml:space="preserve">0–80%</w:t>
+              <w:t xml:space="preserve">0%</w:t>
             </w:r>
           </w:p>
         </w:tc>
@@ -1940,7 +1940,7 @@
                 <w:szCs w:val="18"/>
                 <w:rFonts w:ascii="Nunito Sans" w:cs="Nunito Sans" w:eastAsia="Nunito Sans" w:hAnsi="Nunito Sans"/>
               </w:rPr>
-              <w:t xml:space="preserve">s25-5</w:t>
+              <w:t xml:space="preserve">Non-Deductible</w:t>
             </w:r>
           </w:p>
         </w:tc>
@@ -1968,7 +1968,7 @@
                 <w:szCs w:val="18"/>
                 <w:rFonts w:ascii="Nunito Sans" w:cs="Nunito Sans" w:eastAsia="Nunito Sans" w:hAnsi="Nunito Sans"/>
               </w:rPr>
-              <w:t xml:space="preserve">40 / 80</w:t>
+              <w:t xml:space="preserve">—</w:t>
             </w:r>
           </w:p>
         </w:tc>
@@ -2196,7 +2196,7 @@
                 <w:szCs w:val="18"/>
                 <w:rFonts w:ascii="Nunito Sans" w:cs="Nunito Sans" w:eastAsia="Nunito Sans" w:hAnsi="Nunito Sans"/>
               </w:rPr>
-              <w:t xml:space="preserve">0–30%</w:t>
+              <w:t xml:space="preserve">0%</w:t>
             </w:r>
           </w:p>
         </w:tc>
@@ -2224,7 +2224,7 @@
                 <w:szCs w:val="18"/>
                 <w:rFonts w:ascii="Nunito Sans" w:cs="Nunito Sans" w:eastAsia="Nunito Sans" w:hAnsi="Nunito Sans"/>
               </w:rPr>
-              <w:t xml:space="preserve">s25-5</w:t>
+              <w:t xml:space="preserve">Non-Deductible</w:t>
             </w:r>
           </w:p>
         </w:tc>
@@ -2252,7 +2252,7 @@
                 <w:szCs w:val="18"/>
                 <w:rFonts w:ascii="Nunito Sans" w:cs="Nunito Sans" w:eastAsia="Nunito Sans" w:hAnsi="Nunito Sans"/>
               </w:rPr>
-              <w:t xml:space="preserve">15 / 30</w:t>
+              <w:t xml:space="preserve">—</w:t>
             </w:r>
           </w:p>
         </w:tc>
@@ -2653,7 +2653,7 @@
                 <w:szCs w:val="18"/>
                 <w:rFonts w:ascii="Nunito Sans" w:cs="Nunito Sans" w:eastAsia="Nunito Sans" w:hAnsi="Nunito Sans"/>
               </w:rPr>
-              <w:t xml:space="preserve">60–80%</w:t>
+              <w:t xml:space="preserve">70–80%</w:t>
             </w:r>
           </w:p>
         </w:tc>
@@ -2709,7 +2709,7 @@
                 <w:szCs w:val="18"/>
                 <w:rFonts w:ascii="Nunito Sans" w:cs="Nunito Sans" w:eastAsia="Nunito Sans" w:hAnsi="Nunito Sans"/>
               </w:rPr>
-              <w:t xml:space="preserve">60 / 70 / 80</w:t>
+              <w:t xml:space="preserve">70 / 75 / 80</w:t>
             </w:r>
           </w:p>
         </w:tc>
@@ -2937,7 +2937,7 @@
                 <w:szCs w:val="18"/>
                 <w:rFonts w:ascii="Nunito Sans" w:cs="Nunito Sans" w:eastAsia="Nunito Sans" w:hAnsi="Nunito Sans"/>
               </w:rPr>
-              <w:t xml:space="preserve">60–80%</w:t>
+              <w:t xml:space="preserve">70–80%</w:t>
             </w:r>
           </w:p>
         </w:tc>
@@ -2993,7 +2993,7 @@
                 <w:szCs w:val="18"/>
                 <w:rFonts w:ascii="Nunito Sans" w:cs="Nunito Sans" w:eastAsia="Nunito Sans" w:hAnsi="Nunito Sans"/>
               </w:rPr>
-              <w:t xml:space="preserve">60 / 70 / 80</w:t>
+              <w:t xml:space="preserve">70 / 75 / 80</w:t>
             </w:r>
           </w:p>
         </w:tc>
@@ -3079,7 +3079,7 @@
                 <w:szCs w:val="18"/>
                 <w:rFonts w:ascii="Nunito Sans" w:cs="Nunito Sans" w:eastAsia="Nunito Sans" w:hAnsi="Nunito Sans"/>
               </w:rPr>
-              <w:t xml:space="preserve">60–80%</w:t>
+              <w:t xml:space="preserve">70–80%</w:t>
             </w:r>
           </w:p>
         </w:tc>
@@ -3135,7 +3135,7 @@
                 <w:szCs w:val="18"/>
                 <w:rFonts w:ascii="Nunito Sans" w:cs="Nunito Sans" w:eastAsia="Nunito Sans" w:hAnsi="Nunito Sans"/>
               </w:rPr>
-              <w:t xml:space="preserve">60 / 70 / 80</w:t>
+              <w:t xml:space="preserve">70 / 75 / 80</w:t>
             </w:r>
           </w:p>
         </w:tc>
@@ -3505,7 +3505,7 @@
                 <w:szCs w:val="18"/>
                 <w:rFonts w:ascii="Nunito Sans" w:cs="Nunito Sans" w:eastAsia="Nunito Sans" w:hAnsi="Nunito Sans"/>
               </w:rPr>
-              <w:t xml:space="preserve">80–100%</w:t>
+              <w:t xml:space="preserve">80–80%</w:t>
             </w:r>
           </w:p>
         </w:tc>
@@ -3561,7 +3561,7 @@
                 <w:szCs w:val="18"/>
                 <w:rFonts w:ascii="Nunito Sans" w:cs="Nunito Sans" w:eastAsia="Nunito Sans" w:hAnsi="Nunito Sans"/>
               </w:rPr>
-              <w:t xml:space="preserve">80 / 90 / 100</w:t>
+              <w:t xml:space="preserve">80</w:t>
             </w:r>
           </w:p>
         </w:tc>
@@ -3706,7 +3706,7 @@
                 <w:szCs w:val="18"/>
                 <w:rFonts w:ascii="Nunito Sans" w:cs="Nunito Sans" w:eastAsia="Nunito Sans" w:hAnsi="Nunito Sans"/>
               </w:rPr>
-              <w:t xml:space="preserve">s8-1</w:t>
+              <w:t xml:space="preserve">s25-5 &amp; s8-1</w:t>
             </w:r>
           </w:p>
         </w:tc>
@@ -5870,7 +5870,7 @@
                 <w:szCs w:val="18"/>
                 <w:rFonts w:ascii="Nunito Sans" w:cs="Nunito Sans" w:eastAsia="Nunito Sans" w:hAnsi="Nunito Sans"/>
               </w:rPr>
-              <w:t xml:space="preserve">30–70%</w:t>
+              <w:t xml:space="preserve">0–70%</w:t>
             </w:r>
           </w:p>
         </w:tc>
@@ -5926,7 +5926,7 @@
                 <w:szCs w:val="18"/>
                 <w:rFonts w:ascii="Nunito Sans" w:cs="Nunito Sans" w:eastAsia="Nunito Sans" w:hAnsi="Nunito Sans"/>
               </w:rPr>
-              <w:t xml:space="preserve">30 / 50 / 70</w:t>
+              <w:t xml:space="preserve">35 / 70</w:t>
             </w:r>
           </w:p>
         </w:tc>
@@ -8623,7 +8623,7 @@
           <w:szCs w:val="19"/>
           <w:rFonts w:ascii="Nunito Sans" w:cs="Nunito Sans" w:eastAsia="Nunito Sans" w:hAnsi="Nunito Sans"/>
         </w:rPr>
-        <w:t xml:space="preserve">80-100% (default 80%)   ·   </w:t>
+        <w:t xml:space="preserve">80% (default 80%)   ·   </w:t>
       </w:r>
       <w:r>
         <w:rPr>
@@ -8742,7 +8742,7 @@
           <w:szCs w:val="19"/>
           <w:rFonts w:ascii="Nunito Sans" w:cs="Nunito Sans" w:eastAsia="Nunito Sans" w:hAnsi="Nunito Sans"/>
         </w:rPr>
-        <w:t xml:space="preserve">Exemplar treatment: ABP commencement is claimed under s25-5 — creates tax-free earnings, reduces taxable income, tax free over 60, no tax on withdrawals, advising on the tax implications of the commencement (Dave &amp; Sally exemplar); the SMSF ABP review in example 5.3.5 applies 80%. Use 80 as the standard and 100 where the commencement advice is wholly tax-treatment driven and documented.</w:t>
+        <w:t xml:space="preserve">Exemplar treatment is 80% under s25-5 — ABP advice creates tax-free earnings, reduces taxable income (tax free over 60, no tax on withdrawals) and advises on the tax implications of the commencement (Dave &amp; Sally exemplar; example 5.3.5 applies 80% to the ABP portfolio and drawdown review). Reduce where the commencement advice is mainly retirement lifestyle/adequacy planning.</w:t>
       </w:r>
     </w:p>
     <w:p>
@@ -8878,7 +8878,7 @@
           <w:szCs w:val="19"/>
           <w:rFonts w:ascii="Nunito Sans" w:cs="Nunito Sans" w:eastAsia="Nunito Sans" w:hAnsi="Nunito Sans"/>
         </w:rPr>
-        <w:t xml:space="preserve">80-100% (default 80%)   ·   </w:t>
+        <w:t xml:space="preserve">80% (default 80%)   ·   </w:t>
       </w:r>
       <w:r>
         <w:rPr>
@@ -8997,7 +8997,7 @@
           <w:szCs w:val="19"/>
           <w:rFonts w:ascii="Nunito Sans" w:cs="Nunito Sans" w:eastAsia="Nunito Sans" w:hAnsi="Nunito Sans"/>
         </w:rPr>
-        <w:t xml:space="preserve">Aligned with the ABP exemplar treatment — a TTR involves the same pension tax mechanics (pension tax treatment, PAYG reduction, contribution recycling). Use 80 as the standard and 100 where the advice is wholly tax-driven and documented.</w:t>
+        <w:t xml:space="preserve">Aligned with the ABP exemplar treatment (80%) — a TTR involves the same pension tax mechanics (pension tax treatment, PAYG reduction, contribution recycling). Reduce where the advice is mainly a work-transition/lifestyle recommendation.</w:t>
       </w:r>
     </w:p>
     <w:p>
@@ -9388,7 +9388,7 @@
           <w:szCs w:val="19"/>
           <w:rFonts w:ascii="Nunito Sans" w:cs="Nunito Sans" w:eastAsia="Nunito Sans" w:hAnsi="Nunito Sans"/>
         </w:rPr>
-        <w:t xml:space="preserve">0-80% (default 0%)   ·   </w:t>
+        <w:t xml:space="preserve">0%   ·   </w:t>
       </w:r>
       <w:r>
         <w:rPr>
@@ -9414,7 +9414,7 @@
           <w:szCs w:val="19"/>
           <w:rFonts w:ascii="Nunito Sans" w:cs="Nunito Sans" w:eastAsia="Nunito Sans" w:hAnsi="Nunito Sans"/>
         </w:rPr>
-        <w:t xml:space="preserve">s25-5</w:t>
+        <w:t xml:space="preserve">Non-Deductible</w:t>
       </w:r>
     </w:p>
     <w:p>
@@ -9507,7 +9507,7 @@
           <w:szCs w:val="19"/>
           <w:rFonts w:ascii="Nunito Sans" w:cs="Nunito Sans" w:eastAsia="Nunito Sans" w:hAnsi="Nunito Sans"/>
         </w:rPr>
-        <w:t xml:space="preserve">A like-for-like platform move remains implementation/capital (0%). The licensee strategy-basis exemplar applies 80% s25-5 to “rollover super to new SMSF — setting up the SMSF including providing advice on the tax implications”. Use the higher end only where the rollover advice includes documented tax-implications analysis.</w:t>
+        <w:t xml:space="preserve">No exemplar supports deductibility for a like-for-like fund/platform rollover — the character is product replacement and implementation, consistent with example 5.3.4’s 0% for the super portfolio review. A rollover to a NEW SMSF that includes advice on the tax implications is the exemplified 80% case — record it on the SMSF Establishment and Structuring row instead.</w:t>
       </w:r>
     </w:p>
     <w:p>
@@ -9538,7 +9538,7 @@
           <w:szCs w:val="19"/>
           <w:rFonts w:ascii="Nunito Sans" w:cs="Nunito Sans" w:eastAsia="Nunito Sans" w:hAnsi="Nunito Sans"/>
         </w:rPr>
-        <w:t xml:space="preserve">Rollover advice is deductible under s25-5 to the extent it advises on the tax implications of the rollover (per the exemplar); pure product replacement and implementation remain non-deductible.</w:t>
+        <w:t xml:space="preserve">Product replacement and implementation advice is capital/structural. The exemplified deductible rollover (to a new SMSF, including tax implications) is handled by the SMSF Establishment row.</w:t>
       </w:r>
     </w:p>
     <w:p>
@@ -9898,7 +9898,7 @@
           <w:szCs w:val="19"/>
           <w:rFonts w:ascii="Nunito Sans" w:cs="Nunito Sans" w:eastAsia="Nunito Sans" w:hAnsi="Nunito Sans"/>
         </w:rPr>
-        <w:t xml:space="preserve">0-30% (default 0%)   ·   </w:t>
+        <w:t xml:space="preserve">0%   ·   </w:t>
       </w:r>
       <w:r>
         <w:rPr>
@@ -9924,7 +9924,7 @@
           <w:szCs w:val="19"/>
           <w:rFonts w:ascii="Nunito Sans" w:cs="Nunito Sans" w:eastAsia="Nunito Sans" w:hAnsi="Nunito Sans"/>
         </w:rPr>
-        <w:t xml:space="preserve">s25-5</w:t>
+        <w:t xml:space="preserve">Non-Deductible</w:t>
       </w:r>
     </w:p>
     <w:p>
@@ -10017,7 +10017,7 @@
           <w:szCs w:val="19"/>
           <w:rFonts w:ascii="Nunito Sans" w:cs="Nunito Sans" w:eastAsia="Nunito Sans" w:hAnsi="Nunito Sans"/>
         </w:rPr>
-        <w:t xml:space="preserve">Example 5.3.4 applies 0% to reviewing the super portfolio — “not managing individual tax affairs, not producing assessable income”. Use 0 as the default; a modest component only where distinct tax-affairs analysis inside super (pension tax, component treatment) is separately documented.</w:t>
+        <w:t xml:space="preserve">Example 5.3.4 applies 0% to reviewing the super portfolio — “not managing individual tax affairs, not producing assessable income” — under both heads. Where the recurring work is PENSION drawdown/tax management, use the Ongoing Superannuation &amp; Pension Management row (up to 80% per example 5.3.5) instead.</w:t>
       </w:r>
     </w:p>
     <w:p>
@@ -10048,7 +10048,7 @@
           <w:szCs w:val="19"/>
           <w:rFonts w:ascii="Nunito Sans" w:cs="Nunito Sans" w:eastAsia="Nunito Sans" w:hAnsi="Nunito Sans"/>
         </w:rPr>
-        <w:t xml:space="preserve">Mixed super investment and retirement advice. Deductible component depends on identifiable recurring investment/tax management; accumulation and retirement planning components remain private/capital.</w:t>
+        <w:t xml:space="preserve">Reviewing/optimising the super investment strategy is neither managing the member’s tax affairs nor producing the member’s assessable income (example 5.3.4). Pension drawdown tax management belongs on the ongoing super &amp; pension row.</w:t>
       </w:r>
     </w:p>
     <w:p>
@@ -10649,7 +10649,7 @@
           <w:szCs w:val="19"/>
           <w:rFonts w:ascii="Nunito Sans" w:cs="Nunito Sans" w:eastAsia="Nunito Sans" w:hAnsi="Nunito Sans"/>
         </w:rPr>
-        <w:t xml:space="preserve">60-80% (default 60%)   ·   </w:t>
+        <w:t xml:space="preserve">70-80% (default 70%)   ·   </w:t>
       </w:r>
       <w:r>
         <w:rPr>
@@ -10768,7 +10768,7 @@
           <w:szCs w:val="19"/>
           <w:rFonts w:ascii="Nunito Sans" w:cs="Nunito Sans" w:eastAsia="Nunito Sans" w:hAnsi="Nunito Sans"/>
         </w:rPr>
-        <w:t xml:space="preserve">Lower end where rebalancing involves new capital deployment, major restructuring or new product acquisition. Higher end where advice maintains existing income-producing assets and is recurring in nature. Do not use for first-time portfolio establishment.</w:t>
+        <w:t xml:space="preserve">Treated as the exemplified review of existing assessable-income-generating investments — 70% (example 5.3.4) to 80% (example 5.3.5 and the firm exemplar invoices), under both s8-1 and s25-5. Reduce where rebalancing involves substantial new capital deployment or first-time establishment.</w:t>
       </w:r>
     </w:p>
     <w:p>
@@ -10992,7 +10992,7 @@
           <w:szCs w:val="19"/>
           <w:rFonts w:ascii="Nunito Sans" w:cs="Nunito Sans" w:eastAsia="Nunito Sans" w:hAnsi="Nunito Sans"/>
         </w:rPr>
-        <w:t xml:space="preserve">Use when advice analyses borrowing to acquire or hold income-producing investments, deductible debt purpose, interest deductibility and gearing tax consequences.</w:t>
+        <w:t xml:space="preserve">Use for debt structuring advice on investment borrowings — investment property loans, share/portfolio loans, refinancing and restructuring of deductible debt, loan splitting, borrowing to acquire or hold income-producing investments, interest deductibility and gearing tax consequences. (Bank account / mortgage offset structuring is a separate strategy.)</w:t>
       </w:r>
     </w:p>
     <w:p>
@@ -11023,7 +11023,7 @@
           <w:szCs w:val="19"/>
           <w:rFonts w:ascii="Nunito Sans" w:cs="Nunito Sans" w:eastAsia="Nunito Sans" w:hAnsi="Nunito Sans"/>
         </w:rPr>
-        <w:t xml:space="preserve">Lower end where advice includes wealth creation, home loan restructuring or cashflow planning. Higher end where debt purpose tracing, interest deductibility analysis and investment income nexus are detailed. Do not include private home debt management in this allocation.</w:t>
+        <w:t xml:space="preserve">House treatment is 70-100% — the advice manages deductible investment debt and its interest deductibility (s8-1 nexus to the investment income). Use the lower end where the work includes private/home-loan elements; 100 only where the engagement is wholly investment-debt structuring with documented purpose tracing.</w:t>
       </w:r>
     </w:p>
     <w:p>
@@ -11054,7 +11054,7 @@
           <w:szCs w:val="19"/>
           <w:rFonts w:ascii="Nunito Sans" w:cs="Nunito Sans" w:eastAsia="Nunito Sans" w:hAnsi="Nunito Sans"/>
         </w:rPr>
-        <w:t xml:space="preserve">Mixed debt/investment advice. Deductible component depends on nexus between borrowing purpose, investment income production and tax affairs analysis.</w:t>
+        <w:t xml:space="preserve">Structuring and managing deductible investment debt (property/share loans, refinancing) has an s8-1 nexus to the assessable income the borrowings produce; private debt elements are apportioned out.</w:t>
       </w:r>
     </w:p>
     <w:p>
@@ -11159,7 +11159,7 @@
           <w:szCs w:val="19"/>
           <w:rFonts w:ascii="Nunito Sans" w:cs="Nunito Sans" w:eastAsia="Nunito Sans" w:hAnsi="Nunito Sans"/>
         </w:rPr>
-        <w:t xml:space="preserve">60-80% (default 60%)   ·   </w:t>
+        <w:t xml:space="preserve">70-80% (default 70%)   ·   </w:t>
       </w:r>
       <w:r>
         <w:rPr>
@@ -11278,7 +11278,7 @@
           <w:szCs w:val="19"/>
           <w:rFonts w:ascii="Nunito Sans" w:cs="Nunito Sans" w:eastAsia="Nunito Sans" w:hAnsi="Nunito Sans"/>
         </w:rPr>
-        <w:t xml:space="preserve">Lower end where ETF advice involves new capital deployment, product replacement or strategic repositioning. Higher end where review relates to existing ETF income-producing holdings and recurring portfolio maintenance. Do not use for initial ETF portfolio creation.</w:t>
+        <w:t xml:space="preserve">A species of the exemplified existing-investment review — 70-80% under both s8-1 and s25-5 (examples 5.3.4 / 5.3.5). Reduce where the ETF advice deploys new capital or creates a first-time portfolio.</w:t>
       </w:r>
     </w:p>
     <w:p>
@@ -11414,7 +11414,7 @@
           <w:szCs w:val="19"/>
           <w:rFonts w:ascii="Nunito Sans" w:cs="Nunito Sans" w:eastAsia="Nunito Sans" w:hAnsi="Nunito Sans"/>
         </w:rPr>
-        <w:t xml:space="preserve">60-80% (default 60%)   ·   </w:t>
+        <w:t xml:space="preserve">70-80% (default 70%)   ·   </w:t>
       </w:r>
       <w:r>
         <w:rPr>
@@ -11533,7 +11533,7 @@
           <w:szCs w:val="19"/>
           <w:rFonts w:ascii="Nunito Sans" w:cs="Nunito Sans" w:eastAsia="Nunito Sans" w:hAnsi="Nunito Sans"/>
         </w:rPr>
-        <w:t xml:space="preserve">Lower end where advice recommends replacement products, new acquisitions or platform changes. Higher end where it is a recurring review of existing income-producing holdings. Do not include establishment or product switch implementation without apportionment.</w:t>
+        <w:t xml:space="preserve">A species of the exemplified existing-investment review — 70-80% under both s8-1 and s25-5 (examples 5.3.4 / 5.3.5). Reduce where the advice replaces products or deploys new capital.</w:t>
       </w:r>
     </w:p>
     <w:p>
@@ -12179,7 +12179,7 @@
           <w:szCs w:val="19"/>
           <w:rFonts w:ascii="Nunito Sans" w:cs="Nunito Sans" w:eastAsia="Nunito Sans" w:hAnsi="Nunito Sans"/>
         </w:rPr>
-        <w:t xml:space="preserve">80-100% (default 80%)   ·   </w:t>
+        <w:t xml:space="preserve">80% (default 80%)   ·   </w:t>
       </w:r>
       <w:r>
         <w:rPr>
@@ -12298,7 +12298,7 @@
           <w:szCs w:val="19"/>
           <w:rFonts w:ascii="Nunito Sans" w:cs="Nunito Sans" w:eastAsia="Nunito Sans" w:hAnsi="Nunito Sans"/>
         </w:rPr>
-        <w:t xml:space="preserve">Exemplar treatment: structuring assets to reduce assessable income by investing in an internally taxed investment bond, including advising on the tax implications, is claimed under s25-5 (Dave &amp; Sally exemplar; the firm exemplar invoice applies 80% to investment &amp; education bonds). Use 80 as the standard; reduce where the advice is mainly product selection with no tax analysis.</w:t>
+        <w:t xml:space="preserve">Exemplar treatment is 80% under s25-5 — structuring assets to reduce assessable income by investing in an internally taxed investment bond, including advising on the tax implications (Dave &amp; Sally exemplar; the firm exemplar invoice applies 80% to investment &amp; education bonds). Reduce where the advice is mainly product selection with no tax analysis.</w:t>
       </w:r>
     </w:p>
     <w:p>
@@ -12477,7 +12477,7 @@
           <w:szCs w:val="19"/>
           <w:rFonts w:ascii="Nunito Sans" w:cs="Nunito Sans" w:eastAsia="Nunito Sans" w:hAnsi="Nunito Sans"/>
         </w:rPr>
-        <w:t xml:space="preserve">s8-1</w:t>
+        <w:t xml:space="preserve">s25-5 &amp; s8-1</w:t>
       </w:r>
     </w:p>
     <w:p>
@@ -12508,7 +12508,7 @@
           <w:szCs w:val="19"/>
           <w:rFonts w:ascii="Nunito Sans" w:cs="Nunito Sans" w:eastAsia="Nunito Sans" w:hAnsi="Nunito Sans"/>
         </w:rPr>
-        <w:t xml:space="preserve">“Premiums are tax-deductible as the policy secures assessable replacement income (e.g., Income Protection) (s8-1)”</w:t>
+        <w:t xml:space="preserve">“Tax-deductible premiums for covering assessable income (s8-1 and s25-5)”</w:t>
       </w:r>
     </w:p>
     <w:p>
@@ -13304,7 +13304,7 @@
           <w:szCs w:val="19"/>
           <w:rFonts w:ascii="Nunito Sans" w:cs="Nunito Sans" w:eastAsia="Nunito Sans" w:hAnsi="Nunito Sans"/>
         </w:rPr>
-        <w:t xml:space="preserve">Exemplar treatment is 20% under s25-5 — “consideration of tax implications if funds are paid out before age 60 or to a non-dependent beneficiary” (example 5.3.4 and the strategy-basis exemplar both apply 20%). The remaining 80% is private protection advice.</w:t>
+        <w:t xml:space="preserve">Exemplar treatment is 20% under s25-5 — “consideration of tax implications if funds are paid out before age 60 or to a non-dependent beneficiary” (example 5.3.4 and the strategy-basis exemplar both apply 20%, and their row covers the linked bundle “Life, TPD (Super) trauma – review”). The remaining 80% is private protection advice. Note: the premiums themselves are not deductible to the member — this percentage is for the ADVICE FEE only.</w:t>
       </w:r>
     </w:p>
     <w:p>
@@ -14789,7 +14789,7 @@
           <w:szCs w:val="19"/>
           <w:rFonts w:ascii="Nunito Sans" w:cs="Nunito Sans" w:eastAsia="Nunito Sans" w:hAnsi="Nunito Sans"/>
         </w:rPr>
-        <w:t xml:space="preserve">Use when advice analyses converting private debt into investment debt, borrowing purpose tracing, interest deductibility and investment income nexus.</w:t>
+        <w:t xml:space="preserve">Use for debt structuring advice converting private debt into deductible investment debt — refinancing, loan splitting, redraw/borrowing against equity to invest (property or share portfolios), borrowing purpose tracing and interest deductibility. (Bank account / mortgage offset structuring is a separate strategy.)</w:t>
       </w:r>
     </w:p>
     <w:p>
@@ -14820,7 +14820,7 @@
           <w:szCs w:val="19"/>
           <w:rFonts w:ascii="Nunito Sans" w:cs="Nunito Sans" w:eastAsia="Nunito Sans" w:hAnsi="Nunito Sans"/>
         </w:rPr>
-        <w:t xml:space="preserve">Lower end where advice is mainly home loan management, budgeting or wealth creation. Higher end where borrowing purpose, debt tracing, investment nexus and interest deductibility analysis are detailed. Do not apply a blanket percentage without tracing and tax evidence.</w:t>
+        <w:t xml:space="preserve">House treatment is 70-100% — the advice structures deductible investment debt and its interest deductibility. Use the lower end where the work is substantially home-loan management; 100 only where the engagement is wholly investment-debt structuring with documented tracing.</w:t>
       </w:r>
     </w:p>
     <w:p>
@@ -16217,7 +16217,7 @@
           <w:szCs w:val="19"/>
           <w:rFonts w:ascii="Nunito Sans" w:cs="Nunito Sans" w:eastAsia="Nunito Sans" w:hAnsi="Nunito Sans"/>
         </w:rPr>
-        <w:t xml:space="preserve">30-70% (default 30%)   ·   </w:t>
+        <w:t xml:space="preserve">0-70% (default 0%)   ·   </w:t>
       </w:r>
       <w:r>
         <w:rPr>
@@ -16336,7 +16336,7 @@
           <w:szCs w:val="19"/>
           <w:rFonts w:ascii="Nunito Sans" w:cs="Nunito Sans" w:eastAsia="Nunito Sans" w:hAnsi="Nunito Sans"/>
         </w:rPr>
-        <w:t xml:space="preserve">Lower end where work is compliance documentation or new investment acquisition. Higher end where recurring review of existing income-producing SMSF assets and tax/income management is documented. Do not equate compliance review with deductible tax advice.</w:t>
+        <w:t xml:space="preserve">No direct exemplar. Floor is 0 in line with example 5.3.4 (a portfolio/compliance review on its own attracts nothing); use the higher end only where the recurring work is pension-phase tax management (ECPI, drawdown — cf. example 5.3.5’s 80% for the SMSF pension review) with documented tax analysis.</w:t>
       </w:r>
     </w:p>
     <w:p>

--- a/MWS_Fee_Apportioning_Rules_Spec.docx
+++ b/MWS_Fee_Apportioning_Rules_Spec.docx
@@ -356,6 +356,37 @@
           <w:rFonts w:ascii="ABC Arizona Flare" w:cs="ABC Arizona Flare" w:eastAsia="ABC Arizona Flare" w:hAnsi="ABC Arizona Flare"/>
         </w:rPr>
         <w:t xml:space="preserve">Summary — All Strategies</w:t>
+      </w:r>
+    </w:p>
+    <w:p>
+      <w:pPr>
+        <w:spacing w:before="30" w:after="70" w:line="266"/>
+      </w:pPr>
+      <w:r>
+        <w:rPr>
+          <w:b/>
+          <w:bCs/>
+          <w:i w:val="false"/>
+          <w:iCs w:val="false"/>
+          <w:color w:val="1a1a1a"/>
+          <w:sz w:val="19"/>
+          <w:szCs w:val="19"/>
+          <w:rFonts w:ascii="Nunito Sans" w:cs="Nunito Sans" w:eastAsia="Nunito Sans" w:hAnsi="Nunito Sans"/>
+        </w:rPr>
+        <w:t xml:space="preserve">Highlighted ⚠ rows are NOT directly supported by an exemplar</w:t>
+      </w:r>
+      <w:r>
+        <w:rPr>
+          <w:b w:val="false"/>
+          <w:bCs w:val="false"/>
+          <w:i w:val="false"/>
+          <w:iCs w:val="false"/>
+          <w:color w:val="1a1a1a"/>
+          <w:sz w:val="19"/>
+          <w:szCs w:val="19"/>
+          <w:rFonts w:ascii="Nunito Sans" w:cs="Nunito Sans" w:eastAsia="Nunito Sans" w:hAnsi="Nunito Sans"/>
+        </w:rPr>
+        <w:t xml:space="preserve"> — they are house settings or analogies and require manual review and approval by the team (full reasons in the “Items Requiring Manual Review” section).</w:t>
       </w:r>
     </w:p>
     <w:tbl>
@@ -983,6 +1014,858 @@
         <w:tc>
           <w:tcPr>
             <w:tcW w:type="dxa" w:w="2950"/>
+            <w:shd w:fill="FFF3B8" w:val="clear"/>
+            <w:tcMar>
+              <w:top w:type="dxa" w:w="60"/>
+              <w:left w:type="dxa" w:w="110"/>
+              <w:bottom w:type="dxa" w:w="60"/>
+              <w:right w:type="dxa" w:w="110"/>
+            </w:tcMar>
+          </w:tcPr>
+          <w:p>
+            <w:pPr>
+              <w:spacing w:before="0" w:after="0" w:line="250"/>
+            </w:pPr>
+            <w:r>
+              <w:rPr>
+                <w:b/>
+                <w:bCs/>
+                <w:color w:val="1a1a1a"/>
+                <w:sz w:val="18"/>
+                <w:szCs w:val="18"/>
+                <w:rFonts w:ascii="Nunito Sans" w:cs="Nunito Sans" w:eastAsia="Nunito Sans" w:hAnsi="Nunito Sans"/>
+              </w:rPr>
+              <w:t xml:space="preserve">⚠ Spouse Contributions / Contribution Splitting</w:t>
+            </w:r>
+          </w:p>
+        </w:tc>
+        <w:tc>
+          <w:tcPr>
+            <w:tcW w:type="dxa" w:w="1050"/>
+            <w:shd w:fill="FFF3B8" w:val="clear"/>
+            <w:tcMar>
+              <w:top w:type="dxa" w:w="60"/>
+              <w:left w:type="dxa" w:w="110"/>
+              <w:bottom w:type="dxa" w:w="60"/>
+              <w:right w:type="dxa" w:w="110"/>
+            </w:tcMar>
+          </w:tcPr>
+          <w:p>
+            <w:pPr>
+              <w:spacing w:before="0" w:after="0" w:line="250"/>
+            </w:pPr>
+            <w:r>
+              <w:rPr>
+                <w:b w:val="false"/>
+                <w:bCs w:val="false"/>
+                <w:color w:val="1a1a1a"/>
+                <w:sz w:val="18"/>
+                <w:szCs w:val="18"/>
+                <w:rFonts w:ascii="Nunito Sans" w:cs="Nunito Sans" w:eastAsia="Nunito Sans" w:hAnsi="Nunito Sans"/>
+              </w:rPr>
+              <w:t xml:space="preserve">5–15%</w:t>
+            </w:r>
+          </w:p>
+        </w:tc>
+        <w:tc>
+          <w:tcPr>
+            <w:tcW w:type="dxa" w:w="1200"/>
+            <w:shd w:fill="FFF3B8" w:val="clear"/>
+            <w:tcMar>
+              <w:top w:type="dxa" w:w="60"/>
+              <w:left w:type="dxa" w:w="110"/>
+              <w:bottom w:type="dxa" w:w="60"/>
+              <w:right w:type="dxa" w:w="110"/>
+            </w:tcMar>
+          </w:tcPr>
+          <w:p>
+            <w:pPr>
+              <w:spacing w:before="0" w:after="0" w:line="250"/>
+            </w:pPr>
+            <w:r>
+              <w:rPr>
+                <w:b w:val="false"/>
+                <w:bCs w:val="false"/>
+                <w:color w:val="1a1a1a"/>
+                <w:sz w:val="18"/>
+                <w:szCs w:val="18"/>
+                <w:rFonts w:ascii="Nunito Sans" w:cs="Nunito Sans" w:eastAsia="Nunito Sans" w:hAnsi="Nunito Sans"/>
+              </w:rPr>
+              <w:t xml:space="preserve">0–30%</w:t>
+            </w:r>
+          </w:p>
+        </w:tc>
+        <w:tc>
+          <w:tcPr>
+            <w:tcW w:type="dxa" w:w="1150"/>
+            <w:shd w:fill="FFF3B8" w:val="clear"/>
+            <w:tcMar>
+              <w:top w:type="dxa" w:w="60"/>
+              <w:left w:type="dxa" w:w="110"/>
+              <w:bottom w:type="dxa" w:w="60"/>
+              <w:right w:type="dxa" w:w="110"/>
+            </w:tcMar>
+          </w:tcPr>
+          <w:p>
+            <w:pPr>
+              <w:spacing w:before="0" w:after="0" w:line="250"/>
+            </w:pPr>
+            <w:r>
+              <w:rPr>
+                <w:b w:val="false"/>
+                <w:bCs w:val="false"/>
+                <w:color w:val="1a1a1a"/>
+                <w:sz w:val="18"/>
+                <w:szCs w:val="18"/>
+                <w:rFonts w:ascii="Nunito Sans" w:cs="Nunito Sans" w:eastAsia="Nunito Sans" w:hAnsi="Nunito Sans"/>
+              </w:rPr>
+              <w:t xml:space="preserve">s25-5</w:t>
+            </w:r>
+          </w:p>
+        </w:tc>
+        <w:tc>
+          <w:tcPr>
+            <w:tcW w:type="dxa" w:w="2676"/>
+            <w:shd w:fill="FFF3B8" w:val="clear"/>
+            <w:tcMar>
+              <w:top w:type="dxa" w:w="60"/>
+              <w:left w:type="dxa" w:w="110"/>
+              <w:bottom w:type="dxa" w:w="60"/>
+              <w:right w:type="dxa" w:w="110"/>
+            </w:tcMar>
+          </w:tcPr>
+          <w:p>
+            <w:pPr>
+              <w:spacing w:before="0" w:after="0" w:line="250"/>
+            </w:pPr>
+            <w:r>
+              <w:rPr>
+                <w:b w:val="false"/>
+                <w:bCs w:val="false"/>
+                <w:color w:val="1a1a1a"/>
+                <w:sz w:val="18"/>
+                <w:szCs w:val="18"/>
+                <w:rFonts w:ascii="Nunito Sans" w:cs="Nunito Sans" w:eastAsia="Nunito Sans" w:hAnsi="Nunito Sans"/>
+              </w:rPr>
+              <w:t xml:space="preserve">15 / 30</w:t>
+            </w:r>
+          </w:p>
+        </w:tc>
+      </w:tr>
+      <w:tr>
+        <w:tc>
+          <w:tcPr>
+            <w:tcW w:type="dxa" w:w="2950"/>
+            <w:shd w:fill="FFF3B8" w:val="clear"/>
+            <w:tcMar>
+              <w:top w:type="dxa" w:w="60"/>
+              <w:left w:type="dxa" w:w="110"/>
+              <w:bottom w:type="dxa" w:w="60"/>
+              <w:right w:type="dxa" w:w="110"/>
+            </w:tcMar>
+          </w:tcPr>
+          <w:p>
+            <w:pPr>
+              <w:spacing w:before="0" w:after="0" w:line="250"/>
+            </w:pPr>
+            <w:r>
+              <w:rPr>
+                <w:b/>
+                <w:bCs/>
+                <w:color w:val="1a1a1a"/>
+                <w:sz w:val="18"/>
+                <w:szCs w:val="18"/>
+                <w:rFonts w:ascii="Nunito Sans" w:cs="Nunito Sans" w:eastAsia="Nunito Sans" w:hAnsi="Nunito Sans"/>
+              </w:rPr>
+              <w:t xml:space="preserve">⚠ Downsizer Contributions</w:t>
+            </w:r>
+          </w:p>
+        </w:tc>
+        <w:tc>
+          <w:tcPr>
+            <w:tcW w:type="dxa" w:w="1050"/>
+            <w:shd w:fill="FFF3B8" w:val="clear"/>
+            <w:tcMar>
+              <w:top w:type="dxa" w:w="60"/>
+              <w:left w:type="dxa" w:w="110"/>
+              <w:bottom w:type="dxa" w:w="60"/>
+              <w:right w:type="dxa" w:w="110"/>
+            </w:tcMar>
+          </w:tcPr>
+          <w:p>
+            <w:pPr>
+              <w:spacing w:before="0" w:after="0" w:line="250"/>
+            </w:pPr>
+            <w:r>
+              <w:rPr>
+                <w:b w:val="false"/>
+                <w:bCs w:val="false"/>
+                <w:color w:val="1a1a1a"/>
+                <w:sz w:val="18"/>
+                <w:szCs w:val="18"/>
+                <w:rFonts w:ascii="Nunito Sans" w:cs="Nunito Sans" w:eastAsia="Nunito Sans" w:hAnsi="Nunito Sans"/>
+              </w:rPr>
+              <w:t xml:space="preserve">5–15%</w:t>
+            </w:r>
+          </w:p>
+        </w:tc>
+        <w:tc>
+          <w:tcPr>
+            <w:tcW w:type="dxa" w:w="1200"/>
+            <w:shd w:fill="FFF3B8" w:val="clear"/>
+            <w:tcMar>
+              <w:top w:type="dxa" w:w="60"/>
+              <w:left w:type="dxa" w:w="110"/>
+              <w:bottom w:type="dxa" w:w="60"/>
+              <w:right w:type="dxa" w:w="110"/>
+            </w:tcMar>
+          </w:tcPr>
+          <w:p>
+            <w:pPr>
+              <w:spacing w:before="0" w:after="0" w:line="250"/>
+            </w:pPr>
+            <w:r>
+              <w:rPr>
+                <w:b w:val="false"/>
+                <w:bCs w:val="false"/>
+                <w:color w:val="1a1a1a"/>
+                <w:sz w:val="18"/>
+                <w:szCs w:val="18"/>
+                <w:rFonts w:ascii="Nunito Sans" w:cs="Nunito Sans" w:eastAsia="Nunito Sans" w:hAnsi="Nunito Sans"/>
+              </w:rPr>
+              <w:t xml:space="preserve">0–20%</w:t>
+            </w:r>
+          </w:p>
+        </w:tc>
+        <w:tc>
+          <w:tcPr>
+            <w:tcW w:type="dxa" w:w="1150"/>
+            <w:shd w:fill="FFF3B8" w:val="clear"/>
+            <w:tcMar>
+              <w:top w:type="dxa" w:w="60"/>
+              <w:left w:type="dxa" w:w="110"/>
+              <w:bottom w:type="dxa" w:w="60"/>
+              <w:right w:type="dxa" w:w="110"/>
+            </w:tcMar>
+          </w:tcPr>
+          <w:p>
+            <w:pPr>
+              <w:spacing w:before="0" w:after="0" w:line="250"/>
+            </w:pPr>
+            <w:r>
+              <w:rPr>
+                <w:b w:val="false"/>
+                <w:bCs w:val="false"/>
+                <w:color w:val="1a1a1a"/>
+                <w:sz w:val="18"/>
+                <w:szCs w:val="18"/>
+                <w:rFonts w:ascii="Nunito Sans" w:cs="Nunito Sans" w:eastAsia="Nunito Sans" w:hAnsi="Nunito Sans"/>
+              </w:rPr>
+              <w:t xml:space="preserve">s25-5</w:t>
+            </w:r>
+          </w:p>
+        </w:tc>
+        <w:tc>
+          <w:tcPr>
+            <w:tcW w:type="dxa" w:w="2676"/>
+            <w:shd w:fill="FFF3B8" w:val="clear"/>
+            <w:tcMar>
+              <w:top w:type="dxa" w:w="60"/>
+              <w:left w:type="dxa" w:w="110"/>
+              <w:bottom w:type="dxa" w:w="60"/>
+              <w:right w:type="dxa" w:w="110"/>
+            </w:tcMar>
+          </w:tcPr>
+          <w:p>
+            <w:pPr>
+              <w:spacing w:before="0" w:after="0" w:line="250"/>
+            </w:pPr>
+            <w:r>
+              <w:rPr>
+                <w:b w:val="false"/>
+                <w:bCs w:val="false"/>
+                <w:color w:val="1a1a1a"/>
+                <w:sz w:val="18"/>
+                <w:szCs w:val="18"/>
+                <w:rFonts w:ascii="Nunito Sans" w:cs="Nunito Sans" w:eastAsia="Nunito Sans" w:hAnsi="Nunito Sans"/>
+              </w:rPr>
+              <w:t xml:space="preserve">10 / 20</w:t>
+            </w:r>
+          </w:p>
+        </w:tc>
+      </w:tr>
+      <w:tr>
+        <w:tc>
+          <w:tcPr>
+            <w:tcW w:type="dxa" w:w="2950"/>
+            <w:shd w:fill="FFF3B8" w:val="clear"/>
+            <w:tcMar>
+              <w:top w:type="dxa" w:w="60"/>
+              <w:left w:type="dxa" w:w="110"/>
+              <w:bottom w:type="dxa" w:w="60"/>
+              <w:right w:type="dxa" w:w="110"/>
+            </w:tcMar>
+          </w:tcPr>
+          <w:p>
+            <w:pPr>
+              <w:spacing w:before="0" w:after="0" w:line="250"/>
+            </w:pPr>
+            <w:r>
+              <w:rPr>
+                <w:b/>
+                <w:bCs/>
+                <w:color w:val="1a1a1a"/>
+                <w:sz w:val="18"/>
+                <w:szCs w:val="18"/>
+                <w:rFonts w:ascii="Nunito Sans" w:cs="Nunito Sans" w:eastAsia="Nunito Sans" w:hAnsi="Nunito Sans"/>
+              </w:rPr>
+              <w:t xml:space="preserve">⚠ Re-contribution Strategy</w:t>
+            </w:r>
+          </w:p>
+        </w:tc>
+        <w:tc>
+          <w:tcPr>
+            <w:tcW w:type="dxa" w:w="1050"/>
+            <w:shd w:fill="FFF3B8" w:val="clear"/>
+            <w:tcMar>
+              <w:top w:type="dxa" w:w="60"/>
+              <w:left w:type="dxa" w:w="110"/>
+              <w:bottom w:type="dxa" w:w="60"/>
+              <w:right w:type="dxa" w:w="110"/>
+            </w:tcMar>
+          </w:tcPr>
+          <w:p>
+            <w:pPr>
+              <w:spacing w:before="0" w:after="0" w:line="250"/>
+            </w:pPr>
+            <w:r>
+              <w:rPr>
+                <w:b w:val="false"/>
+                <w:bCs w:val="false"/>
+                <w:color w:val="1a1a1a"/>
+                <w:sz w:val="18"/>
+                <w:szCs w:val="18"/>
+                <w:rFonts w:ascii="Nunito Sans" w:cs="Nunito Sans" w:eastAsia="Nunito Sans" w:hAnsi="Nunito Sans"/>
+              </w:rPr>
+              <w:t xml:space="preserve">5–20%</w:t>
+            </w:r>
+          </w:p>
+        </w:tc>
+        <w:tc>
+          <w:tcPr>
+            <w:tcW w:type="dxa" w:w="1200"/>
+            <w:shd w:fill="FFF3B8" w:val="clear"/>
+            <w:tcMar>
+              <w:top w:type="dxa" w:w="60"/>
+              <w:left w:type="dxa" w:w="110"/>
+              <w:bottom w:type="dxa" w:w="60"/>
+              <w:right w:type="dxa" w:w="110"/>
+            </w:tcMar>
+          </w:tcPr>
+          <w:p>
+            <w:pPr>
+              <w:spacing w:before="0" w:after="0" w:line="250"/>
+            </w:pPr>
+            <w:r>
+              <w:rPr>
+                <w:b w:val="false"/>
+                <w:bCs w:val="false"/>
+                <w:color w:val="1a1a1a"/>
+                <w:sz w:val="18"/>
+                <w:szCs w:val="18"/>
+                <w:rFonts w:ascii="Nunito Sans" w:cs="Nunito Sans" w:eastAsia="Nunito Sans" w:hAnsi="Nunito Sans"/>
+              </w:rPr>
+              <w:t xml:space="preserve">0–30%</w:t>
+            </w:r>
+          </w:p>
+        </w:tc>
+        <w:tc>
+          <w:tcPr>
+            <w:tcW w:type="dxa" w:w="1150"/>
+            <w:shd w:fill="FFF3B8" w:val="clear"/>
+            <w:tcMar>
+              <w:top w:type="dxa" w:w="60"/>
+              <w:left w:type="dxa" w:w="110"/>
+              <w:bottom w:type="dxa" w:w="60"/>
+              <w:right w:type="dxa" w:w="110"/>
+            </w:tcMar>
+          </w:tcPr>
+          <w:p>
+            <w:pPr>
+              <w:spacing w:before="0" w:after="0" w:line="250"/>
+            </w:pPr>
+            <w:r>
+              <w:rPr>
+                <w:b w:val="false"/>
+                <w:bCs w:val="false"/>
+                <w:color w:val="1a1a1a"/>
+                <w:sz w:val="18"/>
+                <w:szCs w:val="18"/>
+                <w:rFonts w:ascii="Nunito Sans" w:cs="Nunito Sans" w:eastAsia="Nunito Sans" w:hAnsi="Nunito Sans"/>
+              </w:rPr>
+              <w:t xml:space="preserve">s25-5</w:t>
+            </w:r>
+          </w:p>
+        </w:tc>
+        <w:tc>
+          <w:tcPr>
+            <w:tcW w:type="dxa" w:w="2676"/>
+            <w:shd w:fill="FFF3B8" w:val="clear"/>
+            <w:tcMar>
+              <w:top w:type="dxa" w:w="60"/>
+              <w:left w:type="dxa" w:w="110"/>
+              <w:bottom w:type="dxa" w:w="60"/>
+              <w:right w:type="dxa" w:w="110"/>
+            </w:tcMar>
+          </w:tcPr>
+          <w:p>
+            <w:pPr>
+              <w:spacing w:before="0" w:after="0" w:line="250"/>
+            </w:pPr>
+            <w:r>
+              <w:rPr>
+                <w:b w:val="false"/>
+                <w:bCs w:val="false"/>
+                <w:color w:val="1a1a1a"/>
+                <w:sz w:val="18"/>
+                <w:szCs w:val="18"/>
+                <w:rFonts w:ascii="Nunito Sans" w:cs="Nunito Sans" w:eastAsia="Nunito Sans" w:hAnsi="Nunito Sans"/>
+              </w:rPr>
+              <w:t xml:space="preserve">15 / 30</w:t>
+            </w:r>
+          </w:p>
+        </w:tc>
+      </w:tr>
+      <w:tr>
+        <w:tc>
+          <w:tcPr>
+            <w:tcW w:type="dxa" w:w="2950"/>
+            <w:shd w:fill="E5F4F6" w:val="clear"/>
+            <w:tcMar>
+              <w:top w:type="dxa" w:w="60"/>
+              <w:left w:type="dxa" w:w="110"/>
+              <w:bottom w:type="dxa" w:w="60"/>
+              <w:right w:type="dxa" w:w="110"/>
+            </w:tcMar>
+          </w:tcPr>
+          <w:p>
+            <w:pPr>
+              <w:spacing w:before="0" w:after="0" w:line="250"/>
+            </w:pPr>
+            <w:r>
+              <w:rPr>
+                <w:b w:val="false"/>
+                <w:bCs w:val="false"/>
+                <w:color w:val="1a1a1a"/>
+                <w:sz w:val="18"/>
+                <w:szCs w:val="18"/>
+                <w:rFonts w:ascii="Nunito Sans" w:cs="Nunito Sans" w:eastAsia="Nunito Sans" w:hAnsi="Nunito Sans"/>
+              </w:rPr>
+              <w:t xml:space="preserve">Commencement of an Account Based Pension (ABP)</w:t>
+            </w:r>
+          </w:p>
+        </w:tc>
+        <w:tc>
+          <w:tcPr>
+            <w:tcW w:type="dxa" w:w="1050"/>
+            <w:shd w:fill="E5F4F6" w:val="clear"/>
+            <w:tcMar>
+              <w:top w:type="dxa" w:w="60"/>
+              <w:left w:type="dxa" w:w="110"/>
+              <w:bottom w:type="dxa" w:w="60"/>
+              <w:right w:type="dxa" w:w="110"/>
+            </w:tcMar>
+          </w:tcPr>
+          <w:p>
+            <w:pPr>
+              <w:spacing w:before="0" w:after="0" w:line="250"/>
+            </w:pPr>
+            <w:r>
+              <w:rPr>
+                <w:b w:val="false"/>
+                <w:bCs w:val="false"/>
+                <w:color w:val="1a1a1a"/>
+                <w:sz w:val="18"/>
+                <w:szCs w:val="18"/>
+                <w:rFonts w:ascii="Nunito Sans" w:cs="Nunito Sans" w:eastAsia="Nunito Sans" w:hAnsi="Nunito Sans"/>
+              </w:rPr>
+              <w:t xml:space="preserve">10–25%</w:t>
+            </w:r>
+          </w:p>
+        </w:tc>
+        <w:tc>
+          <w:tcPr>
+            <w:tcW w:type="dxa" w:w="1200"/>
+            <w:shd w:fill="E5F4F6" w:val="clear"/>
+            <w:tcMar>
+              <w:top w:type="dxa" w:w="60"/>
+              <w:left w:type="dxa" w:w="110"/>
+              <w:bottom w:type="dxa" w:w="60"/>
+              <w:right w:type="dxa" w:w="110"/>
+            </w:tcMar>
+          </w:tcPr>
+          <w:p>
+            <w:pPr>
+              <w:spacing w:before="0" w:after="0" w:line="250"/>
+            </w:pPr>
+            <w:r>
+              <w:rPr>
+                <w:b w:val="false"/>
+                <w:bCs w:val="false"/>
+                <w:color w:val="1a1a1a"/>
+                <w:sz w:val="18"/>
+                <w:szCs w:val="18"/>
+                <w:rFonts w:ascii="Nunito Sans" w:cs="Nunito Sans" w:eastAsia="Nunito Sans" w:hAnsi="Nunito Sans"/>
+              </w:rPr>
+              <w:t xml:space="preserve">80–80%</w:t>
+            </w:r>
+          </w:p>
+        </w:tc>
+        <w:tc>
+          <w:tcPr>
+            <w:tcW w:type="dxa" w:w="1150"/>
+            <w:shd w:fill="E5F4F6" w:val="clear"/>
+            <w:tcMar>
+              <w:top w:type="dxa" w:w="60"/>
+              <w:left w:type="dxa" w:w="110"/>
+              <w:bottom w:type="dxa" w:w="60"/>
+              <w:right w:type="dxa" w:w="110"/>
+            </w:tcMar>
+          </w:tcPr>
+          <w:p>
+            <w:pPr>
+              <w:spacing w:before="0" w:after="0" w:line="250"/>
+            </w:pPr>
+            <w:r>
+              <w:rPr>
+                <w:b w:val="false"/>
+                <w:bCs w:val="false"/>
+                <w:color w:val="1a1a1a"/>
+                <w:sz w:val="18"/>
+                <w:szCs w:val="18"/>
+                <w:rFonts w:ascii="Nunito Sans" w:cs="Nunito Sans" w:eastAsia="Nunito Sans" w:hAnsi="Nunito Sans"/>
+              </w:rPr>
+              <w:t xml:space="preserve">s25-5</w:t>
+            </w:r>
+          </w:p>
+        </w:tc>
+        <w:tc>
+          <w:tcPr>
+            <w:tcW w:type="dxa" w:w="2676"/>
+            <w:shd w:fill="E5F4F6" w:val="clear"/>
+            <w:tcMar>
+              <w:top w:type="dxa" w:w="60"/>
+              <w:left w:type="dxa" w:w="110"/>
+              <w:bottom w:type="dxa" w:w="60"/>
+              <w:right w:type="dxa" w:w="110"/>
+            </w:tcMar>
+          </w:tcPr>
+          <w:p>
+            <w:pPr>
+              <w:spacing w:before="0" w:after="0" w:line="250"/>
+            </w:pPr>
+            <w:r>
+              <w:rPr>
+                <w:b w:val="false"/>
+                <w:bCs w:val="false"/>
+                <w:color w:val="1a1a1a"/>
+                <w:sz w:val="18"/>
+                <w:szCs w:val="18"/>
+                <w:rFonts w:ascii="Nunito Sans" w:cs="Nunito Sans" w:eastAsia="Nunito Sans" w:hAnsi="Nunito Sans"/>
+              </w:rPr>
+              <w:t xml:space="preserve">80</w:t>
+            </w:r>
+          </w:p>
+        </w:tc>
+      </w:tr>
+      <w:tr>
+        <w:tc>
+          <w:tcPr>
+            <w:tcW w:type="dxa" w:w="2950"/>
+            <w:shd w:fill="FFF3B8" w:val="clear"/>
+            <w:tcMar>
+              <w:top w:type="dxa" w:w="60"/>
+              <w:left w:type="dxa" w:w="110"/>
+              <w:bottom w:type="dxa" w:w="60"/>
+              <w:right w:type="dxa" w:w="110"/>
+            </w:tcMar>
+          </w:tcPr>
+          <w:p>
+            <w:pPr>
+              <w:spacing w:before="0" w:after="0" w:line="250"/>
+            </w:pPr>
+            <w:r>
+              <w:rPr>
+                <w:b/>
+                <w:bCs/>
+                <w:color w:val="1a1a1a"/>
+                <w:sz w:val="18"/>
+                <w:szCs w:val="18"/>
+                <w:rFonts w:ascii="Nunito Sans" w:cs="Nunito Sans" w:eastAsia="Nunito Sans" w:hAnsi="Nunito Sans"/>
+              </w:rPr>
+              <w:t xml:space="preserve">⚠ Commencement of a Transition to Retirement (TTR)</w:t>
+            </w:r>
+          </w:p>
+        </w:tc>
+        <w:tc>
+          <w:tcPr>
+            <w:tcW w:type="dxa" w:w="1050"/>
+            <w:shd w:fill="FFF3B8" w:val="clear"/>
+            <w:tcMar>
+              <w:top w:type="dxa" w:w="60"/>
+              <w:left w:type="dxa" w:w="110"/>
+              <w:bottom w:type="dxa" w:w="60"/>
+              <w:right w:type="dxa" w:w="110"/>
+            </w:tcMar>
+          </w:tcPr>
+          <w:p>
+            <w:pPr>
+              <w:spacing w:before="0" w:after="0" w:line="250"/>
+            </w:pPr>
+            <w:r>
+              <w:rPr>
+                <w:b w:val="false"/>
+                <w:bCs w:val="false"/>
+                <w:color w:val="1a1a1a"/>
+                <w:sz w:val="18"/>
+                <w:szCs w:val="18"/>
+                <w:rFonts w:ascii="Nunito Sans" w:cs="Nunito Sans" w:eastAsia="Nunito Sans" w:hAnsi="Nunito Sans"/>
+              </w:rPr>
+              <w:t xml:space="preserve">10–25%</w:t>
+            </w:r>
+          </w:p>
+        </w:tc>
+        <w:tc>
+          <w:tcPr>
+            <w:tcW w:type="dxa" w:w="1200"/>
+            <w:shd w:fill="FFF3B8" w:val="clear"/>
+            <w:tcMar>
+              <w:top w:type="dxa" w:w="60"/>
+              <w:left w:type="dxa" w:w="110"/>
+              <w:bottom w:type="dxa" w:w="60"/>
+              <w:right w:type="dxa" w:w="110"/>
+            </w:tcMar>
+          </w:tcPr>
+          <w:p>
+            <w:pPr>
+              <w:spacing w:before="0" w:after="0" w:line="250"/>
+            </w:pPr>
+            <w:r>
+              <w:rPr>
+                <w:b w:val="false"/>
+                <w:bCs w:val="false"/>
+                <w:color w:val="1a1a1a"/>
+                <w:sz w:val="18"/>
+                <w:szCs w:val="18"/>
+                <w:rFonts w:ascii="Nunito Sans" w:cs="Nunito Sans" w:eastAsia="Nunito Sans" w:hAnsi="Nunito Sans"/>
+              </w:rPr>
+              <w:t xml:space="preserve">80–80%</w:t>
+            </w:r>
+          </w:p>
+        </w:tc>
+        <w:tc>
+          <w:tcPr>
+            <w:tcW w:type="dxa" w:w="1150"/>
+            <w:shd w:fill="FFF3B8" w:val="clear"/>
+            <w:tcMar>
+              <w:top w:type="dxa" w:w="60"/>
+              <w:left w:type="dxa" w:w="110"/>
+              <w:bottom w:type="dxa" w:w="60"/>
+              <w:right w:type="dxa" w:w="110"/>
+            </w:tcMar>
+          </w:tcPr>
+          <w:p>
+            <w:pPr>
+              <w:spacing w:before="0" w:after="0" w:line="250"/>
+            </w:pPr>
+            <w:r>
+              <w:rPr>
+                <w:b w:val="false"/>
+                <w:bCs w:val="false"/>
+                <w:color w:val="1a1a1a"/>
+                <w:sz w:val="18"/>
+                <w:szCs w:val="18"/>
+                <w:rFonts w:ascii="Nunito Sans" w:cs="Nunito Sans" w:eastAsia="Nunito Sans" w:hAnsi="Nunito Sans"/>
+              </w:rPr>
+              <w:t xml:space="preserve">s25-5</w:t>
+            </w:r>
+          </w:p>
+        </w:tc>
+        <w:tc>
+          <w:tcPr>
+            <w:tcW w:type="dxa" w:w="2676"/>
+            <w:shd w:fill="FFF3B8" w:val="clear"/>
+            <w:tcMar>
+              <w:top w:type="dxa" w:w="60"/>
+              <w:left w:type="dxa" w:w="110"/>
+              <w:bottom w:type="dxa" w:w="60"/>
+              <w:right w:type="dxa" w:w="110"/>
+            </w:tcMar>
+          </w:tcPr>
+          <w:p>
+            <w:pPr>
+              <w:spacing w:before="0" w:after="0" w:line="250"/>
+            </w:pPr>
+            <w:r>
+              <w:rPr>
+                <w:b w:val="false"/>
+                <w:bCs w:val="false"/>
+                <w:color w:val="1a1a1a"/>
+                <w:sz w:val="18"/>
+                <w:szCs w:val="18"/>
+                <w:rFonts w:ascii="Nunito Sans" w:cs="Nunito Sans" w:eastAsia="Nunito Sans" w:hAnsi="Nunito Sans"/>
+              </w:rPr>
+              <w:t xml:space="preserve">80</w:t>
+            </w:r>
+          </w:p>
+        </w:tc>
+      </w:tr>
+      <w:tr>
+        <w:tc>
+          <w:tcPr>
+            <w:tcW w:type="dxa" w:w="2950"/>
+            <w:shd w:fill="E5F4F6" w:val="clear"/>
+            <w:tcMar>
+              <w:top w:type="dxa" w:w="60"/>
+              <w:left w:type="dxa" w:w="110"/>
+              <w:bottom w:type="dxa" w:w="60"/>
+              <w:right w:type="dxa" w:w="110"/>
+            </w:tcMar>
+          </w:tcPr>
+          <w:p>
+            <w:pPr>
+              <w:spacing w:before="0" w:after="0" w:line="250"/>
+            </w:pPr>
+            <w:r>
+              <w:rPr>
+                <w:b w:val="false"/>
+                <w:bCs w:val="false"/>
+                <w:color w:val="1a1a1a"/>
+                <w:sz w:val="18"/>
+                <w:szCs w:val="18"/>
+                <w:rFonts w:ascii="Nunito Sans" w:cs="Nunito Sans" w:eastAsia="Nunito Sans" w:hAnsi="Nunito Sans"/>
+              </w:rPr>
+              <w:t xml:space="preserve">Ongoing Superannuation &amp; Pension Management</w:t>
+            </w:r>
+          </w:p>
+        </w:tc>
+        <w:tc>
+          <w:tcPr>
+            <w:tcW w:type="dxa" w:w="1050"/>
+            <w:shd w:fill="E5F4F6" w:val="clear"/>
+            <w:tcMar>
+              <w:top w:type="dxa" w:w="60"/>
+              <w:left w:type="dxa" w:w="110"/>
+              <w:bottom w:type="dxa" w:w="60"/>
+              <w:right w:type="dxa" w:w="110"/>
+            </w:tcMar>
+          </w:tcPr>
+          <w:p>
+            <w:pPr>
+              <w:spacing w:before="0" w:after="0" w:line="250"/>
+            </w:pPr>
+            <w:r>
+              <w:rPr>
+                <w:b w:val="false"/>
+                <w:bCs w:val="false"/>
+                <w:color w:val="1a1a1a"/>
+                <w:sz w:val="18"/>
+                <w:szCs w:val="18"/>
+                <w:rFonts w:ascii="Nunito Sans" w:cs="Nunito Sans" w:eastAsia="Nunito Sans" w:hAnsi="Nunito Sans"/>
+              </w:rPr>
+              <w:t xml:space="preserve">20–60%</w:t>
+            </w:r>
+          </w:p>
+        </w:tc>
+        <w:tc>
+          <w:tcPr>
+            <w:tcW w:type="dxa" w:w="1200"/>
+            <w:shd w:fill="E5F4F6" w:val="clear"/>
+            <w:tcMar>
+              <w:top w:type="dxa" w:w="60"/>
+              <w:left w:type="dxa" w:w="110"/>
+              <w:bottom w:type="dxa" w:w="60"/>
+              <w:right w:type="dxa" w:w="110"/>
+            </w:tcMar>
+          </w:tcPr>
+          <w:p>
+            <w:pPr>
+              <w:spacing w:before="0" w:after="0" w:line="250"/>
+            </w:pPr>
+            <w:r>
+              <w:rPr>
+                <w:b w:val="false"/>
+                <w:bCs w:val="false"/>
+                <w:color w:val="1a1a1a"/>
+                <w:sz w:val="18"/>
+                <w:szCs w:val="18"/>
+                <w:rFonts w:ascii="Nunito Sans" w:cs="Nunito Sans" w:eastAsia="Nunito Sans" w:hAnsi="Nunito Sans"/>
+              </w:rPr>
+              <w:t xml:space="preserve">0–80%</w:t>
+            </w:r>
+          </w:p>
+        </w:tc>
+        <w:tc>
+          <w:tcPr>
+            <w:tcW w:type="dxa" w:w="1150"/>
+            <w:shd w:fill="E5F4F6" w:val="clear"/>
+            <w:tcMar>
+              <w:top w:type="dxa" w:w="60"/>
+              <w:left w:type="dxa" w:w="110"/>
+              <w:bottom w:type="dxa" w:w="60"/>
+              <w:right w:type="dxa" w:w="110"/>
+            </w:tcMar>
+          </w:tcPr>
+          <w:p>
+            <w:pPr>
+              <w:spacing w:before="0" w:after="0" w:line="250"/>
+            </w:pPr>
+            <w:r>
+              <w:rPr>
+                <w:b w:val="false"/>
+                <w:bCs w:val="false"/>
+                <w:color w:val="1a1a1a"/>
+                <w:sz w:val="18"/>
+                <w:szCs w:val="18"/>
+                <w:rFonts w:ascii="Nunito Sans" w:cs="Nunito Sans" w:eastAsia="Nunito Sans" w:hAnsi="Nunito Sans"/>
+              </w:rPr>
+              <w:t xml:space="preserve">s25-5</w:t>
+            </w:r>
+          </w:p>
+        </w:tc>
+        <w:tc>
+          <w:tcPr>
+            <w:tcW w:type="dxa" w:w="2676"/>
+            <w:shd w:fill="E5F4F6" w:val="clear"/>
+            <w:tcMar>
+              <w:top w:type="dxa" w:w="60"/>
+              <w:left w:type="dxa" w:w="110"/>
+              <w:bottom w:type="dxa" w:w="60"/>
+              <w:right w:type="dxa" w:w="110"/>
+            </w:tcMar>
+          </w:tcPr>
+          <w:p>
+            <w:pPr>
+              <w:spacing w:before="0" w:after="0" w:line="250"/>
+            </w:pPr>
+            <w:r>
+              <w:rPr>
+                <w:b w:val="false"/>
+                <w:bCs w:val="false"/>
+                <w:color w:val="1a1a1a"/>
+                <w:sz w:val="18"/>
+                <w:szCs w:val="18"/>
+                <w:rFonts w:ascii="Nunito Sans" w:cs="Nunito Sans" w:eastAsia="Nunito Sans" w:hAnsi="Nunito Sans"/>
+              </w:rPr>
+              <w:t xml:space="preserve">40 / 80</w:t>
+            </w:r>
+          </w:p>
+        </w:tc>
+      </w:tr>
+      <w:tr>
+        <w:tc>
+          <w:tcPr>
+            <w:tcW w:type="dxa" w:w="2950"/>
             <w:shd w:fill="EAF4FB" w:val="clear"/>
             <w:tcMar>
               <w:top w:type="dxa" w:w="60"/>
@@ -1004,7 +1887,7 @@
                 <w:szCs w:val="18"/>
                 <w:rFonts w:ascii="Nunito Sans" w:cs="Nunito Sans" w:eastAsia="Nunito Sans" w:hAnsi="Nunito Sans"/>
               </w:rPr>
-              <w:t xml:space="preserve">Spouse Contributions / Contribution Splitting</w:t>
+              <w:t xml:space="preserve">Rollover Existing Super to New Fund/Platform</w:t>
             </w:r>
           </w:p>
         </w:tc>
@@ -1032,7 +1915,7 @@
                 <w:szCs w:val="18"/>
                 <w:rFonts w:ascii="Nunito Sans" w:cs="Nunito Sans" w:eastAsia="Nunito Sans" w:hAnsi="Nunito Sans"/>
               </w:rPr>
-              <w:t xml:space="preserve">5–15%</w:t>
+              <w:t xml:space="preserve">10–25%</w:t>
             </w:r>
           </w:p>
         </w:tc>
@@ -1060,7 +1943,7 @@
                 <w:szCs w:val="18"/>
                 <w:rFonts w:ascii="Nunito Sans" w:cs="Nunito Sans" w:eastAsia="Nunito Sans" w:hAnsi="Nunito Sans"/>
               </w:rPr>
-              <w:t xml:space="preserve">0–30%</w:t>
+              <w:t xml:space="preserve">0%</w:t>
             </w:r>
           </w:p>
         </w:tc>
@@ -1088,7 +1971,7 @@
                 <w:szCs w:val="18"/>
                 <w:rFonts w:ascii="Nunito Sans" w:cs="Nunito Sans" w:eastAsia="Nunito Sans" w:hAnsi="Nunito Sans"/>
               </w:rPr>
-              <w:t xml:space="preserve">s25-5</w:t>
+              <w:t xml:space="preserve">Non-Deductible</w:t>
             </w:r>
           </w:p>
         </w:tc>
@@ -1116,7 +1999,7 @@
                 <w:szCs w:val="18"/>
                 <w:rFonts w:ascii="Nunito Sans" w:cs="Nunito Sans" w:eastAsia="Nunito Sans" w:hAnsi="Nunito Sans"/>
               </w:rPr>
-              <w:t xml:space="preserve">15 / 30</w:t>
+              <w:t xml:space="preserve">—</w:t>
             </w:r>
           </w:p>
         </w:tc>
@@ -1125,35 +2008,35 @@
         <w:tc>
           <w:tcPr>
             <w:tcW w:type="dxa" w:w="2950"/>
-            <w:shd w:fill="E5F4F6" w:val="clear"/>
-            <w:tcMar>
-              <w:top w:type="dxa" w:w="60"/>
-              <w:left w:type="dxa" w:w="110"/>
-              <w:bottom w:type="dxa" w:w="60"/>
-              <w:right w:type="dxa" w:w="110"/>
-            </w:tcMar>
-          </w:tcPr>
-          <w:p>
-            <w:pPr>
-              <w:spacing w:before="0" w:after="0" w:line="250"/>
-            </w:pPr>
-            <w:r>
-              <w:rPr>
-                <w:b w:val="false"/>
-                <w:bCs w:val="false"/>
-                <w:color w:val="1a1a1a"/>
-                <w:sz w:val="18"/>
-                <w:szCs w:val="18"/>
-                <w:rFonts w:ascii="Nunito Sans" w:cs="Nunito Sans" w:eastAsia="Nunito Sans" w:hAnsi="Nunito Sans"/>
-              </w:rPr>
-              <w:t xml:space="preserve">Downsizer Contributions</w:t>
+            <w:shd w:fill="FFF3B8" w:val="clear"/>
+            <w:tcMar>
+              <w:top w:type="dxa" w:w="60"/>
+              <w:left w:type="dxa" w:w="110"/>
+              <w:bottom w:type="dxa" w:w="60"/>
+              <w:right w:type="dxa" w:w="110"/>
+            </w:tcMar>
+          </w:tcPr>
+          <w:p>
+            <w:pPr>
+              <w:spacing w:before="0" w:after="0" w:line="250"/>
+            </w:pPr>
+            <w:r>
+              <w:rPr>
+                <w:b/>
+                <w:bCs/>
+                <w:color w:val="1a1a1a"/>
+                <w:sz w:val="18"/>
+                <w:szCs w:val="18"/>
+                <w:rFonts w:ascii="Nunito Sans" w:cs="Nunito Sans" w:eastAsia="Nunito Sans" w:hAnsi="Nunito Sans"/>
+              </w:rPr>
+              <w:t xml:space="preserve">⚠ Consolidate Multiple Superannuation Accounts</w:t>
             </w:r>
           </w:p>
         </w:tc>
         <w:tc>
           <w:tcPr>
             <w:tcW w:type="dxa" w:w="1050"/>
-            <w:shd w:fill="E5F4F6" w:val="clear"/>
+            <w:shd w:fill="FFF3B8" w:val="clear"/>
             <w:tcMar>
               <w:top w:type="dxa" w:w="60"/>
               <w:left w:type="dxa" w:w="110"/>
@@ -1181,35 +2064,35 @@
         <w:tc>
           <w:tcPr>
             <w:tcW w:type="dxa" w:w="1200"/>
-            <w:shd w:fill="E5F4F6" w:val="clear"/>
-            <w:tcMar>
-              <w:top w:type="dxa" w:w="60"/>
-              <w:left w:type="dxa" w:w="110"/>
-              <w:bottom w:type="dxa" w:w="60"/>
-              <w:right w:type="dxa" w:w="110"/>
-            </w:tcMar>
-          </w:tcPr>
-          <w:p>
-            <w:pPr>
-              <w:spacing w:before="0" w:after="0" w:line="250"/>
-            </w:pPr>
-            <w:r>
-              <w:rPr>
-                <w:b w:val="false"/>
-                <w:bCs w:val="false"/>
-                <w:color w:val="1a1a1a"/>
-                <w:sz w:val="18"/>
-                <w:szCs w:val="18"/>
-                <w:rFonts w:ascii="Nunito Sans" w:cs="Nunito Sans" w:eastAsia="Nunito Sans" w:hAnsi="Nunito Sans"/>
-              </w:rPr>
-              <w:t xml:space="preserve">0–20%</w:t>
+            <w:shd w:fill="FFF3B8" w:val="clear"/>
+            <w:tcMar>
+              <w:top w:type="dxa" w:w="60"/>
+              <w:left w:type="dxa" w:w="110"/>
+              <w:bottom w:type="dxa" w:w="60"/>
+              <w:right w:type="dxa" w:w="110"/>
+            </w:tcMar>
+          </w:tcPr>
+          <w:p>
+            <w:pPr>
+              <w:spacing w:before="0" w:after="0" w:line="250"/>
+            </w:pPr>
+            <w:r>
+              <w:rPr>
+                <w:b w:val="false"/>
+                <w:bCs w:val="false"/>
+                <w:color w:val="1a1a1a"/>
+                <w:sz w:val="18"/>
+                <w:szCs w:val="18"/>
+                <w:rFonts w:ascii="Nunito Sans" w:cs="Nunito Sans" w:eastAsia="Nunito Sans" w:hAnsi="Nunito Sans"/>
+              </w:rPr>
+              <w:t xml:space="preserve">0–10%</w:t>
             </w:r>
           </w:p>
         </w:tc>
         <w:tc>
           <w:tcPr>
             <w:tcW w:type="dxa" w:w="1150"/>
-            <w:shd w:fill="E5F4F6" w:val="clear"/>
+            <w:shd w:fill="FFF3B8" w:val="clear"/>
             <w:tcMar>
               <w:top w:type="dxa" w:w="60"/>
               <w:left w:type="dxa" w:w="110"/>
@@ -1237,859 +2120,7 @@
         <w:tc>
           <w:tcPr>
             <w:tcW w:type="dxa" w:w="2676"/>
-            <w:shd w:fill="E5F4F6" w:val="clear"/>
-            <w:tcMar>
-              <w:top w:type="dxa" w:w="60"/>
-              <w:left w:type="dxa" w:w="110"/>
-              <w:bottom w:type="dxa" w:w="60"/>
-              <w:right w:type="dxa" w:w="110"/>
-            </w:tcMar>
-          </w:tcPr>
-          <w:p>
-            <w:pPr>
-              <w:spacing w:before="0" w:after="0" w:line="250"/>
-            </w:pPr>
-            <w:r>
-              <w:rPr>
-                <w:b w:val="false"/>
-                <w:bCs w:val="false"/>
-                <w:color w:val="1a1a1a"/>
-                <w:sz w:val="18"/>
-                <w:szCs w:val="18"/>
-                <w:rFonts w:ascii="Nunito Sans" w:cs="Nunito Sans" w:eastAsia="Nunito Sans" w:hAnsi="Nunito Sans"/>
-              </w:rPr>
-              <w:t xml:space="preserve">10 / 20</w:t>
-            </w:r>
-          </w:p>
-        </w:tc>
-      </w:tr>
-      <w:tr>
-        <w:tc>
-          <w:tcPr>
-            <w:tcW w:type="dxa" w:w="2950"/>
-            <w:shd w:fill="EAF4FB" w:val="clear"/>
-            <w:tcMar>
-              <w:top w:type="dxa" w:w="60"/>
-              <w:left w:type="dxa" w:w="110"/>
-              <w:bottom w:type="dxa" w:w="60"/>
-              <w:right w:type="dxa" w:w="110"/>
-            </w:tcMar>
-          </w:tcPr>
-          <w:p>
-            <w:pPr>
-              <w:spacing w:before="0" w:after="0" w:line="250"/>
-            </w:pPr>
-            <w:r>
-              <w:rPr>
-                <w:b w:val="false"/>
-                <w:bCs w:val="false"/>
-                <w:color w:val="1a1a1a"/>
-                <w:sz w:val="18"/>
-                <w:szCs w:val="18"/>
-                <w:rFonts w:ascii="Nunito Sans" w:cs="Nunito Sans" w:eastAsia="Nunito Sans" w:hAnsi="Nunito Sans"/>
-              </w:rPr>
-              <w:t xml:space="preserve">Re-contribution Strategy</w:t>
-            </w:r>
-          </w:p>
-        </w:tc>
-        <w:tc>
-          <w:tcPr>
-            <w:tcW w:type="dxa" w:w="1050"/>
-            <w:shd w:fill="EAF4FB" w:val="clear"/>
-            <w:tcMar>
-              <w:top w:type="dxa" w:w="60"/>
-              <w:left w:type="dxa" w:w="110"/>
-              <w:bottom w:type="dxa" w:w="60"/>
-              <w:right w:type="dxa" w:w="110"/>
-            </w:tcMar>
-          </w:tcPr>
-          <w:p>
-            <w:pPr>
-              <w:spacing w:before="0" w:after="0" w:line="250"/>
-            </w:pPr>
-            <w:r>
-              <w:rPr>
-                <w:b w:val="false"/>
-                <w:bCs w:val="false"/>
-                <w:color w:val="1a1a1a"/>
-                <w:sz w:val="18"/>
-                <w:szCs w:val="18"/>
-                <w:rFonts w:ascii="Nunito Sans" w:cs="Nunito Sans" w:eastAsia="Nunito Sans" w:hAnsi="Nunito Sans"/>
-              </w:rPr>
-              <w:t xml:space="preserve">5–20%</w:t>
-            </w:r>
-          </w:p>
-        </w:tc>
-        <w:tc>
-          <w:tcPr>
-            <w:tcW w:type="dxa" w:w="1200"/>
-            <w:shd w:fill="EAF4FB" w:val="clear"/>
-            <w:tcMar>
-              <w:top w:type="dxa" w:w="60"/>
-              <w:left w:type="dxa" w:w="110"/>
-              <w:bottom w:type="dxa" w:w="60"/>
-              <w:right w:type="dxa" w:w="110"/>
-            </w:tcMar>
-          </w:tcPr>
-          <w:p>
-            <w:pPr>
-              <w:spacing w:before="0" w:after="0" w:line="250"/>
-            </w:pPr>
-            <w:r>
-              <w:rPr>
-                <w:b w:val="false"/>
-                <w:bCs w:val="false"/>
-                <w:color w:val="1a1a1a"/>
-                <w:sz w:val="18"/>
-                <w:szCs w:val="18"/>
-                <w:rFonts w:ascii="Nunito Sans" w:cs="Nunito Sans" w:eastAsia="Nunito Sans" w:hAnsi="Nunito Sans"/>
-              </w:rPr>
-              <w:t xml:space="preserve">0–30%</w:t>
-            </w:r>
-          </w:p>
-        </w:tc>
-        <w:tc>
-          <w:tcPr>
-            <w:tcW w:type="dxa" w:w="1150"/>
-            <w:shd w:fill="EAF4FB" w:val="clear"/>
-            <w:tcMar>
-              <w:top w:type="dxa" w:w="60"/>
-              <w:left w:type="dxa" w:w="110"/>
-              <w:bottom w:type="dxa" w:w="60"/>
-              <w:right w:type="dxa" w:w="110"/>
-            </w:tcMar>
-          </w:tcPr>
-          <w:p>
-            <w:pPr>
-              <w:spacing w:before="0" w:after="0" w:line="250"/>
-            </w:pPr>
-            <w:r>
-              <w:rPr>
-                <w:b w:val="false"/>
-                <w:bCs w:val="false"/>
-                <w:color w:val="1a1a1a"/>
-                <w:sz w:val="18"/>
-                <w:szCs w:val="18"/>
-                <w:rFonts w:ascii="Nunito Sans" w:cs="Nunito Sans" w:eastAsia="Nunito Sans" w:hAnsi="Nunito Sans"/>
-              </w:rPr>
-              <w:t xml:space="preserve">s25-5</w:t>
-            </w:r>
-          </w:p>
-        </w:tc>
-        <w:tc>
-          <w:tcPr>
-            <w:tcW w:type="dxa" w:w="2676"/>
-            <w:shd w:fill="EAF4FB" w:val="clear"/>
-            <w:tcMar>
-              <w:top w:type="dxa" w:w="60"/>
-              <w:left w:type="dxa" w:w="110"/>
-              <w:bottom w:type="dxa" w:w="60"/>
-              <w:right w:type="dxa" w:w="110"/>
-            </w:tcMar>
-          </w:tcPr>
-          <w:p>
-            <w:pPr>
-              <w:spacing w:before="0" w:after="0" w:line="250"/>
-            </w:pPr>
-            <w:r>
-              <w:rPr>
-                <w:b w:val="false"/>
-                <w:bCs w:val="false"/>
-                <w:color w:val="1a1a1a"/>
-                <w:sz w:val="18"/>
-                <w:szCs w:val="18"/>
-                <w:rFonts w:ascii="Nunito Sans" w:cs="Nunito Sans" w:eastAsia="Nunito Sans" w:hAnsi="Nunito Sans"/>
-              </w:rPr>
-              <w:t xml:space="preserve">15 / 30</w:t>
-            </w:r>
-          </w:p>
-        </w:tc>
-      </w:tr>
-      <w:tr>
-        <w:tc>
-          <w:tcPr>
-            <w:tcW w:type="dxa" w:w="2950"/>
-            <w:shd w:fill="E5F4F6" w:val="clear"/>
-            <w:tcMar>
-              <w:top w:type="dxa" w:w="60"/>
-              <w:left w:type="dxa" w:w="110"/>
-              <w:bottom w:type="dxa" w:w="60"/>
-              <w:right w:type="dxa" w:w="110"/>
-            </w:tcMar>
-          </w:tcPr>
-          <w:p>
-            <w:pPr>
-              <w:spacing w:before="0" w:after="0" w:line="250"/>
-            </w:pPr>
-            <w:r>
-              <w:rPr>
-                <w:b w:val="false"/>
-                <w:bCs w:val="false"/>
-                <w:color w:val="1a1a1a"/>
-                <w:sz w:val="18"/>
-                <w:szCs w:val="18"/>
-                <w:rFonts w:ascii="Nunito Sans" w:cs="Nunito Sans" w:eastAsia="Nunito Sans" w:hAnsi="Nunito Sans"/>
-              </w:rPr>
-              <w:t xml:space="preserve">Commencement of an Account Based Pension (ABP)</w:t>
-            </w:r>
-          </w:p>
-        </w:tc>
-        <w:tc>
-          <w:tcPr>
-            <w:tcW w:type="dxa" w:w="1050"/>
-            <w:shd w:fill="E5F4F6" w:val="clear"/>
-            <w:tcMar>
-              <w:top w:type="dxa" w:w="60"/>
-              <w:left w:type="dxa" w:w="110"/>
-              <w:bottom w:type="dxa" w:w="60"/>
-              <w:right w:type="dxa" w:w="110"/>
-            </w:tcMar>
-          </w:tcPr>
-          <w:p>
-            <w:pPr>
-              <w:spacing w:before="0" w:after="0" w:line="250"/>
-            </w:pPr>
-            <w:r>
-              <w:rPr>
-                <w:b w:val="false"/>
-                <w:bCs w:val="false"/>
-                <w:color w:val="1a1a1a"/>
-                <w:sz w:val="18"/>
-                <w:szCs w:val="18"/>
-                <w:rFonts w:ascii="Nunito Sans" w:cs="Nunito Sans" w:eastAsia="Nunito Sans" w:hAnsi="Nunito Sans"/>
-              </w:rPr>
-              <w:t xml:space="preserve">10–25%</w:t>
-            </w:r>
-          </w:p>
-        </w:tc>
-        <w:tc>
-          <w:tcPr>
-            <w:tcW w:type="dxa" w:w="1200"/>
-            <w:shd w:fill="E5F4F6" w:val="clear"/>
-            <w:tcMar>
-              <w:top w:type="dxa" w:w="60"/>
-              <w:left w:type="dxa" w:w="110"/>
-              <w:bottom w:type="dxa" w:w="60"/>
-              <w:right w:type="dxa" w:w="110"/>
-            </w:tcMar>
-          </w:tcPr>
-          <w:p>
-            <w:pPr>
-              <w:spacing w:before="0" w:after="0" w:line="250"/>
-            </w:pPr>
-            <w:r>
-              <w:rPr>
-                <w:b w:val="false"/>
-                <w:bCs w:val="false"/>
-                <w:color w:val="1a1a1a"/>
-                <w:sz w:val="18"/>
-                <w:szCs w:val="18"/>
-                <w:rFonts w:ascii="Nunito Sans" w:cs="Nunito Sans" w:eastAsia="Nunito Sans" w:hAnsi="Nunito Sans"/>
-              </w:rPr>
-              <w:t xml:space="preserve">80–80%</w:t>
-            </w:r>
-          </w:p>
-        </w:tc>
-        <w:tc>
-          <w:tcPr>
-            <w:tcW w:type="dxa" w:w="1150"/>
-            <w:shd w:fill="E5F4F6" w:val="clear"/>
-            <w:tcMar>
-              <w:top w:type="dxa" w:w="60"/>
-              <w:left w:type="dxa" w:w="110"/>
-              <w:bottom w:type="dxa" w:w="60"/>
-              <w:right w:type="dxa" w:w="110"/>
-            </w:tcMar>
-          </w:tcPr>
-          <w:p>
-            <w:pPr>
-              <w:spacing w:before="0" w:after="0" w:line="250"/>
-            </w:pPr>
-            <w:r>
-              <w:rPr>
-                <w:b w:val="false"/>
-                <w:bCs w:val="false"/>
-                <w:color w:val="1a1a1a"/>
-                <w:sz w:val="18"/>
-                <w:szCs w:val="18"/>
-                <w:rFonts w:ascii="Nunito Sans" w:cs="Nunito Sans" w:eastAsia="Nunito Sans" w:hAnsi="Nunito Sans"/>
-              </w:rPr>
-              <w:t xml:space="preserve">s25-5</w:t>
-            </w:r>
-          </w:p>
-        </w:tc>
-        <w:tc>
-          <w:tcPr>
-            <w:tcW w:type="dxa" w:w="2676"/>
-            <w:shd w:fill="E5F4F6" w:val="clear"/>
-            <w:tcMar>
-              <w:top w:type="dxa" w:w="60"/>
-              <w:left w:type="dxa" w:w="110"/>
-              <w:bottom w:type="dxa" w:w="60"/>
-              <w:right w:type="dxa" w:w="110"/>
-            </w:tcMar>
-          </w:tcPr>
-          <w:p>
-            <w:pPr>
-              <w:spacing w:before="0" w:after="0" w:line="250"/>
-            </w:pPr>
-            <w:r>
-              <w:rPr>
-                <w:b w:val="false"/>
-                <w:bCs w:val="false"/>
-                <w:color w:val="1a1a1a"/>
-                <w:sz w:val="18"/>
-                <w:szCs w:val="18"/>
-                <w:rFonts w:ascii="Nunito Sans" w:cs="Nunito Sans" w:eastAsia="Nunito Sans" w:hAnsi="Nunito Sans"/>
-              </w:rPr>
-              <w:t xml:space="preserve">80</w:t>
-            </w:r>
-          </w:p>
-        </w:tc>
-      </w:tr>
-      <w:tr>
-        <w:tc>
-          <w:tcPr>
-            <w:tcW w:type="dxa" w:w="2950"/>
-            <w:shd w:fill="EAF4FB" w:val="clear"/>
-            <w:tcMar>
-              <w:top w:type="dxa" w:w="60"/>
-              <w:left w:type="dxa" w:w="110"/>
-              <w:bottom w:type="dxa" w:w="60"/>
-              <w:right w:type="dxa" w:w="110"/>
-            </w:tcMar>
-          </w:tcPr>
-          <w:p>
-            <w:pPr>
-              <w:spacing w:before="0" w:after="0" w:line="250"/>
-            </w:pPr>
-            <w:r>
-              <w:rPr>
-                <w:b w:val="false"/>
-                <w:bCs w:val="false"/>
-                <w:color w:val="1a1a1a"/>
-                <w:sz w:val="18"/>
-                <w:szCs w:val="18"/>
-                <w:rFonts w:ascii="Nunito Sans" w:cs="Nunito Sans" w:eastAsia="Nunito Sans" w:hAnsi="Nunito Sans"/>
-              </w:rPr>
-              <w:t xml:space="preserve">Commencement of a Transition to Retirement (TTR)</w:t>
-            </w:r>
-          </w:p>
-        </w:tc>
-        <w:tc>
-          <w:tcPr>
-            <w:tcW w:type="dxa" w:w="1050"/>
-            <w:shd w:fill="EAF4FB" w:val="clear"/>
-            <w:tcMar>
-              <w:top w:type="dxa" w:w="60"/>
-              <w:left w:type="dxa" w:w="110"/>
-              <w:bottom w:type="dxa" w:w="60"/>
-              <w:right w:type="dxa" w:w="110"/>
-            </w:tcMar>
-          </w:tcPr>
-          <w:p>
-            <w:pPr>
-              <w:spacing w:before="0" w:after="0" w:line="250"/>
-            </w:pPr>
-            <w:r>
-              <w:rPr>
-                <w:b w:val="false"/>
-                <w:bCs w:val="false"/>
-                <w:color w:val="1a1a1a"/>
-                <w:sz w:val="18"/>
-                <w:szCs w:val="18"/>
-                <w:rFonts w:ascii="Nunito Sans" w:cs="Nunito Sans" w:eastAsia="Nunito Sans" w:hAnsi="Nunito Sans"/>
-              </w:rPr>
-              <w:t xml:space="preserve">10–25%</w:t>
-            </w:r>
-          </w:p>
-        </w:tc>
-        <w:tc>
-          <w:tcPr>
-            <w:tcW w:type="dxa" w:w="1200"/>
-            <w:shd w:fill="EAF4FB" w:val="clear"/>
-            <w:tcMar>
-              <w:top w:type="dxa" w:w="60"/>
-              <w:left w:type="dxa" w:w="110"/>
-              <w:bottom w:type="dxa" w:w="60"/>
-              <w:right w:type="dxa" w:w="110"/>
-            </w:tcMar>
-          </w:tcPr>
-          <w:p>
-            <w:pPr>
-              <w:spacing w:before="0" w:after="0" w:line="250"/>
-            </w:pPr>
-            <w:r>
-              <w:rPr>
-                <w:b w:val="false"/>
-                <w:bCs w:val="false"/>
-                <w:color w:val="1a1a1a"/>
-                <w:sz w:val="18"/>
-                <w:szCs w:val="18"/>
-                <w:rFonts w:ascii="Nunito Sans" w:cs="Nunito Sans" w:eastAsia="Nunito Sans" w:hAnsi="Nunito Sans"/>
-              </w:rPr>
-              <w:t xml:space="preserve">80–80%</w:t>
-            </w:r>
-          </w:p>
-        </w:tc>
-        <w:tc>
-          <w:tcPr>
-            <w:tcW w:type="dxa" w:w="1150"/>
-            <w:shd w:fill="EAF4FB" w:val="clear"/>
-            <w:tcMar>
-              <w:top w:type="dxa" w:w="60"/>
-              <w:left w:type="dxa" w:w="110"/>
-              <w:bottom w:type="dxa" w:w="60"/>
-              <w:right w:type="dxa" w:w="110"/>
-            </w:tcMar>
-          </w:tcPr>
-          <w:p>
-            <w:pPr>
-              <w:spacing w:before="0" w:after="0" w:line="250"/>
-            </w:pPr>
-            <w:r>
-              <w:rPr>
-                <w:b w:val="false"/>
-                <w:bCs w:val="false"/>
-                <w:color w:val="1a1a1a"/>
-                <w:sz w:val="18"/>
-                <w:szCs w:val="18"/>
-                <w:rFonts w:ascii="Nunito Sans" w:cs="Nunito Sans" w:eastAsia="Nunito Sans" w:hAnsi="Nunito Sans"/>
-              </w:rPr>
-              <w:t xml:space="preserve">s25-5</w:t>
-            </w:r>
-          </w:p>
-        </w:tc>
-        <w:tc>
-          <w:tcPr>
-            <w:tcW w:type="dxa" w:w="2676"/>
-            <w:shd w:fill="EAF4FB" w:val="clear"/>
-            <w:tcMar>
-              <w:top w:type="dxa" w:w="60"/>
-              <w:left w:type="dxa" w:w="110"/>
-              <w:bottom w:type="dxa" w:w="60"/>
-              <w:right w:type="dxa" w:w="110"/>
-            </w:tcMar>
-          </w:tcPr>
-          <w:p>
-            <w:pPr>
-              <w:spacing w:before="0" w:after="0" w:line="250"/>
-            </w:pPr>
-            <w:r>
-              <w:rPr>
-                <w:b w:val="false"/>
-                <w:bCs w:val="false"/>
-                <w:color w:val="1a1a1a"/>
-                <w:sz w:val="18"/>
-                <w:szCs w:val="18"/>
-                <w:rFonts w:ascii="Nunito Sans" w:cs="Nunito Sans" w:eastAsia="Nunito Sans" w:hAnsi="Nunito Sans"/>
-              </w:rPr>
-              <w:t xml:space="preserve">80</w:t>
-            </w:r>
-          </w:p>
-        </w:tc>
-      </w:tr>
-      <w:tr>
-        <w:tc>
-          <w:tcPr>
-            <w:tcW w:type="dxa" w:w="2950"/>
-            <w:shd w:fill="E5F4F6" w:val="clear"/>
-            <w:tcMar>
-              <w:top w:type="dxa" w:w="60"/>
-              <w:left w:type="dxa" w:w="110"/>
-              <w:bottom w:type="dxa" w:w="60"/>
-              <w:right w:type="dxa" w:w="110"/>
-            </w:tcMar>
-          </w:tcPr>
-          <w:p>
-            <w:pPr>
-              <w:spacing w:before="0" w:after="0" w:line="250"/>
-            </w:pPr>
-            <w:r>
-              <w:rPr>
-                <w:b w:val="false"/>
-                <w:bCs w:val="false"/>
-                <w:color w:val="1a1a1a"/>
-                <w:sz w:val="18"/>
-                <w:szCs w:val="18"/>
-                <w:rFonts w:ascii="Nunito Sans" w:cs="Nunito Sans" w:eastAsia="Nunito Sans" w:hAnsi="Nunito Sans"/>
-              </w:rPr>
-              <w:t xml:space="preserve">Ongoing Superannuation &amp; Pension Management</w:t>
-            </w:r>
-          </w:p>
-        </w:tc>
-        <w:tc>
-          <w:tcPr>
-            <w:tcW w:type="dxa" w:w="1050"/>
-            <w:shd w:fill="E5F4F6" w:val="clear"/>
-            <w:tcMar>
-              <w:top w:type="dxa" w:w="60"/>
-              <w:left w:type="dxa" w:w="110"/>
-              <w:bottom w:type="dxa" w:w="60"/>
-              <w:right w:type="dxa" w:w="110"/>
-            </w:tcMar>
-          </w:tcPr>
-          <w:p>
-            <w:pPr>
-              <w:spacing w:before="0" w:after="0" w:line="250"/>
-            </w:pPr>
-            <w:r>
-              <w:rPr>
-                <w:b w:val="false"/>
-                <w:bCs w:val="false"/>
-                <w:color w:val="1a1a1a"/>
-                <w:sz w:val="18"/>
-                <w:szCs w:val="18"/>
-                <w:rFonts w:ascii="Nunito Sans" w:cs="Nunito Sans" w:eastAsia="Nunito Sans" w:hAnsi="Nunito Sans"/>
-              </w:rPr>
-              <w:t xml:space="preserve">20–60%</w:t>
-            </w:r>
-          </w:p>
-        </w:tc>
-        <w:tc>
-          <w:tcPr>
-            <w:tcW w:type="dxa" w:w="1200"/>
-            <w:shd w:fill="E5F4F6" w:val="clear"/>
-            <w:tcMar>
-              <w:top w:type="dxa" w:w="60"/>
-              <w:left w:type="dxa" w:w="110"/>
-              <w:bottom w:type="dxa" w:w="60"/>
-              <w:right w:type="dxa" w:w="110"/>
-            </w:tcMar>
-          </w:tcPr>
-          <w:p>
-            <w:pPr>
-              <w:spacing w:before="0" w:after="0" w:line="250"/>
-            </w:pPr>
-            <w:r>
-              <w:rPr>
-                <w:b w:val="false"/>
-                <w:bCs w:val="false"/>
-                <w:color w:val="1a1a1a"/>
-                <w:sz w:val="18"/>
-                <w:szCs w:val="18"/>
-                <w:rFonts w:ascii="Nunito Sans" w:cs="Nunito Sans" w:eastAsia="Nunito Sans" w:hAnsi="Nunito Sans"/>
-              </w:rPr>
-              <w:t xml:space="preserve">0–80%</w:t>
-            </w:r>
-          </w:p>
-        </w:tc>
-        <w:tc>
-          <w:tcPr>
-            <w:tcW w:type="dxa" w:w="1150"/>
-            <w:shd w:fill="E5F4F6" w:val="clear"/>
-            <w:tcMar>
-              <w:top w:type="dxa" w:w="60"/>
-              <w:left w:type="dxa" w:w="110"/>
-              <w:bottom w:type="dxa" w:w="60"/>
-              <w:right w:type="dxa" w:w="110"/>
-            </w:tcMar>
-          </w:tcPr>
-          <w:p>
-            <w:pPr>
-              <w:spacing w:before="0" w:after="0" w:line="250"/>
-            </w:pPr>
-            <w:r>
-              <w:rPr>
-                <w:b w:val="false"/>
-                <w:bCs w:val="false"/>
-                <w:color w:val="1a1a1a"/>
-                <w:sz w:val="18"/>
-                <w:szCs w:val="18"/>
-                <w:rFonts w:ascii="Nunito Sans" w:cs="Nunito Sans" w:eastAsia="Nunito Sans" w:hAnsi="Nunito Sans"/>
-              </w:rPr>
-              <w:t xml:space="preserve">s25-5</w:t>
-            </w:r>
-          </w:p>
-        </w:tc>
-        <w:tc>
-          <w:tcPr>
-            <w:tcW w:type="dxa" w:w="2676"/>
-            <w:shd w:fill="E5F4F6" w:val="clear"/>
-            <w:tcMar>
-              <w:top w:type="dxa" w:w="60"/>
-              <w:left w:type="dxa" w:w="110"/>
-              <w:bottom w:type="dxa" w:w="60"/>
-              <w:right w:type="dxa" w:w="110"/>
-            </w:tcMar>
-          </w:tcPr>
-          <w:p>
-            <w:pPr>
-              <w:spacing w:before="0" w:after="0" w:line="250"/>
-            </w:pPr>
-            <w:r>
-              <w:rPr>
-                <w:b w:val="false"/>
-                <w:bCs w:val="false"/>
-                <w:color w:val="1a1a1a"/>
-                <w:sz w:val="18"/>
-                <w:szCs w:val="18"/>
-                <w:rFonts w:ascii="Nunito Sans" w:cs="Nunito Sans" w:eastAsia="Nunito Sans" w:hAnsi="Nunito Sans"/>
-              </w:rPr>
-              <w:t xml:space="preserve">40 / 80</w:t>
-            </w:r>
-          </w:p>
-        </w:tc>
-      </w:tr>
-      <w:tr>
-        <w:tc>
-          <w:tcPr>
-            <w:tcW w:type="dxa" w:w="2950"/>
-            <w:shd w:fill="EAF4FB" w:val="clear"/>
-            <w:tcMar>
-              <w:top w:type="dxa" w:w="60"/>
-              <w:left w:type="dxa" w:w="110"/>
-              <w:bottom w:type="dxa" w:w="60"/>
-              <w:right w:type="dxa" w:w="110"/>
-            </w:tcMar>
-          </w:tcPr>
-          <w:p>
-            <w:pPr>
-              <w:spacing w:before="0" w:after="0" w:line="250"/>
-            </w:pPr>
-            <w:r>
-              <w:rPr>
-                <w:b w:val="false"/>
-                <w:bCs w:val="false"/>
-                <w:color w:val="1a1a1a"/>
-                <w:sz w:val="18"/>
-                <w:szCs w:val="18"/>
-                <w:rFonts w:ascii="Nunito Sans" w:cs="Nunito Sans" w:eastAsia="Nunito Sans" w:hAnsi="Nunito Sans"/>
-              </w:rPr>
-              <w:t xml:space="preserve">Rollover Existing Super to New Fund/Platform</w:t>
-            </w:r>
-          </w:p>
-        </w:tc>
-        <w:tc>
-          <w:tcPr>
-            <w:tcW w:type="dxa" w:w="1050"/>
-            <w:shd w:fill="EAF4FB" w:val="clear"/>
-            <w:tcMar>
-              <w:top w:type="dxa" w:w="60"/>
-              <w:left w:type="dxa" w:w="110"/>
-              <w:bottom w:type="dxa" w:w="60"/>
-              <w:right w:type="dxa" w:w="110"/>
-            </w:tcMar>
-          </w:tcPr>
-          <w:p>
-            <w:pPr>
-              <w:spacing w:before="0" w:after="0" w:line="250"/>
-            </w:pPr>
-            <w:r>
-              <w:rPr>
-                <w:b w:val="false"/>
-                <w:bCs w:val="false"/>
-                <w:color w:val="1a1a1a"/>
-                <w:sz w:val="18"/>
-                <w:szCs w:val="18"/>
-                <w:rFonts w:ascii="Nunito Sans" w:cs="Nunito Sans" w:eastAsia="Nunito Sans" w:hAnsi="Nunito Sans"/>
-              </w:rPr>
-              <w:t xml:space="preserve">10–25%</w:t>
-            </w:r>
-          </w:p>
-        </w:tc>
-        <w:tc>
-          <w:tcPr>
-            <w:tcW w:type="dxa" w:w="1200"/>
-            <w:shd w:fill="EAF4FB" w:val="clear"/>
-            <w:tcMar>
-              <w:top w:type="dxa" w:w="60"/>
-              <w:left w:type="dxa" w:w="110"/>
-              <w:bottom w:type="dxa" w:w="60"/>
-              <w:right w:type="dxa" w:w="110"/>
-            </w:tcMar>
-          </w:tcPr>
-          <w:p>
-            <w:pPr>
-              <w:spacing w:before="0" w:after="0" w:line="250"/>
-            </w:pPr>
-            <w:r>
-              <w:rPr>
-                <w:b w:val="false"/>
-                <w:bCs w:val="false"/>
-                <w:color w:val="1a1a1a"/>
-                <w:sz w:val="18"/>
-                <w:szCs w:val="18"/>
-                <w:rFonts w:ascii="Nunito Sans" w:cs="Nunito Sans" w:eastAsia="Nunito Sans" w:hAnsi="Nunito Sans"/>
-              </w:rPr>
-              <w:t xml:space="preserve">0%</w:t>
-            </w:r>
-          </w:p>
-        </w:tc>
-        <w:tc>
-          <w:tcPr>
-            <w:tcW w:type="dxa" w:w="1150"/>
-            <w:shd w:fill="EAF4FB" w:val="clear"/>
-            <w:tcMar>
-              <w:top w:type="dxa" w:w="60"/>
-              <w:left w:type="dxa" w:w="110"/>
-              <w:bottom w:type="dxa" w:w="60"/>
-              <w:right w:type="dxa" w:w="110"/>
-            </w:tcMar>
-          </w:tcPr>
-          <w:p>
-            <w:pPr>
-              <w:spacing w:before="0" w:after="0" w:line="250"/>
-            </w:pPr>
-            <w:r>
-              <w:rPr>
-                <w:b w:val="false"/>
-                <w:bCs w:val="false"/>
-                <w:color w:val="1a1a1a"/>
-                <w:sz w:val="18"/>
-                <w:szCs w:val="18"/>
-                <w:rFonts w:ascii="Nunito Sans" w:cs="Nunito Sans" w:eastAsia="Nunito Sans" w:hAnsi="Nunito Sans"/>
-              </w:rPr>
-              <w:t xml:space="preserve">Non-Deductible</w:t>
-            </w:r>
-          </w:p>
-        </w:tc>
-        <w:tc>
-          <w:tcPr>
-            <w:tcW w:type="dxa" w:w="2676"/>
-            <w:shd w:fill="EAF4FB" w:val="clear"/>
-            <w:tcMar>
-              <w:top w:type="dxa" w:w="60"/>
-              <w:left w:type="dxa" w:w="110"/>
-              <w:bottom w:type="dxa" w:w="60"/>
-              <w:right w:type="dxa" w:w="110"/>
-            </w:tcMar>
-          </w:tcPr>
-          <w:p>
-            <w:pPr>
-              <w:spacing w:before="0" w:after="0" w:line="250"/>
-            </w:pPr>
-            <w:r>
-              <w:rPr>
-                <w:b w:val="false"/>
-                <w:bCs w:val="false"/>
-                <w:color w:val="1a1a1a"/>
-                <w:sz w:val="18"/>
-                <w:szCs w:val="18"/>
-                <w:rFonts w:ascii="Nunito Sans" w:cs="Nunito Sans" w:eastAsia="Nunito Sans" w:hAnsi="Nunito Sans"/>
-              </w:rPr>
-              <w:t xml:space="preserve">—</w:t>
-            </w:r>
-          </w:p>
-        </w:tc>
-      </w:tr>
-      <w:tr>
-        <w:tc>
-          <w:tcPr>
-            <w:tcW w:type="dxa" w:w="2950"/>
-            <w:shd w:fill="E5F4F6" w:val="clear"/>
-            <w:tcMar>
-              <w:top w:type="dxa" w:w="60"/>
-              <w:left w:type="dxa" w:w="110"/>
-              <w:bottom w:type="dxa" w:w="60"/>
-              <w:right w:type="dxa" w:w="110"/>
-            </w:tcMar>
-          </w:tcPr>
-          <w:p>
-            <w:pPr>
-              <w:spacing w:before="0" w:after="0" w:line="250"/>
-            </w:pPr>
-            <w:r>
-              <w:rPr>
-                <w:b w:val="false"/>
-                <w:bCs w:val="false"/>
-                <w:color w:val="1a1a1a"/>
-                <w:sz w:val="18"/>
-                <w:szCs w:val="18"/>
-                <w:rFonts w:ascii="Nunito Sans" w:cs="Nunito Sans" w:eastAsia="Nunito Sans" w:hAnsi="Nunito Sans"/>
-              </w:rPr>
-              <w:t xml:space="preserve">Consolidate Multiple Superannuation Accounts</w:t>
-            </w:r>
-          </w:p>
-        </w:tc>
-        <w:tc>
-          <w:tcPr>
-            <w:tcW w:type="dxa" w:w="1050"/>
-            <w:shd w:fill="E5F4F6" w:val="clear"/>
-            <w:tcMar>
-              <w:top w:type="dxa" w:w="60"/>
-              <w:left w:type="dxa" w:w="110"/>
-              <w:bottom w:type="dxa" w:w="60"/>
-              <w:right w:type="dxa" w:w="110"/>
-            </w:tcMar>
-          </w:tcPr>
-          <w:p>
-            <w:pPr>
-              <w:spacing w:before="0" w:after="0" w:line="250"/>
-            </w:pPr>
-            <w:r>
-              <w:rPr>
-                <w:b w:val="false"/>
-                <w:bCs w:val="false"/>
-                <w:color w:val="1a1a1a"/>
-                <w:sz w:val="18"/>
-                <w:szCs w:val="18"/>
-                <w:rFonts w:ascii="Nunito Sans" w:cs="Nunito Sans" w:eastAsia="Nunito Sans" w:hAnsi="Nunito Sans"/>
-              </w:rPr>
-              <w:t xml:space="preserve">5–15%</w:t>
-            </w:r>
-          </w:p>
-        </w:tc>
-        <w:tc>
-          <w:tcPr>
-            <w:tcW w:type="dxa" w:w="1200"/>
-            <w:shd w:fill="E5F4F6" w:val="clear"/>
-            <w:tcMar>
-              <w:top w:type="dxa" w:w="60"/>
-              <w:left w:type="dxa" w:w="110"/>
-              <w:bottom w:type="dxa" w:w="60"/>
-              <w:right w:type="dxa" w:w="110"/>
-            </w:tcMar>
-          </w:tcPr>
-          <w:p>
-            <w:pPr>
-              <w:spacing w:before="0" w:after="0" w:line="250"/>
-            </w:pPr>
-            <w:r>
-              <w:rPr>
-                <w:b w:val="false"/>
-                <w:bCs w:val="false"/>
-                <w:color w:val="1a1a1a"/>
-                <w:sz w:val="18"/>
-                <w:szCs w:val="18"/>
-                <w:rFonts w:ascii="Nunito Sans" w:cs="Nunito Sans" w:eastAsia="Nunito Sans" w:hAnsi="Nunito Sans"/>
-              </w:rPr>
-              <w:t xml:space="preserve">0–10%</w:t>
-            </w:r>
-          </w:p>
-        </w:tc>
-        <w:tc>
-          <w:tcPr>
-            <w:tcW w:type="dxa" w:w="1150"/>
-            <w:shd w:fill="E5F4F6" w:val="clear"/>
-            <w:tcMar>
-              <w:top w:type="dxa" w:w="60"/>
-              <w:left w:type="dxa" w:w="110"/>
-              <w:bottom w:type="dxa" w:w="60"/>
-              <w:right w:type="dxa" w:w="110"/>
-            </w:tcMar>
-          </w:tcPr>
-          <w:p>
-            <w:pPr>
-              <w:spacing w:before="0" w:after="0" w:line="250"/>
-            </w:pPr>
-            <w:r>
-              <w:rPr>
-                <w:b w:val="false"/>
-                <w:bCs w:val="false"/>
-                <w:color w:val="1a1a1a"/>
-                <w:sz w:val="18"/>
-                <w:szCs w:val="18"/>
-                <w:rFonts w:ascii="Nunito Sans" w:cs="Nunito Sans" w:eastAsia="Nunito Sans" w:hAnsi="Nunito Sans"/>
-              </w:rPr>
-              <w:t xml:space="preserve">s25-5</w:t>
-            </w:r>
-          </w:p>
-        </w:tc>
-        <w:tc>
-          <w:tcPr>
-            <w:tcW w:type="dxa" w:w="2676"/>
-            <w:shd w:fill="E5F4F6" w:val="clear"/>
+            <w:shd w:fill="FFF3B8" w:val="clear"/>
             <w:tcMar>
               <w:top w:type="dxa" w:w="60"/>
               <w:left w:type="dxa" w:w="110"/>
@@ -2576,35 +2607,35 @@
         <w:tc>
           <w:tcPr>
             <w:tcW w:type="dxa" w:w="2950"/>
-            <w:shd w:fill="E5F4F6" w:val="clear"/>
-            <w:tcMar>
-              <w:top w:type="dxa" w:w="60"/>
-              <w:left w:type="dxa" w:w="110"/>
-              <w:bottom w:type="dxa" w:w="60"/>
-              <w:right w:type="dxa" w:w="110"/>
-            </w:tcMar>
-          </w:tcPr>
-          <w:p>
-            <w:pPr>
-              <w:spacing w:before="0" w:after="0" w:line="250"/>
-            </w:pPr>
-            <w:r>
-              <w:rPr>
-                <w:b w:val="false"/>
-                <w:bCs w:val="false"/>
-                <w:color w:val="1a1a1a"/>
-                <w:sz w:val="18"/>
-                <w:szCs w:val="18"/>
-                <w:rFonts w:ascii="Nunito Sans" w:cs="Nunito Sans" w:eastAsia="Nunito Sans" w:hAnsi="Nunito Sans"/>
-              </w:rPr>
-              <w:t xml:space="preserve">Investment Portfolio Review &amp; Rebalancing</w:t>
+            <w:shd w:fill="FFF3B8" w:val="clear"/>
+            <w:tcMar>
+              <w:top w:type="dxa" w:w="60"/>
+              <w:left w:type="dxa" w:w="110"/>
+              <w:bottom w:type="dxa" w:w="60"/>
+              <w:right w:type="dxa" w:w="110"/>
+            </w:tcMar>
+          </w:tcPr>
+          <w:p>
+            <w:pPr>
+              <w:spacing w:before="0" w:after="0" w:line="250"/>
+            </w:pPr>
+            <w:r>
+              <w:rPr>
+                <w:b/>
+                <w:bCs/>
+                <w:color w:val="1a1a1a"/>
+                <w:sz w:val="18"/>
+                <w:szCs w:val="18"/>
+                <w:rFonts w:ascii="Nunito Sans" w:cs="Nunito Sans" w:eastAsia="Nunito Sans" w:hAnsi="Nunito Sans"/>
+              </w:rPr>
+              <w:t xml:space="preserve">⚠ Investment Portfolio Review &amp; Rebalancing</w:t>
             </w:r>
           </w:p>
         </w:tc>
         <w:tc>
           <w:tcPr>
             <w:tcW w:type="dxa" w:w="1050"/>
-            <w:shd w:fill="E5F4F6" w:val="clear"/>
+            <w:shd w:fill="FFF3B8" w:val="clear"/>
             <w:tcMar>
               <w:top w:type="dxa" w:w="60"/>
               <w:left w:type="dxa" w:w="110"/>
@@ -2632,7 +2663,7 @@
         <w:tc>
           <w:tcPr>
             <w:tcW w:type="dxa" w:w="1200"/>
-            <w:shd w:fill="E5F4F6" w:val="clear"/>
+            <w:shd w:fill="FFF3B8" w:val="clear"/>
             <w:tcMar>
               <w:top w:type="dxa" w:w="60"/>
               <w:left w:type="dxa" w:w="110"/>
@@ -2660,7 +2691,7 @@
         <w:tc>
           <w:tcPr>
             <w:tcW w:type="dxa" w:w="1150"/>
-            <w:shd w:fill="E5F4F6" w:val="clear"/>
+            <w:shd w:fill="FFF3B8" w:val="clear"/>
             <w:tcMar>
               <w:top w:type="dxa" w:w="60"/>
               <w:left w:type="dxa" w:w="110"/>
@@ -2688,7 +2719,7 @@
         <w:tc>
           <w:tcPr>
             <w:tcW w:type="dxa" w:w="2676"/>
-            <w:shd w:fill="E5F4F6" w:val="clear"/>
+            <w:shd w:fill="FFF3B8" w:val="clear"/>
             <w:tcMar>
               <w:top w:type="dxa" w:w="60"/>
               <w:left w:type="dxa" w:w="110"/>
@@ -2718,35 +2749,35 @@
         <w:tc>
           <w:tcPr>
             <w:tcW w:type="dxa" w:w="2950"/>
-            <w:shd w:fill="EAF4FB" w:val="clear"/>
-            <w:tcMar>
-              <w:top w:type="dxa" w:w="60"/>
-              <w:left w:type="dxa" w:w="110"/>
-              <w:bottom w:type="dxa" w:w="60"/>
-              <w:right w:type="dxa" w:w="110"/>
-            </w:tcMar>
-          </w:tcPr>
-          <w:p>
-            <w:pPr>
-              <w:spacing w:before="0" w:after="0" w:line="250"/>
-            </w:pPr>
-            <w:r>
-              <w:rPr>
-                <w:b w:val="false"/>
-                <w:bCs w:val="false"/>
-                <w:color w:val="1a1a1a"/>
-                <w:sz w:val="18"/>
-                <w:szCs w:val="18"/>
-                <w:rFonts w:ascii="Nunito Sans" w:cs="Nunito Sans" w:eastAsia="Nunito Sans" w:hAnsi="Nunito Sans"/>
-              </w:rPr>
-              <w:t xml:space="preserve">Gearing Strategy Advice (Deductible Debt)</w:t>
+            <w:shd w:fill="FFF3B8" w:val="clear"/>
+            <w:tcMar>
+              <w:top w:type="dxa" w:w="60"/>
+              <w:left w:type="dxa" w:w="110"/>
+              <w:bottom w:type="dxa" w:w="60"/>
+              <w:right w:type="dxa" w:w="110"/>
+            </w:tcMar>
+          </w:tcPr>
+          <w:p>
+            <w:pPr>
+              <w:spacing w:before="0" w:after="0" w:line="250"/>
+            </w:pPr>
+            <w:r>
+              <w:rPr>
+                <w:b/>
+                <w:bCs/>
+                <w:color w:val="1a1a1a"/>
+                <w:sz w:val="18"/>
+                <w:szCs w:val="18"/>
+                <w:rFonts w:ascii="Nunito Sans" w:cs="Nunito Sans" w:eastAsia="Nunito Sans" w:hAnsi="Nunito Sans"/>
+              </w:rPr>
+              <w:t xml:space="preserve">⚠ Gearing Strategy Advice (Deductible Debt)</w:t>
             </w:r>
           </w:p>
         </w:tc>
         <w:tc>
           <w:tcPr>
             <w:tcW w:type="dxa" w:w="1050"/>
-            <w:shd w:fill="EAF4FB" w:val="clear"/>
+            <w:shd w:fill="FFF3B8" w:val="clear"/>
             <w:tcMar>
               <w:top w:type="dxa" w:w="60"/>
               <w:left w:type="dxa" w:w="110"/>
@@ -2774,7 +2805,7 @@
         <w:tc>
           <w:tcPr>
             <w:tcW w:type="dxa" w:w="1200"/>
-            <w:shd w:fill="EAF4FB" w:val="clear"/>
+            <w:shd w:fill="FFF3B8" w:val="clear"/>
             <w:tcMar>
               <w:top w:type="dxa" w:w="60"/>
               <w:left w:type="dxa" w:w="110"/>
@@ -2802,7 +2833,7 @@
         <w:tc>
           <w:tcPr>
             <w:tcW w:type="dxa" w:w="1150"/>
-            <w:shd w:fill="EAF4FB" w:val="clear"/>
+            <w:shd w:fill="FFF3B8" w:val="clear"/>
             <w:tcMar>
               <w:top w:type="dxa" w:w="60"/>
               <w:left w:type="dxa" w:w="110"/>
@@ -2830,7 +2861,7 @@
         <w:tc>
           <w:tcPr>
             <w:tcW w:type="dxa" w:w="2676"/>
-            <w:shd w:fill="EAF4FB" w:val="clear"/>
+            <w:shd w:fill="FFF3B8" w:val="clear"/>
             <w:tcMar>
               <w:top w:type="dxa" w:w="60"/>
               <w:left w:type="dxa" w:w="110"/>
@@ -2860,35 +2891,35 @@
         <w:tc>
           <w:tcPr>
             <w:tcW w:type="dxa" w:w="2950"/>
-            <w:shd w:fill="E5F4F6" w:val="clear"/>
-            <w:tcMar>
-              <w:top w:type="dxa" w:w="60"/>
-              <w:left w:type="dxa" w:w="110"/>
-              <w:bottom w:type="dxa" w:w="60"/>
-              <w:right w:type="dxa" w:w="110"/>
-            </w:tcMar>
-          </w:tcPr>
-          <w:p>
-            <w:pPr>
-              <w:spacing w:before="0" w:after="0" w:line="250"/>
-            </w:pPr>
-            <w:r>
-              <w:rPr>
-                <w:b w:val="false"/>
-                <w:bCs w:val="false"/>
-                <w:color w:val="1a1a1a"/>
-                <w:sz w:val="18"/>
-                <w:szCs w:val="18"/>
-                <w:rFonts w:ascii="Nunito Sans" w:cs="Nunito Sans" w:eastAsia="Nunito Sans" w:hAnsi="Nunito Sans"/>
-              </w:rPr>
-              <w:t xml:space="preserve">ETF Investment Advice (related to existing portfolio)</w:t>
+            <w:shd w:fill="FFF3B8" w:val="clear"/>
+            <w:tcMar>
+              <w:top w:type="dxa" w:w="60"/>
+              <w:left w:type="dxa" w:w="110"/>
+              <w:bottom w:type="dxa" w:w="60"/>
+              <w:right w:type="dxa" w:w="110"/>
+            </w:tcMar>
+          </w:tcPr>
+          <w:p>
+            <w:pPr>
+              <w:spacing w:before="0" w:after="0" w:line="250"/>
+            </w:pPr>
+            <w:r>
+              <w:rPr>
+                <w:b/>
+                <w:bCs/>
+                <w:color w:val="1a1a1a"/>
+                <w:sz w:val="18"/>
+                <w:szCs w:val="18"/>
+                <w:rFonts w:ascii="Nunito Sans" w:cs="Nunito Sans" w:eastAsia="Nunito Sans" w:hAnsi="Nunito Sans"/>
+              </w:rPr>
+              <w:t xml:space="preserve">⚠ ETF Investment Advice (related to existing portfolio)</w:t>
             </w:r>
           </w:p>
         </w:tc>
         <w:tc>
           <w:tcPr>
             <w:tcW w:type="dxa" w:w="1050"/>
-            <w:shd w:fill="E5F4F6" w:val="clear"/>
+            <w:shd w:fill="FFF3B8" w:val="clear"/>
             <w:tcMar>
               <w:top w:type="dxa" w:w="60"/>
               <w:left w:type="dxa" w:w="110"/>
@@ -2916,7 +2947,7 @@
         <w:tc>
           <w:tcPr>
             <w:tcW w:type="dxa" w:w="1200"/>
-            <w:shd w:fill="E5F4F6" w:val="clear"/>
+            <w:shd w:fill="FFF3B8" w:val="clear"/>
             <w:tcMar>
               <w:top w:type="dxa" w:w="60"/>
               <w:left w:type="dxa" w:w="110"/>
@@ -2944,7 +2975,7 @@
         <w:tc>
           <w:tcPr>
             <w:tcW w:type="dxa" w:w="1150"/>
-            <w:shd w:fill="E5F4F6" w:val="clear"/>
+            <w:shd w:fill="FFF3B8" w:val="clear"/>
             <w:tcMar>
               <w:top w:type="dxa" w:w="60"/>
               <w:left w:type="dxa" w:w="110"/>
@@ -2972,7 +3003,7 @@
         <w:tc>
           <w:tcPr>
             <w:tcW w:type="dxa" w:w="2676"/>
-            <w:shd w:fill="E5F4F6" w:val="clear"/>
+            <w:shd w:fill="FFF3B8" w:val="clear"/>
             <w:tcMar>
               <w:top w:type="dxa" w:w="60"/>
               <w:left w:type="dxa" w:w="110"/>
@@ -3002,35 +3033,35 @@
         <w:tc>
           <w:tcPr>
             <w:tcW w:type="dxa" w:w="2950"/>
-            <w:shd w:fill="EAF4FB" w:val="clear"/>
-            <w:tcMar>
-              <w:top w:type="dxa" w:w="60"/>
-              <w:left w:type="dxa" w:w="110"/>
-              <w:bottom w:type="dxa" w:w="60"/>
-              <w:right w:type="dxa" w:w="110"/>
-            </w:tcMar>
-          </w:tcPr>
-          <w:p>
-            <w:pPr>
-              <w:spacing w:before="0" w:after="0" w:line="250"/>
-            </w:pPr>
-            <w:r>
-              <w:rPr>
-                <w:b w:val="false"/>
-                <w:bCs w:val="false"/>
-                <w:color w:val="1a1a1a"/>
-                <w:sz w:val="18"/>
-                <w:szCs w:val="18"/>
-                <w:rFonts w:ascii="Nunito Sans" w:cs="Nunito Sans" w:eastAsia="Nunito Sans" w:hAnsi="Nunito Sans"/>
-              </w:rPr>
-              <w:t xml:space="preserve">Managed Fund / LIC Investment Review</w:t>
+            <w:shd w:fill="FFF3B8" w:val="clear"/>
+            <w:tcMar>
+              <w:top w:type="dxa" w:w="60"/>
+              <w:left w:type="dxa" w:w="110"/>
+              <w:bottom w:type="dxa" w:w="60"/>
+              <w:right w:type="dxa" w:w="110"/>
+            </w:tcMar>
+          </w:tcPr>
+          <w:p>
+            <w:pPr>
+              <w:spacing w:before="0" w:after="0" w:line="250"/>
+            </w:pPr>
+            <w:r>
+              <w:rPr>
+                <w:b/>
+                <w:bCs/>
+                <w:color w:val="1a1a1a"/>
+                <w:sz w:val="18"/>
+                <w:szCs w:val="18"/>
+                <w:rFonts w:ascii="Nunito Sans" w:cs="Nunito Sans" w:eastAsia="Nunito Sans" w:hAnsi="Nunito Sans"/>
+              </w:rPr>
+              <w:t xml:space="preserve">⚠ Managed Fund / LIC Investment Review</w:t>
             </w:r>
           </w:p>
         </w:tc>
         <w:tc>
           <w:tcPr>
             <w:tcW w:type="dxa" w:w="1050"/>
-            <w:shd w:fill="EAF4FB" w:val="clear"/>
+            <w:shd w:fill="FFF3B8" w:val="clear"/>
             <w:tcMar>
               <w:top w:type="dxa" w:w="60"/>
               <w:left w:type="dxa" w:w="110"/>
@@ -3058,7 +3089,7 @@
         <w:tc>
           <w:tcPr>
             <w:tcW w:type="dxa" w:w="1200"/>
-            <w:shd w:fill="EAF4FB" w:val="clear"/>
+            <w:shd w:fill="FFF3B8" w:val="clear"/>
             <w:tcMar>
               <w:top w:type="dxa" w:w="60"/>
               <w:left w:type="dxa" w:w="110"/>
@@ -3086,7 +3117,7 @@
         <w:tc>
           <w:tcPr>
             <w:tcW w:type="dxa" w:w="1150"/>
-            <w:shd w:fill="EAF4FB" w:val="clear"/>
+            <w:shd w:fill="FFF3B8" w:val="clear"/>
             <w:tcMar>
               <w:top w:type="dxa" w:w="60"/>
               <w:left w:type="dxa" w:w="110"/>
@@ -3114,7 +3145,7 @@
         <w:tc>
           <w:tcPr>
             <w:tcW w:type="dxa" w:w="2676"/>
-            <w:shd w:fill="EAF4FB" w:val="clear"/>
+            <w:shd w:fill="FFF3B8" w:val="clear"/>
             <w:tcMar>
               <w:top w:type="dxa" w:w="60"/>
               <w:left w:type="dxa" w:w="110"/>
@@ -3144,35 +3175,35 @@
         <w:tc>
           <w:tcPr>
             <w:tcW w:type="dxa" w:w="2950"/>
-            <w:shd w:fill="E5F4F6" w:val="clear"/>
-            <w:tcMar>
-              <w:top w:type="dxa" w:w="60"/>
-              <w:left w:type="dxa" w:w="110"/>
-              <w:bottom w:type="dxa" w:w="60"/>
-              <w:right w:type="dxa" w:w="110"/>
-            </w:tcMar>
-          </w:tcPr>
-          <w:p>
-            <w:pPr>
-              <w:spacing w:before="0" w:after="0" w:line="250"/>
-            </w:pPr>
-            <w:r>
-              <w:rPr>
-                <w:b w:val="false"/>
-                <w:bCs w:val="false"/>
-                <w:color w:val="1a1a1a"/>
-                <w:sz w:val="18"/>
-                <w:szCs w:val="18"/>
-                <w:rFonts w:ascii="Nunito Sans" w:cs="Nunito Sans" w:eastAsia="Nunito Sans" w:hAnsi="Nunito Sans"/>
-              </w:rPr>
-              <w:t xml:space="preserve">Tax-Loss Harvesting Strategy</w:t>
+            <w:shd w:fill="FFF3B8" w:val="clear"/>
+            <w:tcMar>
+              <w:top w:type="dxa" w:w="60"/>
+              <w:left w:type="dxa" w:w="110"/>
+              <w:bottom w:type="dxa" w:w="60"/>
+              <w:right w:type="dxa" w:w="110"/>
+            </w:tcMar>
+          </w:tcPr>
+          <w:p>
+            <w:pPr>
+              <w:spacing w:before="0" w:after="0" w:line="250"/>
+            </w:pPr>
+            <w:r>
+              <w:rPr>
+                <w:b/>
+                <w:bCs/>
+                <w:color w:val="1a1a1a"/>
+                <w:sz w:val="18"/>
+                <w:szCs w:val="18"/>
+                <w:rFonts w:ascii="Nunito Sans" w:cs="Nunito Sans" w:eastAsia="Nunito Sans" w:hAnsi="Nunito Sans"/>
+              </w:rPr>
+              <w:t xml:space="preserve">⚠ Tax-Loss Harvesting Strategy</w:t>
             </w:r>
           </w:p>
         </w:tc>
         <w:tc>
           <w:tcPr>
             <w:tcW w:type="dxa" w:w="1050"/>
-            <w:shd w:fill="E5F4F6" w:val="clear"/>
+            <w:shd w:fill="FFF3B8" w:val="clear"/>
             <w:tcMar>
               <w:top w:type="dxa" w:w="60"/>
               <w:left w:type="dxa" w:w="110"/>
@@ -3200,7 +3231,7 @@
         <w:tc>
           <w:tcPr>
             <w:tcW w:type="dxa" w:w="1200"/>
-            <w:shd w:fill="E5F4F6" w:val="clear"/>
+            <w:shd w:fill="FFF3B8" w:val="clear"/>
             <w:tcMar>
               <w:top w:type="dxa" w:w="60"/>
               <w:left w:type="dxa" w:w="110"/>
@@ -3228,7 +3259,7 @@
         <w:tc>
           <w:tcPr>
             <w:tcW w:type="dxa" w:w="1150"/>
-            <w:shd w:fill="E5F4F6" w:val="clear"/>
+            <w:shd w:fill="FFF3B8" w:val="clear"/>
             <w:tcMar>
               <w:top w:type="dxa" w:w="60"/>
               <w:left w:type="dxa" w:w="110"/>
@@ -3256,7 +3287,7 @@
         <w:tc>
           <w:tcPr>
             <w:tcW w:type="dxa" w:w="2676"/>
-            <w:shd w:fill="E5F4F6" w:val="clear"/>
+            <w:shd w:fill="FFF3B8" w:val="clear"/>
             <w:tcMar>
               <w:top w:type="dxa" w:w="60"/>
               <w:left w:type="dxa" w:w="110"/>
@@ -3743,6 +3774,290 @@
         <w:tc>
           <w:tcPr>
             <w:tcW w:type="dxa" w:w="2950"/>
+            <w:shd w:fill="FFF3B8" w:val="clear"/>
+            <w:tcMar>
+              <w:top w:type="dxa" w:w="60"/>
+              <w:left w:type="dxa" w:w="110"/>
+              <w:bottom w:type="dxa" w:w="60"/>
+              <w:right w:type="dxa" w:w="110"/>
+            </w:tcMar>
+          </w:tcPr>
+          <w:p>
+            <w:pPr>
+              <w:spacing w:before="0" w:after="0" w:line="250"/>
+            </w:pPr>
+            <w:r>
+              <w:rPr>
+                <w:b/>
+                <w:bCs/>
+                <w:color w:val="1a1a1a"/>
+                <w:sz w:val="18"/>
+                <w:szCs w:val="18"/>
+                <w:rFonts w:ascii="Nunito Sans" w:cs="Nunito Sans" w:eastAsia="Nunito Sans" w:hAnsi="Nunito Sans"/>
+              </w:rPr>
+              <w:t xml:space="preserve">⚠ Income Protection Insurance (held via superannuation)</w:t>
+            </w:r>
+          </w:p>
+        </w:tc>
+        <w:tc>
+          <w:tcPr>
+            <w:tcW w:type="dxa" w:w="1050"/>
+            <w:shd w:fill="FFF3B8" w:val="clear"/>
+            <w:tcMar>
+              <w:top w:type="dxa" w:w="60"/>
+              <w:left w:type="dxa" w:w="110"/>
+              <w:bottom w:type="dxa" w:w="60"/>
+              <w:right w:type="dxa" w:w="110"/>
+            </w:tcMar>
+          </w:tcPr>
+          <w:p>
+            <w:pPr>
+              <w:spacing w:before="0" w:after="0" w:line="250"/>
+            </w:pPr>
+            <w:r>
+              <w:rPr>
+                <w:b w:val="false"/>
+                <w:bCs w:val="false"/>
+                <w:color w:val="1a1a1a"/>
+                <w:sz w:val="18"/>
+                <w:szCs w:val="18"/>
+                <w:rFonts w:ascii="Nunito Sans" w:cs="Nunito Sans" w:eastAsia="Nunito Sans" w:hAnsi="Nunito Sans"/>
+              </w:rPr>
+              <w:t xml:space="preserve">5–20%</w:t>
+            </w:r>
+          </w:p>
+        </w:tc>
+        <w:tc>
+          <w:tcPr>
+            <w:tcW w:type="dxa" w:w="1200"/>
+            <w:shd w:fill="FFF3B8" w:val="clear"/>
+            <w:tcMar>
+              <w:top w:type="dxa" w:w="60"/>
+              <w:left w:type="dxa" w:w="110"/>
+              <w:bottom w:type="dxa" w:w="60"/>
+              <w:right w:type="dxa" w:w="110"/>
+            </w:tcMar>
+          </w:tcPr>
+          <w:p>
+            <w:pPr>
+              <w:spacing w:before="0" w:after="0" w:line="250"/>
+            </w:pPr>
+            <w:r>
+              <w:rPr>
+                <w:b w:val="false"/>
+                <w:bCs w:val="false"/>
+                <w:color w:val="1a1a1a"/>
+                <w:sz w:val="18"/>
+                <w:szCs w:val="18"/>
+                <w:rFonts w:ascii="Nunito Sans" w:cs="Nunito Sans" w:eastAsia="Nunito Sans" w:hAnsi="Nunito Sans"/>
+              </w:rPr>
+              <w:t xml:space="preserve">0–20%</w:t>
+            </w:r>
+          </w:p>
+        </w:tc>
+        <w:tc>
+          <w:tcPr>
+            <w:tcW w:type="dxa" w:w="1150"/>
+            <w:shd w:fill="FFF3B8" w:val="clear"/>
+            <w:tcMar>
+              <w:top w:type="dxa" w:w="60"/>
+              <w:left w:type="dxa" w:w="110"/>
+              <w:bottom w:type="dxa" w:w="60"/>
+              <w:right w:type="dxa" w:w="110"/>
+            </w:tcMar>
+          </w:tcPr>
+          <w:p>
+            <w:pPr>
+              <w:spacing w:before="0" w:after="0" w:line="250"/>
+            </w:pPr>
+            <w:r>
+              <w:rPr>
+                <w:b w:val="false"/>
+                <w:bCs w:val="false"/>
+                <w:color w:val="1a1a1a"/>
+                <w:sz w:val="18"/>
+                <w:szCs w:val="18"/>
+                <w:rFonts w:ascii="Nunito Sans" w:cs="Nunito Sans" w:eastAsia="Nunito Sans" w:hAnsi="Nunito Sans"/>
+              </w:rPr>
+              <w:t xml:space="preserve">s25-5</w:t>
+            </w:r>
+          </w:p>
+        </w:tc>
+        <w:tc>
+          <w:tcPr>
+            <w:tcW w:type="dxa" w:w="2676"/>
+            <w:shd w:fill="FFF3B8" w:val="clear"/>
+            <w:tcMar>
+              <w:top w:type="dxa" w:w="60"/>
+              <w:left w:type="dxa" w:w="110"/>
+              <w:bottom w:type="dxa" w:w="60"/>
+              <w:right w:type="dxa" w:w="110"/>
+            </w:tcMar>
+          </w:tcPr>
+          <w:p>
+            <w:pPr>
+              <w:spacing w:before="0" w:after="0" w:line="250"/>
+            </w:pPr>
+            <w:r>
+              <w:rPr>
+                <w:b w:val="false"/>
+                <w:bCs w:val="false"/>
+                <w:color w:val="1a1a1a"/>
+                <w:sz w:val="18"/>
+                <w:szCs w:val="18"/>
+                <w:rFonts w:ascii="Nunito Sans" w:cs="Nunito Sans" w:eastAsia="Nunito Sans" w:hAnsi="Nunito Sans"/>
+              </w:rPr>
+              <w:t xml:space="preserve">10 / 20</w:t>
+            </w:r>
+          </w:p>
+        </w:tc>
+      </w:tr>
+      <w:tr>
+        <w:tc>
+          <w:tcPr>
+            <w:tcW w:type="dxa" w:w="2950"/>
+            <w:shd w:fill="E5F4F6" w:val="clear"/>
+            <w:tcMar>
+              <w:top w:type="dxa" w:w="60"/>
+              <w:left w:type="dxa" w:w="110"/>
+              <w:bottom w:type="dxa" w:w="60"/>
+              <w:right w:type="dxa" w:w="110"/>
+            </w:tcMar>
+          </w:tcPr>
+          <w:p>
+            <w:pPr>
+              <w:spacing w:before="0" w:after="0" w:line="250"/>
+            </w:pPr>
+            <w:r>
+              <w:rPr>
+                <w:b w:val="false"/>
+                <w:bCs w:val="false"/>
+                <w:color w:val="1a1a1a"/>
+                <w:sz w:val="18"/>
+                <w:szCs w:val="18"/>
+                <w:rFonts w:ascii="Nunito Sans" w:cs="Nunito Sans" w:eastAsia="Nunito Sans" w:hAnsi="Nunito Sans"/>
+              </w:rPr>
+              <w:t xml:space="preserve">Personal Life/TPD/Trauma Insurance Advice (outside super)</w:t>
+            </w:r>
+          </w:p>
+        </w:tc>
+        <w:tc>
+          <w:tcPr>
+            <w:tcW w:type="dxa" w:w="1050"/>
+            <w:shd w:fill="E5F4F6" w:val="clear"/>
+            <w:tcMar>
+              <w:top w:type="dxa" w:w="60"/>
+              <w:left w:type="dxa" w:w="110"/>
+              <w:bottom w:type="dxa" w:w="60"/>
+              <w:right w:type="dxa" w:w="110"/>
+            </w:tcMar>
+          </w:tcPr>
+          <w:p>
+            <w:pPr>
+              <w:spacing w:before="0" w:after="0" w:line="250"/>
+            </w:pPr>
+            <w:r>
+              <w:rPr>
+                <w:b w:val="false"/>
+                <w:bCs w:val="false"/>
+                <w:color w:val="1a1a1a"/>
+                <w:sz w:val="18"/>
+                <w:szCs w:val="18"/>
+                <w:rFonts w:ascii="Nunito Sans" w:cs="Nunito Sans" w:eastAsia="Nunito Sans" w:hAnsi="Nunito Sans"/>
+              </w:rPr>
+              <w:t xml:space="preserve">5–20%</w:t>
+            </w:r>
+          </w:p>
+        </w:tc>
+        <w:tc>
+          <w:tcPr>
+            <w:tcW w:type="dxa" w:w="1200"/>
+            <w:shd w:fill="E5F4F6" w:val="clear"/>
+            <w:tcMar>
+              <w:top w:type="dxa" w:w="60"/>
+              <w:left w:type="dxa" w:w="110"/>
+              <w:bottom w:type="dxa" w:w="60"/>
+              <w:right w:type="dxa" w:w="110"/>
+            </w:tcMar>
+          </w:tcPr>
+          <w:p>
+            <w:pPr>
+              <w:spacing w:before="0" w:after="0" w:line="250"/>
+            </w:pPr>
+            <w:r>
+              <w:rPr>
+                <w:b w:val="false"/>
+                <w:bCs w:val="false"/>
+                <w:color w:val="1a1a1a"/>
+                <w:sz w:val="18"/>
+                <w:szCs w:val="18"/>
+                <w:rFonts w:ascii="Nunito Sans" w:cs="Nunito Sans" w:eastAsia="Nunito Sans" w:hAnsi="Nunito Sans"/>
+              </w:rPr>
+              <w:t xml:space="preserve">0%</w:t>
+            </w:r>
+          </w:p>
+        </w:tc>
+        <w:tc>
+          <w:tcPr>
+            <w:tcW w:type="dxa" w:w="1150"/>
+            <w:shd w:fill="E5F4F6" w:val="clear"/>
+            <w:tcMar>
+              <w:top w:type="dxa" w:w="60"/>
+              <w:left w:type="dxa" w:w="110"/>
+              <w:bottom w:type="dxa" w:w="60"/>
+              <w:right w:type="dxa" w:w="110"/>
+            </w:tcMar>
+          </w:tcPr>
+          <w:p>
+            <w:pPr>
+              <w:spacing w:before="0" w:after="0" w:line="250"/>
+            </w:pPr>
+            <w:r>
+              <w:rPr>
+                <w:b w:val="false"/>
+                <w:bCs w:val="false"/>
+                <w:color w:val="1a1a1a"/>
+                <w:sz w:val="18"/>
+                <w:szCs w:val="18"/>
+                <w:rFonts w:ascii="Nunito Sans" w:cs="Nunito Sans" w:eastAsia="Nunito Sans" w:hAnsi="Nunito Sans"/>
+              </w:rPr>
+              <w:t xml:space="preserve">Non-Deductible</w:t>
+            </w:r>
+          </w:p>
+        </w:tc>
+        <w:tc>
+          <w:tcPr>
+            <w:tcW w:type="dxa" w:w="2676"/>
+            <w:shd w:fill="E5F4F6" w:val="clear"/>
+            <w:tcMar>
+              <w:top w:type="dxa" w:w="60"/>
+              <w:left w:type="dxa" w:w="110"/>
+              <w:bottom w:type="dxa" w:w="60"/>
+              <w:right w:type="dxa" w:w="110"/>
+            </w:tcMar>
+          </w:tcPr>
+          <w:p>
+            <w:pPr>
+              <w:spacing w:before="0" w:after="0" w:line="250"/>
+            </w:pPr>
+            <w:r>
+              <w:rPr>
+                <w:b w:val="false"/>
+                <w:bCs w:val="false"/>
+                <w:color w:val="1a1a1a"/>
+                <w:sz w:val="18"/>
+                <w:szCs w:val="18"/>
+                <w:rFonts w:ascii="Nunito Sans" w:cs="Nunito Sans" w:eastAsia="Nunito Sans" w:hAnsi="Nunito Sans"/>
+              </w:rPr>
+              <w:t xml:space="preserve">—</w:t>
+            </w:r>
+          </w:p>
+        </w:tc>
+      </w:tr>
+      <w:tr>
+        <w:tc>
+          <w:tcPr>
+            <w:tcW w:type="dxa" w:w="2950"/>
             <w:shd w:fill="EAF4FB" w:val="clear"/>
             <w:tcMar>
               <w:top w:type="dxa" w:w="60"/>
@@ -3764,7 +4079,7 @@
                 <w:szCs w:val="18"/>
                 <w:rFonts w:ascii="Nunito Sans" w:cs="Nunito Sans" w:eastAsia="Nunito Sans" w:hAnsi="Nunito Sans"/>
               </w:rPr>
-              <w:t xml:space="preserve">Income Protection Insurance (held via superannuation)</w:t>
+              <w:t xml:space="preserve">Super-owned Life/TPD Insurance Advice</w:t>
             </w:r>
           </w:p>
         </w:tc>
@@ -3820,7 +4135,7 @@
                 <w:szCs w:val="18"/>
                 <w:rFonts w:ascii="Nunito Sans" w:cs="Nunito Sans" w:eastAsia="Nunito Sans" w:hAnsi="Nunito Sans"/>
               </w:rPr>
-              <w:t xml:space="preserve">0–20%</w:t>
+              <w:t xml:space="preserve">20–20%</w:t>
             </w:r>
           </w:p>
         </w:tc>
@@ -3876,7 +4191,7 @@
                 <w:szCs w:val="18"/>
                 <w:rFonts w:ascii="Nunito Sans" w:cs="Nunito Sans" w:eastAsia="Nunito Sans" w:hAnsi="Nunito Sans"/>
               </w:rPr>
-              <w:t xml:space="preserve">10 / 20</w:t>
+              <w:t xml:space="preserve">20</w:t>
             </w:r>
           </w:p>
         </w:tc>
@@ -3885,35 +4200,35 @@
         <w:tc>
           <w:tcPr>
             <w:tcW w:type="dxa" w:w="2950"/>
-            <w:shd w:fill="E5F4F6" w:val="clear"/>
-            <w:tcMar>
-              <w:top w:type="dxa" w:w="60"/>
-              <w:left w:type="dxa" w:w="110"/>
-              <w:bottom w:type="dxa" w:w="60"/>
-              <w:right w:type="dxa" w:w="110"/>
-            </w:tcMar>
-          </w:tcPr>
-          <w:p>
-            <w:pPr>
-              <w:spacing w:before="0" w:after="0" w:line="250"/>
-            </w:pPr>
-            <w:r>
-              <w:rPr>
-                <w:b w:val="false"/>
-                <w:bCs w:val="false"/>
-                <w:color w:val="1a1a1a"/>
-                <w:sz w:val="18"/>
-                <w:szCs w:val="18"/>
-                <w:rFonts w:ascii="Nunito Sans" w:cs="Nunito Sans" w:eastAsia="Nunito Sans" w:hAnsi="Nunito Sans"/>
-              </w:rPr>
-              <w:t xml:space="preserve">Personal Life/TPD/Trauma Insurance Advice (outside super)</w:t>
+            <w:shd w:fill="FFF3B8" w:val="clear"/>
+            <w:tcMar>
+              <w:top w:type="dxa" w:w="60"/>
+              <w:left w:type="dxa" w:w="110"/>
+              <w:bottom w:type="dxa" w:w="60"/>
+              <w:right w:type="dxa" w:w="110"/>
+            </w:tcMar>
+          </w:tcPr>
+          <w:p>
+            <w:pPr>
+              <w:spacing w:before="0" w:after="0" w:line="250"/>
+            </w:pPr>
+            <w:r>
+              <w:rPr>
+                <w:b/>
+                <w:bCs/>
+                <w:color w:val="1a1a1a"/>
+                <w:sz w:val="18"/>
+                <w:szCs w:val="18"/>
+                <w:rFonts w:ascii="Nunito Sans" w:cs="Nunito Sans" w:eastAsia="Nunito Sans" w:hAnsi="Nunito Sans"/>
+              </w:rPr>
+              <w:t xml:space="preserve">⚠ Advice on Structuring Insurance Inside vs. Outside Super</w:t>
             </w:r>
           </w:p>
         </w:tc>
         <w:tc>
           <w:tcPr>
             <w:tcW w:type="dxa" w:w="1050"/>
-            <w:shd w:fill="E5F4F6" w:val="clear"/>
+            <w:shd w:fill="FFF3B8" w:val="clear"/>
             <w:tcMar>
               <w:top w:type="dxa" w:w="60"/>
               <w:left w:type="dxa" w:w="110"/>
@@ -3941,84 +4256,84 @@
         <w:tc>
           <w:tcPr>
             <w:tcW w:type="dxa" w:w="1200"/>
-            <w:shd w:fill="E5F4F6" w:val="clear"/>
-            <w:tcMar>
-              <w:top w:type="dxa" w:w="60"/>
-              <w:left w:type="dxa" w:w="110"/>
-              <w:bottom w:type="dxa" w:w="60"/>
-              <w:right w:type="dxa" w:w="110"/>
-            </w:tcMar>
-          </w:tcPr>
-          <w:p>
-            <w:pPr>
-              <w:spacing w:before="0" w:after="0" w:line="250"/>
-            </w:pPr>
-            <w:r>
-              <w:rPr>
-                <w:b w:val="false"/>
-                <w:bCs w:val="false"/>
-                <w:color w:val="1a1a1a"/>
-                <w:sz w:val="18"/>
-                <w:szCs w:val="18"/>
-                <w:rFonts w:ascii="Nunito Sans" w:cs="Nunito Sans" w:eastAsia="Nunito Sans" w:hAnsi="Nunito Sans"/>
-              </w:rPr>
-              <w:t xml:space="preserve">0%</w:t>
+            <w:shd w:fill="FFF3B8" w:val="clear"/>
+            <w:tcMar>
+              <w:top w:type="dxa" w:w="60"/>
+              <w:left w:type="dxa" w:w="110"/>
+              <w:bottom w:type="dxa" w:w="60"/>
+              <w:right w:type="dxa" w:w="110"/>
+            </w:tcMar>
+          </w:tcPr>
+          <w:p>
+            <w:pPr>
+              <w:spacing w:before="0" w:after="0" w:line="250"/>
+            </w:pPr>
+            <w:r>
+              <w:rPr>
+                <w:b w:val="false"/>
+                <w:bCs w:val="false"/>
+                <w:color w:val="1a1a1a"/>
+                <w:sz w:val="18"/>
+                <w:szCs w:val="18"/>
+                <w:rFonts w:ascii="Nunito Sans" w:cs="Nunito Sans" w:eastAsia="Nunito Sans" w:hAnsi="Nunito Sans"/>
+              </w:rPr>
+              <w:t xml:space="preserve">0–30%</w:t>
             </w:r>
           </w:p>
         </w:tc>
         <w:tc>
           <w:tcPr>
             <w:tcW w:type="dxa" w:w="1150"/>
-            <w:shd w:fill="E5F4F6" w:val="clear"/>
-            <w:tcMar>
-              <w:top w:type="dxa" w:w="60"/>
-              <w:left w:type="dxa" w:w="110"/>
-              <w:bottom w:type="dxa" w:w="60"/>
-              <w:right w:type="dxa" w:w="110"/>
-            </w:tcMar>
-          </w:tcPr>
-          <w:p>
-            <w:pPr>
-              <w:spacing w:before="0" w:after="0" w:line="250"/>
-            </w:pPr>
-            <w:r>
-              <w:rPr>
-                <w:b w:val="false"/>
-                <w:bCs w:val="false"/>
-                <w:color w:val="1a1a1a"/>
-                <w:sz w:val="18"/>
-                <w:szCs w:val="18"/>
-                <w:rFonts w:ascii="Nunito Sans" w:cs="Nunito Sans" w:eastAsia="Nunito Sans" w:hAnsi="Nunito Sans"/>
-              </w:rPr>
-              <w:t xml:space="preserve">Non-Deductible</w:t>
+            <w:shd w:fill="FFF3B8" w:val="clear"/>
+            <w:tcMar>
+              <w:top w:type="dxa" w:w="60"/>
+              <w:left w:type="dxa" w:w="110"/>
+              <w:bottom w:type="dxa" w:w="60"/>
+              <w:right w:type="dxa" w:w="110"/>
+            </w:tcMar>
+          </w:tcPr>
+          <w:p>
+            <w:pPr>
+              <w:spacing w:before="0" w:after="0" w:line="250"/>
+            </w:pPr>
+            <w:r>
+              <w:rPr>
+                <w:b w:val="false"/>
+                <w:bCs w:val="false"/>
+                <w:color w:val="1a1a1a"/>
+                <w:sz w:val="18"/>
+                <w:szCs w:val="18"/>
+                <w:rFonts w:ascii="Nunito Sans" w:cs="Nunito Sans" w:eastAsia="Nunito Sans" w:hAnsi="Nunito Sans"/>
+              </w:rPr>
+              <w:t xml:space="preserve">s25-5</w:t>
             </w:r>
           </w:p>
         </w:tc>
         <w:tc>
           <w:tcPr>
             <w:tcW w:type="dxa" w:w="2676"/>
-            <w:shd w:fill="E5F4F6" w:val="clear"/>
-            <w:tcMar>
-              <w:top w:type="dxa" w:w="60"/>
-              <w:left w:type="dxa" w:w="110"/>
-              <w:bottom w:type="dxa" w:w="60"/>
-              <w:right w:type="dxa" w:w="110"/>
-            </w:tcMar>
-          </w:tcPr>
-          <w:p>
-            <w:pPr>
-              <w:spacing w:before="0" w:after="0" w:line="250"/>
-            </w:pPr>
-            <w:r>
-              <w:rPr>
-                <w:b w:val="false"/>
-                <w:bCs w:val="false"/>
-                <w:color w:val="1a1a1a"/>
-                <w:sz w:val="18"/>
-                <w:szCs w:val="18"/>
-                <w:rFonts w:ascii="Nunito Sans" w:cs="Nunito Sans" w:eastAsia="Nunito Sans" w:hAnsi="Nunito Sans"/>
-              </w:rPr>
-              <w:t xml:space="preserve">—</w:t>
+            <w:shd w:fill="FFF3B8" w:val="clear"/>
+            <w:tcMar>
+              <w:top w:type="dxa" w:w="60"/>
+              <w:left w:type="dxa" w:w="110"/>
+              <w:bottom w:type="dxa" w:w="60"/>
+              <w:right w:type="dxa" w:w="110"/>
+            </w:tcMar>
+          </w:tcPr>
+          <w:p>
+            <w:pPr>
+              <w:spacing w:before="0" w:after="0" w:line="250"/>
+            </w:pPr>
+            <w:r>
+              <w:rPr>
+                <w:b w:val="false"/>
+                <w:bCs w:val="false"/>
+                <w:color w:val="1a1a1a"/>
+                <w:sz w:val="18"/>
+                <w:szCs w:val="18"/>
+                <w:rFonts w:ascii="Nunito Sans" w:cs="Nunito Sans" w:eastAsia="Nunito Sans" w:hAnsi="Nunito Sans"/>
+              </w:rPr>
+              <w:t xml:space="preserve">15 / 30</w:t>
             </w:r>
           </w:p>
         </w:tc>
@@ -4027,140 +4342,140 @@
         <w:tc>
           <w:tcPr>
             <w:tcW w:type="dxa" w:w="2950"/>
-            <w:shd w:fill="EAF4FB" w:val="clear"/>
-            <w:tcMar>
-              <w:top w:type="dxa" w:w="60"/>
-              <w:left w:type="dxa" w:w="110"/>
-              <w:bottom w:type="dxa" w:w="60"/>
-              <w:right w:type="dxa" w:w="110"/>
-            </w:tcMar>
-          </w:tcPr>
-          <w:p>
-            <w:pPr>
-              <w:spacing w:before="0" w:after="0" w:line="250"/>
-            </w:pPr>
-            <w:r>
-              <w:rPr>
-                <w:b w:val="false"/>
-                <w:bCs w:val="false"/>
-                <w:color w:val="1a1a1a"/>
-                <w:sz w:val="18"/>
-                <w:szCs w:val="18"/>
-                <w:rFonts w:ascii="Nunito Sans" w:cs="Nunito Sans" w:eastAsia="Nunito Sans" w:hAnsi="Nunito Sans"/>
-              </w:rPr>
-              <w:t xml:space="preserve">Super-owned Life/TPD Insurance Advice</w:t>
+            <w:shd w:fill="FFF3B8" w:val="clear"/>
+            <w:tcMar>
+              <w:top w:type="dxa" w:w="60"/>
+              <w:left w:type="dxa" w:w="110"/>
+              <w:bottom w:type="dxa" w:w="60"/>
+              <w:right w:type="dxa" w:w="110"/>
+            </w:tcMar>
+          </w:tcPr>
+          <w:p>
+            <w:pPr>
+              <w:spacing w:before="0" w:after="0" w:line="250"/>
+            </w:pPr>
+            <w:r>
+              <w:rPr>
+                <w:b/>
+                <w:bCs/>
+                <w:color w:val="1a1a1a"/>
+                <w:sz w:val="18"/>
+                <w:szCs w:val="18"/>
+                <w:rFonts w:ascii="Nunito Sans" w:cs="Nunito Sans" w:eastAsia="Nunito Sans" w:hAnsi="Nunito Sans"/>
+              </w:rPr>
+              <w:t xml:space="preserve">⚠ Business Expenses Insurance Advice</w:t>
             </w:r>
           </w:p>
         </w:tc>
         <w:tc>
           <w:tcPr>
             <w:tcW w:type="dxa" w:w="1050"/>
-            <w:shd w:fill="EAF4FB" w:val="clear"/>
-            <w:tcMar>
-              <w:top w:type="dxa" w:w="60"/>
-              <w:left w:type="dxa" w:w="110"/>
-              <w:bottom w:type="dxa" w:w="60"/>
-              <w:right w:type="dxa" w:w="110"/>
-            </w:tcMar>
-          </w:tcPr>
-          <w:p>
-            <w:pPr>
-              <w:spacing w:before="0" w:after="0" w:line="250"/>
-            </w:pPr>
-            <w:r>
-              <w:rPr>
-                <w:b w:val="false"/>
-                <w:bCs w:val="false"/>
-                <w:color w:val="1a1a1a"/>
-                <w:sz w:val="18"/>
-                <w:szCs w:val="18"/>
-                <w:rFonts w:ascii="Nunito Sans" w:cs="Nunito Sans" w:eastAsia="Nunito Sans" w:hAnsi="Nunito Sans"/>
-              </w:rPr>
-              <w:t xml:space="preserve">5–20%</w:t>
+            <w:shd w:fill="FFF3B8" w:val="clear"/>
+            <w:tcMar>
+              <w:top w:type="dxa" w:w="60"/>
+              <w:left w:type="dxa" w:w="110"/>
+              <w:bottom w:type="dxa" w:w="60"/>
+              <w:right w:type="dxa" w:w="110"/>
+            </w:tcMar>
+          </w:tcPr>
+          <w:p>
+            <w:pPr>
+              <w:spacing w:before="0" w:after="0" w:line="250"/>
+            </w:pPr>
+            <w:r>
+              <w:rPr>
+                <w:b w:val="false"/>
+                <w:bCs w:val="false"/>
+                <w:color w:val="1a1a1a"/>
+                <w:sz w:val="18"/>
+                <w:szCs w:val="18"/>
+                <w:rFonts w:ascii="Nunito Sans" w:cs="Nunito Sans" w:eastAsia="Nunito Sans" w:hAnsi="Nunito Sans"/>
+              </w:rPr>
+              <w:t xml:space="preserve">5–15%</w:t>
             </w:r>
           </w:p>
         </w:tc>
         <w:tc>
           <w:tcPr>
             <w:tcW w:type="dxa" w:w="1200"/>
-            <w:shd w:fill="EAF4FB" w:val="clear"/>
-            <w:tcMar>
-              <w:top w:type="dxa" w:w="60"/>
-              <w:left w:type="dxa" w:w="110"/>
-              <w:bottom w:type="dxa" w:w="60"/>
-              <w:right w:type="dxa" w:w="110"/>
-            </w:tcMar>
-          </w:tcPr>
-          <w:p>
-            <w:pPr>
-              <w:spacing w:before="0" w:after="0" w:line="250"/>
-            </w:pPr>
-            <w:r>
-              <w:rPr>
-                <w:b w:val="false"/>
-                <w:bCs w:val="false"/>
-                <w:color w:val="1a1a1a"/>
-                <w:sz w:val="18"/>
-                <w:szCs w:val="18"/>
-                <w:rFonts w:ascii="Nunito Sans" w:cs="Nunito Sans" w:eastAsia="Nunito Sans" w:hAnsi="Nunito Sans"/>
-              </w:rPr>
-              <w:t xml:space="preserve">20–20%</w:t>
+            <w:shd w:fill="FFF3B8" w:val="clear"/>
+            <w:tcMar>
+              <w:top w:type="dxa" w:w="60"/>
+              <w:left w:type="dxa" w:w="110"/>
+              <w:bottom w:type="dxa" w:w="60"/>
+              <w:right w:type="dxa" w:w="110"/>
+            </w:tcMar>
+          </w:tcPr>
+          <w:p>
+            <w:pPr>
+              <w:spacing w:before="0" w:after="0" w:line="250"/>
+            </w:pPr>
+            <w:r>
+              <w:rPr>
+                <w:b w:val="false"/>
+                <w:bCs w:val="false"/>
+                <w:color w:val="1a1a1a"/>
+                <w:sz w:val="18"/>
+                <w:szCs w:val="18"/>
+                <w:rFonts w:ascii="Nunito Sans" w:cs="Nunito Sans" w:eastAsia="Nunito Sans" w:hAnsi="Nunito Sans"/>
+              </w:rPr>
+              <w:t xml:space="preserve">70–100%</w:t>
             </w:r>
           </w:p>
         </w:tc>
         <w:tc>
           <w:tcPr>
             <w:tcW w:type="dxa" w:w="1150"/>
-            <w:shd w:fill="EAF4FB" w:val="clear"/>
-            <w:tcMar>
-              <w:top w:type="dxa" w:w="60"/>
-              <w:left w:type="dxa" w:w="110"/>
-              <w:bottom w:type="dxa" w:w="60"/>
-              <w:right w:type="dxa" w:w="110"/>
-            </w:tcMar>
-          </w:tcPr>
-          <w:p>
-            <w:pPr>
-              <w:spacing w:before="0" w:after="0" w:line="250"/>
-            </w:pPr>
-            <w:r>
-              <w:rPr>
-                <w:b w:val="false"/>
-                <w:bCs w:val="false"/>
-                <w:color w:val="1a1a1a"/>
-                <w:sz w:val="18"/>
-                <w:szCs w:val="18"/>
-                <w:rFonts w:ascii="Nunito Sans" w:cs="Nunito Sans" w:eastAsia="Nunito Sans" w:hAnsi="Nunito Sans"/>
-              </w:rPr>
-              <w:t xml:space="preserve">s25-5</w:t>
+            <w:shd w:fill="FFF3B8" w:val="clear"/>
+            <w:tcMar>
+              <w:top w:type="dxa" w:w="60"/>
+              <w:left w:type="dxa" w:w="110"/>
+              <w:bottom w:type="dxa" w:w="60"/>
+              <w:right w:type="dxa" w:w="110"/>
+            </w:tcMar>
+          </w:tcPr>
+          <w:p>
+            <w:pPr>
+              <w:spacing w:before="0" w:after="0" w:line="250"/>
+            </w:pPr>
+            <w:r>
+              <w:rPr>
+                <w:b w:val="false"/>
+                <w:bCs w:val="false"/>
+                <w:color w:val="1a1a1a"/>
+                <w:sz w:val="18"/>
+                <w:szCs w:val="18"/>
+                <w:rFonts w:ascii="Nunito Sans" w:cs="Nunito Sans" w:eastAsia="Nunito Sans" w:hAnsi="Nunito Sans"/>
+              </w:rPr>
+              <w:t xml:space="preserve">s8-1</w:t>
             </w:r>
           </w:p>
         </w:tc>
         <w:tc>
           <w:tcPr>
             <w:tcW w:type="dxa" w:w="2676"/>
-            <w:shd w:fill="EAF4FB" w:val="clear"/>
-            <w:tcMar>
-              <w:top w:type="dxa" w:w="60"/>
-              <w:left w:type="dxa" w:w="110"/>
-              <w:bottom w:type="dxa" w:w="60"/>
-              <w:right w:type="dxa" w:w="110"/>
-            </w:tcMar>
-          </w:tcPr>
-          <w:p>
-            <w:pPr>
-              <w:spacing w:before="0" w:after="0" w:line="250"/>
-            </w:pPr>
-            <w:r>
-              <w:rPr>
-                <w:b w:val="false"/>
-                <w:bCs w:val="false"/>
-                <w:color w:val="1a1a1a"/>
-                <w:sz w:val="18"/>
-                <w:szCs w:val="18"/>
-                <w:rFonts w:ascii="Nunito Sans" w:cs="Nunito Sans" w:eastAsia="Nunito Sans" w:hAnsi="Nunito Sans"/>
-              </w:rPr>
-              <w:t xml:space="preserve">20</w:t>
+            <w:shd w:fill="FFF3B8" w:val="clear"/>
+            <w:tcMar>
+              <w:top w:type="dxa" w:w="60"/>
+              <w:left w:type="dxa" w:w="110"/>
+              <w:bottom w:type="dxa" w:w="60"/>
+              <w:right w:type="dxa" w:w="110"/>
+            </w:tcMar>
+          </w:tcPr>
+          <w:p>
+            <w:pPr>
+              <w:spacing w:before="0" w:after="0" w:line="250"/>
+            </w:pPr>
+            <w:r>
+              <w:rPr>
+                <w:b w:val="false"/>
+                <w:bCs w:val="false"/>
+                <w:color w:val="1a1a1a"/>
+                <w:sz w:val="18"/>
+                <w:szCs w:val="18"/>
+                <w:rFonts w:ascii="Nunito Sans" w:cs="Nunito Sans" w:eastAsia="Nunito Sans" w:hAnsi="Nunito Sans"/>
+              </w:rPr>
+              <w:t xml:space="preserve">70 / 85 / 100</w:t>
             </w:r>
           </w:p>
         </w:tc>
@@ -4169,35 +4484,35 @@
         <w:tc>
           <w:tcPr>
             <w:tcW w:type="dxa" w:w="2950"/>
-            <w:shd w:fill="E5F4F6" w:val="clear"/>
-            <w:tcMar>
-              <w:top w:type="dxa" w:w="60"/>
-              <w:left w:type="dxa" w:w="110"/>
-              <w:bottom w:type="dxa" w:w="60"/>
-              <w:right w:type="dxa" w:w="110"/>
-            </w:tcMar>
-          </w:tcPr>
-          <w:p>
-            <w:pPr>
-              <w:spacing w:before="0" w:after="0" w:line="250"/>
-            </w:pPr>
-            <w:r>
-              <w:rPr>
-                <w:b w:val="false"/>
-                <w:bCs w:val="false"/>
-                <w:color w:val="1a1a1a"/>
-                <w:sz w:val="18"/>
-                <w:szCs w:val="18"/>
-                <w:rFonts w:ascii="Nunito Sans" w:cs="Nunito Sans" w:eastAsia="Nunito Sans" w:hAnsi="Nunito Sans"/>
-              </w:rPr>
-              <w:t xml:space="preserve">Advice on Structuring Insurance Inside vs. Outside Super</w:t>
+            <w:shd w:fill="FFF3B8" w:val="clear"/>
+            <w:tcMar>
+              <w:top w:type="dxa" w:w="60"/>
+              <w:left w:type="dxa" w:w="110"/>
+              <w:bottom w:type="dxa" w:w="60"/>
+              <w:right w:type="dxa" w:w="110"/>
+            </w:tcMar>
+          </w:tcPr>
+          <w:p>
+            <w:pPr>
+              <w:spacing w:before="0" w:after="0" w:line="250"/>
+            </w:pPr>
+            <w:r>
+              <w:rPr>
+                <w:b/>
+                <w:bCs/>
+                <w:color w:val="1a1a1a"/>
+                <w:sz w:val="18"/>
+                <w:szCs w:val="18"/>
+                <w:rFonts w:ascii="Nunito Sans" w:cs="Nunito Sans" w:eastAsia="Nunito Sans" w:hAnsi="Nunito Sans"/>
+              </w:rPr>
+              <w:t xml:space="preserve">⚠ Key Person Insurance (Deductibility Analysis)</w:t>
             </w:r>
           </w:p>
         </w:tc>
         <w:tc>
           <w:tcPr>
             <w:tcW w:type="dxa" w:w="1050"/>
-            <w:shd w:fill="E5F4F6" w:val="clear"/>
+            <w:shd w:fill="FFF3B8" w:val="clear"/>
             <w:tcMar>
               <w:top w:type="dxa" w:w="60"/>
               <w:left w:type="dxa" w:w="110"/>
@@ -4225,35 +4540,35 @@
         <w:tc>
           <w:tcPr>
             <w:tcW w:type="dxa" w:w="1200"/>
-            <w:shd w:fill="E5F4F6" w:val="clear"/>
-            <w:tcMar>
-              <w:top w:type="dxa" w:w="60"/>
-              <w:left w:type="dxa" w:w="110"/>
-              <w:bottom w:type="dxa" w:w="60"/>
-              <w:right w:type="dxa" w:w="110"/>
-            </w:tcMar>
-          </w:tcPr>
-          <w:p>
-            <w:pPr>
-              <w:spacing w:before="0" w:after="0" w:line="250"/>
-            </w:pPr>
-            <w:r>
-              <w:rPr>
-                <w:b w:val="false"/>
-                <w:bCs w:val="false"/>
-                <w:color w:val="1a1a1a"/>
-                <w:sz w:val="18"/>
-                <w:szCs w:val="18"/>
-                <w:rFonts w:ascii="Nunito Sans" w:cs="Nunito Sans" w:eastAsia="Nunito Sans" w:hAnsi="Nunito Sans"/>
-              </w:rPr>
-              <w:t xml:space="preserve">0–30%</w:t>
+            <w:shd w:fill="FFF3B8" w:val="clear"/>
+            <w:tcMar>
+              <w:top w:type="dxa" w:w="60"/>
+              <w:left w:type="dxa" w:w="110"/>
+              <w:bottom w:type="dxa" w:w="60"/>
+              <w:right w:type="dxa" w:w="110"/>
+            </w:tcMar>
+          </w:tcPr>
+          <w:p>
+            <w:pPr>
+              <w:spacing w:before="0" w:after="0" w:line="250"/>
+            </w:pPr>
+            <w:r>
+              <w:rPr>
+                <w:b w:val="false"/>
+                <w:bCs w:val="false"/>
+                <w:color w:val="1a1a1a"/>
+                <w:sz w:val="18"/>
+                <w:szCs w:val="18"/>
+                <w:rFonts w:ascii="Nunito Sans" w:cs="Nunito Sans" w:eastAsia="Nunito Sans" w:hAnsi="Nunito Sans"/>
+              </w:rPr>
+              <w:t xml:space="preserve">20–60%</w:t>
             </w:r>
           </w:p>
         </w:tc>
         <w:tc>
           <w:tcPr>
             <w:tcW w:type="dxa" w:w="1150"/>
-            <w:shd w:fill="E5F4F6" w:val="clear"/>
+            <w:shd w:fill="FFF3B8" w:val="clear"/>
             <w:tcMar>
               <w:top w:type="dxa" w:w="60"/>
               <w:left w:type="dxa" w:w="110"/>
@@ -4281,291 +4596,7 @@
         <w:tc>
           <w:tcPr>
             <w:tcW w:type="dxa" w:w="2676"/>
-            <w:shd w:fill="E5F4F6" w:val="clear"/>
-            <w:tcMar>
-              <w:top w:type="dxa" w:w="60"/>
-              <w:left w:type="dxa" w:w="110"/>
-              <w:bottom w:type="dxa" w:w="60"/>
-              <w:right w:type="dxa" w:w="110"/>
-            </w:tcMar>
-          </w:tcPr>
-          <w:p>
-            <w:pPr>
-              <w:spacing w:before="0" w:after="0" w:line="250"/>
-            </w:pPr>
-            <w:r>
-              <w:rPr>
-                <w:b w:val="false"/>
-                <w:bCs w:val="false"/>
-                <w:color w:val="1a1a1a"/>
-                <w:sz w:val="18"/>
-                <w:szCs w:val="18"/>
-                <w:rFonts w:ascii="Nunito Sans" w:cs="Nunito Sans" w:eastAsia="Nunito Sans" w:hAnsi="Nunito Sans"/>
-              </w:rPr>
-              <w:t xml:space="preserve">15 / 30</w:t>
-            </w:r>
-          </w:p>
-        </w:tc>
-      </w:tr>
-      <w:tr>
-        <w:tc>
-          <w:tcPr>
-            <w:tcW w:type="dxa" w:w="2950"/>
-            <w:shd w:fill="EAF4FB" w:val="clear"/>
-            <w:tcMar>
-              <w:top w:type="dxa" w:w="60"/>
-              <w:left w:type="dxa" w:w="110"/>
-              <w:bottom w:type="dxa" w:w="60"/>
-              <w:right w:type="dxa" w:w="110"/>
-            </w:tcMar>
-          </w:tcPr>
-          <w:p>
-            <w:pPr>
-              <w:spacing w:before="0" w:after="0" w:line="250"/>
-            </w:pPr>
-            <w:r>
-              <w:rPr>
-                <w:b w:val="false"/>
-                <w:bCs w:val="false"/>
-                <w:color w:val="1a1a1a"/>
-                <w:sz w:val="18"/>
-                <w:szCs w:val="18"/>
-                <w:rFonts w:ascii="Nunito Sans" w:cs="Nunito Sans" w:eastAsia="Nunito Sans" w:hAnsi="Nunito Sans"/>
-              </w:rPr>
-              <w:t xml:space="preserve">Business Expenses Insurance Advice</w:t>
-            </w:r>
-          </w:p>
-        </w:tc>
-        <w:tc>
-          <w:tcPr>
-            <w:tcW w:type="dxa" w:w="1050"/>
-            <w:shd w:fill="EAF4FB" w:val="clear"/>
-            <w:tcMar>
-              <w:top w:type="dxa" w:w="60"/>
-              <w:left w:type="dxa" w:w="110"/>
-              <w:bottom w:type="dxa" w:w="60"/>
-              <w:right w:type="dxa" w:w="110"/>
-            </w:tcMar>
-          </w:tcPr>
-          <w:p>
-            <w:pPr>
-              <w:spacing w:before="0" w:after="0" w:line="250"/>
-            </w:pPr>
-            <w:r>
-              <w:rPr>
-                <w:b w:val="false"/>
-                <w:bCs w:val="false"/>
-                <w:color w:val="1a1a1a"/>
-                <w:sz w:val="18"/>
-                <w:szCs w:val="18"/>
-                <w:rFonts w:ascii="Nunito Sans" w:cs="Nunito Sans" w:eastAsia="Nunito Sans" w:hAnsi="Nunito Sans"/>
-              </w:rPr>
-              <w:t xml:space="preserve">5–15%</w:t>
-            </w:r>
-          </w:p>
-        </w:tc>
-        <w:tc>
-          <w:tcPr>
-            <w:tcW w:type="dxa" w:w="1200"/>
-            <w:shd w:fill="EAF4FB" w:val="clear"/>
-            <w:tcMar>
-              <w:top w:type="dxa" w:w="60"/>
-              <w:left w:type="dxa" w:w="110"/>
-              <w:bottom w:type="dxa" w:w="60"/>
-              <w:right w:type="dxa" w:w="110"/>
-            </w:tcMar>
-          </w:tcPr>
-          <w:p>
-            <w:pPr>
-              <w:spacing w:before="0" w:after="0" w:line="250"/>
-            </w:pPr>
-            <w:r>
-              <w:rPr>
-                <w:b w:val="false"/>
-                <w:bCs w:val="false"/>
-                <w:color w:val="1a1a1a"/>
-                <w:sz w:val="18"/>
-                <w:szCs w:val="18"/>
-                <w:rFonts w:ascii="Nunito Sans" w:cs="Nunito Sans" w:eastAsia="Nunito Sans" w:hAnsi="Nunito Sans"/>
-              </w:rPr>
-              <w:t xml:space="preserve">70–100%</w:t>
-            </w:r>
-          </w:p>
-        </w:tc>
-        <w:tc>
-          <w:tcPr>
-            <w:tcW w:type="dxa" w:w="1150"/>
-            <w:shd w:fill="EAF4FB" w:val="clear"/>
-            <w:tcMar>
-              <w:top w:type="dxa" w:w="60"/>
-              <w:left w:type="dxa" w:w="110"/>
-              <w:bottom w:type="dxa" w:w="60"/>
-              <w:right w:type="dxa" w:w="110"/>
-            </w:tcMar>
-          </w:tcPr>
-          <w:p>
-            <w:pPr>
-              <w:spacing w:before="0" w:after="0" w:line="250"/>
-            </w:pPr>
-            <w:r>
-              <w:rPr>
-                <w:b w:val="false"/>
-                <w:bCs w:val="false"/>
-                <w:color w:val="1a1a1a"/>
-                <w:sz w:val="18"/>
-                <w:szCs w:val="18"/>
-                <w:rFonts w:ascii="Nunito Sans" w:cs="Nunito Sans" w:eastAsia="Nunito Sans" w:hAnsi="Nunito Sans"/>
-              </w:rPr>
-              <w:t xml:space="preserve">s8-1</w:t>
-            </w:r>
-          </w:p>
-        </w:tc>
-        <w:tc>
-          <w:tcPr>
-            <w:tcW w:type="dxa" w:w="2676"/>
-            <w:shd w:fill="EAF4FB" w:val="clear"/>
-            <w:tcMar>
-              <w:top w:type="dxa" w:w="60"/>
-              <w:left w:type="dxa" w:w="110"/>
-              <w:bottom w:type="dxa" w:w="60"/>
-              <w:right w:type="dxa" w:w="110"/>
-            </w:tcMar>
-          </w:tcPr>
-          <w:p>
-            <w:pPr>
-              <w:spacing w:before="0" w:after="0" w:line="250"/>
-            </w:pPr>
-            <w:r>
-              <w:rPr>
-                <w:b w:val="false"/>
-                <w:bCs w:val="false"/>
-                <w:color w:val="1a1a1a"/>
-                <w:sz w:val="18"/>
-                <w:szCs w:val="18"/>
-                <w:rFonts w:ascii="Nunito Sans" w:cs="Nunito Sans" w:eastAsia="Nunito Sans" w:hAnsi="Nunito Sans"/>
-              </w:rPr>
-              <w:t xml:space="preserve">70 / 85 / 100</w:t>
-            </w:r>
-          </w:p>
-        </w:tc>
-      </w:tr>
-      <w:tr>
-        <w:tc>
-          <w:tcPr>
-            <w:tcW w:type="dxa" w:w="2950"/>
-            <w:shd w:fill="E5F4F6" w:val="clear"/>
-            <w:tcMar>
-              <w:top w:type="dxa" w:w="60"/>
-              <w:left w:type="dxa" w:w="110"/>
-              <w:bottom w:type="dxa" w:w="60"/>
-              <w:right w:type="dxa" w:w="110"/>
-            </w:tcMar>
-          </w:tcPr>
-          <w:p>
-            <w:pPr>
-              <w:spacing w:before="0" w:after="0" w:line="250"/>
-            </w:pPr>
-            <w:r>
-              <w:rPr>
-                <w:b w:val="false"/>
-                <w:bCs w:val="false"/>
-                <w:color w:val="1a1a1a"/>
-                <w:sz w:val="18"/>
-                <w:szCs w:val="18"/>
-                <w:rFonts w:ascii="Nunito Sans" w:cs="Nunito Sans" w:eastAsia="Nunito Sans" w:hAnsi="Nunito Sans"/>
-              </w:rPr>
-              <w:t xml:space="preserve">Key Person Insurance (Deductibility Analysis)</w:t>
-            </w:r>
-          </w:p>
-        </w:tc>
-        <w:tc>
-          <w:tcPr>
-            <w:tcW w:type="dxa" w:w="1050"/>
-            <w:shd w:fill="E5F4F6" w:val="clear"/>
-            <w:tcMar>
-              <w:top w:type="dxa" w:w="60"/>
-              <w:left w:type="dxa" w:w="110"/>
-              <w:bottom w:type="dxa" w:w="60"/>
-              <w:right w:type="dxa" w:w="110"/>
-            </w:tcMar>
-          </w:tcPr>
-          <w:p>
-            <w:pPr>
-              <w:spacing w:before="0" w:after="0" w:line="250"/>
-            </w:pPr>
-            <w:r>
-              <w:rPr>
-                <w:b w:val="false"/>
-                <w:bCs w:val="false"/>
-                <w:color w:val="1a1a1a"/>
-                <w:sz w:val="18"/>
-                <w:szCs w:val="18"/>
-                <w:rFonts w:ascii="Nunito Sans" w:cs="Nunito Sans" w:eastAsia="Nunito Sans" w:hAnsi="Nunito Sans"/>
-              </w:rPr>
-              <w:t xml:space="preserve">5–20%</w:t>
-            </w:r>
-          </w:p>
-        </w:tc>
-        <w:tc>
-          <w:tcPr>
-            <w:tcW w:type="dxa" w:w="1200"/>
-            <w:shd w:fill="E5F4F6" w:val="clear"/>
-            <w:tcMar>
-              <w:top w:type="dxa" w:w="60"/>
-              <w:left w:type="dxa" w:w="110"/>
-              <w:bottom w:type="dxa" w:w="60"/>
-              <w:right w:type="dxa" w:w="110"/>
-            </w:tcMar>
-          </w:tcPr>
-          <w:p>
-            <w:pPr>
-              <w:spacing w:before="0" w:after="0" w:line="250"/>
-            </w:pPr>
-            <w:r>
-              <w:rPr>
-                <w:b w:val="false"/>
-                <w:bCs w:val="false"/>
-                <w:color w:val="1a1a1a"/>
-                <w:sz w:val="18"/>
-                <w:szCs w:val="18"/>
-                <w:rFonts w:ascii="Nunito Sans" w:cs="Nunito Sans" w:eastAsia="Nunito Sans" w:hAnsi="Nunito Sans"/>
-              </w:rPr>
-              <w:t xml:space="preserve">20–60%</w:t>
-            </w:r>
-          </w:p>
-        </w:tc>
-        <w:tc>
-          <w:tcPr>
-            <w:tcW w:type="dxa" w:w="1150"/>
-            <w:shd w:fill="E5F4F6" w:val="clear"/>
-            <w:tcMar>
-              <w:top w:type="dxa" w:w="60"/>
-              <w:left w:type="dxa" w:w="110"/>
-              <w:bottom w:type="dxa" w:w="60"/>
-              <w:right w:type="dxa" w:w="110"/>
-            </w:tcMar>
-          </w:tcPr>
-          <w:p>
-            <w:pPr>
-              <w:spacing w:before="0" w:after="0" w:line="250"/>
-            </w:pPr>
-            <w:r>
-              <w:rPr>
-                <w:b w:val="false"/>
-                <w:bCs w:val="false"/>
-                <w:color w:val="1a1a1a"/>
-                <w:sz w:val="18"/>
-                <w:szCs w:val="18"/>
-                <w:rFonts w:ascii="Nunito Sans" w:cs="Nunito Sans" w:eastAsia="Nunito Sans" w:hAnsi="Nunito Sans"/>
-              </w:rPr>
-              <w:t xml:space="preserve">s25-5</w:t>
-            </w:r>
-          </w:p>
-        </w:tc>
-        <w:tc>
-          <w:tcPr>
-            <w:tcW w:type="dxa" w:w="2676"/>
-            <w:shd w:fill="E5F4F6" w:val="clear"/>
+            <w:shd w:fill="FFF3B8" w:val="clear"/>
             <w:tcMar>
               <w:top w:type="dxa" w:w="60"/>
               <w:left w:type="dxa" w:w="110"/>
@@ -4910,35 +4941,35 @@
         <w:tc>
           <w:tcPr>
             <w:tcW w:type="dxa" w:w="2950"/>
-            <w:shd w:fill="E5F4F6" w:val="clear"/>
-            <w:tcMar>
-              <w:top w:type="dxa" w:w="60"/>
-              <w:left w:type="dxa" w:w="110"/>
-              <w:bottom w:type="dxa" w:w="60"/>
-              <w:right w:type="dxa" w:w="110"/>
-            </w:tcMar>
-          </w:tcPr>
-          <w:p>
-            <w:pPr>
-              <w:spacing w:before="0" w:after="0" w:line="250"/>
-            </w:pPr>
-            <w:r>
-              <w:rPr>
-                <w:b w:val="false"/>
-                <w:bCs w:val="false"/>
-                <w:color w:val="1a1a1a"/>
-                <w:sz w:val="18"/>
-                <w:szCs w:val="18"/>
-                <w:rFonts w:ascii="Nunito Sans" w:cs="Nunito Sans" w:eastAsia="Nunito Sans" w:hAnsi="Nunito Sans"/>
-              </w:rPr>
-              <w:t xml:space="preserve">Debt Recycling Strategy</w:t>
+            <w:shd w:fill="FFF3B8" w:val="clear"/>
+            <w:tcMar>
+              <w:top w:type="dxa" w:w="60"/>
+              <w:left w:type="dxa" w:w="110"/>
+              <w:bottom w:type="dxa" w:w="60"/>
+              <w:right w:type="dxa" w:w="110"/>
+            </w:tcMar>
+          </w:tcPr>
+          <w:p>
+            <w:pPr>
+              <w:spacing w:before="0" w:after="0" w:line="250"/>
+            </w:pPr>
+            <w:r>
+              <w:rPr>
+                <w:b/>
+                <w:bCs/>
+                <w:color w:val="1a1a1a"/>
+                <w:sz w:val="18"/>
+                <w:szCs w:val="18"/>
+                <w:rFonts w:ascii="Nunito Sans" w:cs="Nunito Sans" w:eastAsia="Nunito Sans" w:hAnsi="Nunito Sans"/>
+              </w:rPr>
+              <w:t xml:space="preserve">⚠ Debt Recycling Strategy</w:t>
             </w:r>
           </w:p>
         </w:tc>
         <w:tc>
           <w:tcPr>
             <w:tcW w:type="dxa" w:w="1050"/>
-            <w:shd w:fill="E5F4F6" w:val="clear"/>
+            <w:shd w:fill="FFF3B8" w:val="clear"/>
             <w:tcMar>
               <w:top w:type="dxa" w:w="60"/>
               <w:left w:type="dxa" w:w="110"/>
@@ -4966,7 +4997,7 @@
         <w:tc>
           <w:tcPr>
             <w:tcW w:type="dxa" w:w="1200"/>
-            <w:shd w:fill="E5F4F6" w:val="clear"/>
+            <w:shd w:fill="FFF3B8" w:val="clear"/>
             <w:tcMar>
               <w:top w:type="dxa" w:w="60"/>
               <w:left w:type="dxa" w:w="110"/>
@@ -4994,7 +5025,7 @@
         <w:tc>
           <w:tcPr>
             <w:tcW w:type="dxa" w:w="1150"/>
-            <w:shd w:fill="E5F4F6" w:val="clear"/>
+            <w:shd w:fill="FFF3B8" w:val="clear"/>
             <w:tcMar>
               <w:top w:type="dxa" w:w="60"/>
               <w:left w:type="dxa" w:w="110"/>
@@ -5022,7 +5053,7 @@
         <w:tc>
           <w:tcPr>
             <w:tcW w:type="dxa" w:w="2676"/>
-            <w:shd w:fill="E5F4F6" w:val="clear"/>
+            <w:shd w:fill="FFF3B8" w:val="clear"/>
             <w:tcMar>
               <w:top w:type="dxa" w:w="60"/>
               <w:left w:type="dxa" w:w="110"/>
@@ -5509,35 +5540,35 @@
         <w:tc>
           <w:tcPr>
             <w:tcW w:type="dxa" w:w="2950"/>
-            <w:shd w:fill="EAF4FB" w:val="clear"/>
-            <w:tcMar>
-              <w:top w:type="dxa" w:w="60"/>
-              <w:left w:type="dxa" w:w="110"/>
-              <w:bottom w:type="dxa" w:w="60"/>
-              <w:right w:type="dxa" w:w="110"/>
-            </w:tcMar>
-          </w:tcPr>
-          <w:p>
-            <w:pPr>
-              <w:spacing w:before="0" w:after="0" w:line="250"/>
-            </w:pPr>
-            <w:r>
-              <w:rPr>
-                <w:b w:val="false"/>
-                <w:bCs w:val="false"/>
-                <w:color w:val="1a1a1a"/>
-                <w:sz w:val="18"/>
-                <w:szCs w:val="18"/>
-                <w:rFonts w:ascii="Nunito Sans" w:cs="Nunito Sans" w:eastAsia="Nunito Sans" w:hAnsi="Nunito Sans"/>
-              </w:rPr>
-              <w:t xml:space="preserve">SMSF Contribution Strategy Advice</w:t>
+            <w:shd w:fill="FFF3B8" w:val="clear"/>
+            <w:tcMar>
+              <w:top w:type="dxa" w:w="60"/>
+              <w:left w:type="dxa" w:w="110"/>
+              <w:bottom w:type="dxa" w:w="60"/>
+              <w:right w:type="dxa" w:w="110"/>
+            </w:tcMar>
+          </w:tcPr>
+          <w:p>
+            <w:pPr>
+              <w:spacing w:before="0" w:after="0" w:line="250"/>
+            </w:pPr>
+            <w:r>
+              <w:rPr>
+                <w:b/>
+                <w:bCs/>
+                <w:color w:val="1a1a1a"/>
+                <w:sz w:val="18"/>
+                <w:szCs w:val="18"/>
+                <w:rFonts w:ascii="Nunito Sans" w:cs="Nunito Sans" w:eastAsia="Nunito Sans" w:hAnsi="Nunito Sans"/>
+              </w:rPr>
+              <w:t xml:space="preserve">⚠ SMSF Contribution Strategy Advice</w:t>
             </w:r>
           </w:p>
         </w:tc>
         <w:tc>
           <w:tcPr>
             <w:tcW w:type="dxa" w:w="1050"/>
-            <w:shd w:fill="EAF4FB" w:val="clear"/>
+            <w:shd w:fill="FFF3B8" w:val="clear"/>
             <w:tcMar>
               <w:top w:type="dxa" w:w="60"/>
               <w:left w:type="dxa" w:w="110"/>
@@ -5565,7 +5596,7 @@
         <w:tc>
           <w:tcPr>
             <w:tcW w:type="dxa" w:w="1200"/>
-            <w:shd w:fill="EAF4FB" w:val="clear"/>
+            <w:shd w:fill="FFF3B8" w:val="clear"/>
             <w:tcMar>
               <w:top w:type="dxa" w:w="60"/>
               <w:left w:type="dxa" w:w="110"/>
@@ -5593,7 +5624,7 @@
         <w:tc>
           <w:tcPr>
             <w:tcW w:type="dxa" w:w="1150"/>
-            <w:shd w:fill="EAF4FB" w:val="clear"/>
+            <w:shd w:fill="FFF3B8" w:val="clear"/>
             <w:tcMar>
               <w:top w:type="dxa" w:w="60"/>
               <w:left w:type="dxa" w:w="110"/>
@@ -5621,7 +5652,7 @@
         <w:tc>
           <w:tcPr>
             <w:tcW w:type="dxa" w:w="2676"/>
-            <w:shd w:fill="EAF4FB" w:val="clear"/>
+            <w:shd w:fill="FFF3B8" w:val="clear"/>
             <w:tcMar>
               <w:top w:type="dxa" w:w="60"/>
               <w:left w:type="dxa" w:w="110"/>
@@ -5793,35 +5824,35 @@
         <w:tc>
           <w:tcPr>
             <w:tcW w:type="dxa" w:w="2950"/>
-            <w:shd w:fill="EAF4FB" w:val="clear"/>
-            <w:tcMar>
-              <w:top w:type="dxa" w:w="60"/>
-              <w:left w:type="dxa" w:w="110"/>
-              <w:bottom w:type="dxa" w:w="60"/>
-              <w:right w:type="dxa" w:w="110"/>
-            </w:tcMar>
-          </w:tcPr>
-          <w:p>
-            <w:pPr>
-              <w:spacing w:before="0" w:after="0" w:line="250"/>
-            </w:pPr>
-            <w:r>
-              <w:rPr>
-                <w:b w:val="false"/>
-                <w:bCs w:val="false"/>
-                <w:color w:val="1a1a1a"/>
-                <w:sz w:val="18"/>
-                <w:szCs w:val="18"/>
-                <w:rFonts w:ascii="Nunito Sans" w:cs="Nunito Sans" w:eastAsia="Nunito Sans" w:hAnsi="Nunito Sans"/>
-              </w:rPr>
-              <w:t xml:space="preserve">SMSF Investment Strategy (Compliance &amp; Review)</w:t>
+            <w:shd w:fill="FFF3B8" w:val="clear"/>
+            <w:tcMar>
+              <w:top w:type="dxa" w:w="60"/>
+              <w:left w:type="dxa" w:w="110"/>
+              <w:bottom w:type="dxa" w:w="60"/>
+              <w:right w:type="dxa" w:w="110"/>
+            </w:tcMar>
+          </w:tcPr>
+          <w:p>
+            <w:pPr>
+              <w:spacing w:before="0" w:after="0" w:line="250"/>
+            </w:pPr>
+            <w:r>
+              <w:rPr>
+                <w:b/>
+                <w:bCs/>
+                <w:color w:val="1a1a1a"/>
+                <w:sz w:val="18"/>
+                <w:szCs w:val="18"/>
+                <w:rFonts w:ascii="Nunito Sans" w:cs="Nunito Sans" w:eastAsia="Nunito Sans" w:hAnsi="Nunito Sans"/>
+              </w:rPr>
+              <w:t xml:space="preserve">⚠ SMSF Investment Strategy (Compliance &amp; Review)</w:t>
             </w:r>
           </w:p>
         </w:tc>
         <w:tc>
           <w:tcPr>
             <w:tcW w:type="dxa" w:w="1050"/>
-            <w:shd w:fill="EAF4FB" w:val="clear"/>
+            <w:shd w:fill="FFF3B8" w:val="clear"/>
             <w:tcMar>
               <w:top w:type="dxa" w:w="60"/>
               <w:left w:type="dxa" w:w="110"/>
@@ -5849,7 +5880,7 @@
         <w:tc>
           <w:tcPr>
             <w:tcW w:type="dxa" w:w="1200"/>
-            <w:shd w:fill="EAF4FB" w:val="clear"/>
+            <w:shd w:fill="FFF3B8" w:val="clear"/>
             <w:tcMar>
               <w:top w:type="dxa" w:w="60"/>
               <w:left w:type="dxa" w:w="110"/>
@@ -5877,7 +5908,7 @@
         <w:tc>
           <w:tcPr>
             <w:tcW w:type="dxa" w:w="1150"/>
-            <w:shd w:fill="EAF4FB" w:val="clear"/>
+            <w:shd w:fill="FFF3B8" w:val="clear"/>
             <w:tcMar>
               <w:top w:type="dxa" w:w="60"/>
               <w:left w:type="dxa" w:w="110"/>
@@ -5905,7 +5936,7 @@
         <w:tc>
           <w:tcPr>
             <w:tcW w:type="dxa" w:w="2676"/>
-            <w:shd w:fill="EAF4FB" w:val="clear"/>
+            <w:shd w:fill="FFF3B8" w:val="clear"/>
             <w:tcMar>
               <w:top w:type="dxa" w:w="60"/>
               <w:left w:type="dxa" w:w="110"/>
@@ -5935,35 +5966,35 @@
         <w:tc>
           <w:tcPr>
             <w:tcW w:type="dxa" w:w="2950"/>
-            <w:shd w:fill="E5F4F6" w:val="clear"/>
-            <w:tcMar>
-              <w:top w:type="dxa" w:w="60"/>
-              <w:left w:type="dxa" w:w="110"/>
-              <w:bottom w:type="dxa" w:w="60"/>
-              <w:right w:type="dxa" w:w="110"/>
-            </w:tcMar>
-          </w:tcPr>
-          <w:p>
-            <w:pPr>
-              <w:spacing w:before="0" w:after="0" w:line="250"/>
-            </w:pPr>
-            <w:r>
-              <w:rPr>
-                <w:b w:val="false"/>
-                <w:bCs w:val="false"/>
-                <w:color w:val="1a1a1a"/>
-                <w:sz w:val="18"/>
-                <w:szCs w:val="18"/>
-                <w:rFonts w:ascii="Nunito Sans" w:cs="Nunito Sans" w:eastAsia="Nunito Sans" w:hAnsi="Nunito Sans"/>
-              </w:rPr>
-              <w:t xml:space="preserve">SMSF Borrowing / Limited Recourse Borrowing Arrangement (LRBA)</w:t>
+            <w:shd w:fill="FFF3B8" w:val="clear"/>
+            <w:tcMar>
+              <w:top w:type="dxa" w:w="60"/>
+              <w:left w:type="dxa" w:w="110"/>
+              <w:bottom w:type="dxa" w:w="60"/>
+              <w:right w:type="dxa" w:w="110"/>
+            </w:tcMar>
+          </w:tcPr>
+          <w:p>
+            <w:pPr>
+              <w:spacing w:before="0" w:after="0" w:line="250"/>
+            </w:pPr>
+            <w:r>
+              <w:rPr>
+                <w:b/>
+                <w:bCs/>
+                <w:color w:val="1a1a1a"/>
+                <w:sz w:val="18"/>
+                <w:szCs w:val="18"/>
+                <w:rFonts w:ascii="Nunito Sans" w:cs="Nunito Sans" w:eastAsia="Nunito Sans" w:hAnsi="Nunito Sans"/>
+              </w:rPr>
+              <w:t xml:space="preserve">⚠ SMSF Borrowing / Limited Recourse Borrowing Arrangement (LRBA)</w:t>
             </w:r>
           </w:p>
         </w:tc>
         <w:tc>
           <w:tcPr>
             <w:tcW w:type="dxa" w:w="1050"/>
-            <w:shd w:fill="E5F4F6" w:val="clear"/>
+            <w:shd w:fill="FFF3B8" w:val="clear"/>
             <w:tcMar>
               <w:top w:type="dxa" w:w="60"/>
               <w:left w:type="dxa" w:w="110"/>
@@ -5991,7 +6022,7 @@
         <w:tc>
           <w:tcPr>
             <w:tcW w:type="dxa" w:w="1200"/>
-            <w:shd w:fill="E5F4F6" w:val="clear"/>
+            <w:shd w:fill="FFF3B8" w:val="clear"/>
             <w:tcMar>
               <w:top w:type="dxa" w:w="60"/>
               <w:left w:type="dxa" w:w="110"/>
@@ -6019,7 +6050,7 @@
         <w:tc>
           <w:tcPr>
             <w:tcW w:type="dxa" w:w="1150"/>
-            <w:shd w:fill="E5F4F6" w:val="clear"/>
+            <w:shd w:fill="FFF3B8" w:val="clear"/>
             <w:tcMar>
               <w:top w:type="dxa" w:w="60"/>
               <w:left w:type="dxa" w:w="110"/>
@@ -6047,7 +6078,7 @@
         <w:tc>
           <w:tcPr>
             <w:tcW w:type="dxa" w:w="2676"/>
-            <w:shd w:fill="E5F4F6" w:val="clear"/>
+            <w:shd w:fill="FFF3B8" w:val="clear"/>
             <w:tcMar>
               <w:top w:type="dxa" w:w="60"/>
               <w:left w:type="dxa" w:w="110"/>
@@ -6077,35 +6108,35 @@
         <w:tc>
           <w:tcPr>
             <w:tcW w:type="dxa" w:w="2950"/>
-            <w:shd w:fill="EAF4FB" w:val="clear"/>
-            <w:tcMar>
-              <w:top w:type="dxa" w:w="60"/>
-              <w:left w:type="dxa" w:w="110"/>
-              <w:bottom w:type="dxa" w:w="60"/>
-              <w:right w:type="dxa" w:w="110"/>
-            </w:tcMar>
-          </w:tcPr>
-          <w:p>
-            <w:pPr>
-              <w:spacing w:before="0" w:after="0" w:line="250"/>
-            </w:pPr>
-            <w:r>
-              <w:rPr>
-                <w:b w:val="false"/>
-                <w:bCs w:val="false"/>
-                <w:color w:val="1a1a1a"/>
-                <w:sz w:val="18"/>
-                <w:szCs w:val="18"/>
-                <w:rFonts w:ascii="Nunito Sans" w:cs="Nunito Sans" w:eastAsia="Nunito Sans" w:hAnsi="Nunito Sans"/>
-              </w:rPr>
-              <w:t xml:space="preserve">Advice on Winding Up an SMSF</w:t>
+            <w:shd w:fill="FFF3B8" w:val="clear"/>
+            <w:tcMar>
+              <w:top w:type="dxa" w:w="60"/>
+              <w:left w:type="dxa" w:w="110"/>
+              <w:bottom w:type="dxa" w:w="60"/>
+              <w:right w:type="dxa" w:w="110"/>
+            </w:tcMar>
+          </w:tcPr>
+          <w:p>
+            <w:pPr>
+              <w:spacing w:before="0" w:after="0" w:line="250"/>
+            </w:pPr>
+            <w:r>
+              <w:rPr>
+                <w:b/>
+                <w:bCs/>
+                <w:color w:val="1a1a1a"/>
+                <w:sz w:val="18"/>
+                <w:szCs w:val="18"/>
+                <w:rFonts w:ascii="Nunito Sans" w:cs="Nunito Sans" w:eastAsia="Nunito Sans" w:hAnsi="Nunito Sans"/>
+              </w:rPr>
+              <w:t xml:space="preserve">⚠ Advice on Winding Up an SMSF</w:t>
             </w:r>
           </w:p>
         </w:tc>
         <w:tc>
           <w:tcPr>
             <w:tcW w:type="dxa" w:w="1050"/>
-            <w:shd w:fill="EAF4FB" w:val="clear"/>
+            <w:shd w:fill="FFF3B8" w:val="clear"/>
             <w:tcMar>
               <w:top w:type="dxa" w:w="60"/>
               <w:left w:type="dxa" w:w="110"/>
@@ -6133,7 +6164,7 @@
         <w:tc>
           <w:tcPr>
             <w:tcW w:type="dxa" w:w="1200"/>
-            <w:shd w:fill="EAF4FB" w:val="clear"/>
+            <w:shd w:fill="FFF3B8" w:val="clear"/>
             <w:tcMar>
               <w:top w:type="dxa" w:w="60"/>
               <w:left w:type="dxa" w:w="110"/>
@@ -6161,7 +6192,7 @@
         <w:tc>
           <w:tcPr>
             <w:tcW w:type="dxa" w:w="1150"/>
-            <w:shd w:fill="EAF4FB" w:val="clear"/>
+            <w:shd w:fill="FFF3B8" w:val="clear"/>
             <w:tcMar>
               <w:top w:type="dxa" w:w="60"/>
               <w:left w:type="dxa" w:w="110"/>
@@ -6189,7 +6220,7 @@
         <w:tc>
           <w:tcPr>
             <w:tcW w:type="dxa" w:w="2676"/>
-            <w:shd w:fill="EAF4FB" w:val="clear"/>
+            <w:shd w:fill="FFF3B8" w:val="clear"/>
             <w:tcMar>
               <w:top w:type="dxa" w:w="60"/>
               <w:left w:type="dxa" w:w="110"/>
@@ -6534,35 +6565,35 @@
         <w:tc>
           <w:tcPr>
             <w:tcW w:type="dxa" w:w="2950"/>
-            <w:shd w:fill="E5F4F6" w:val="clear"/>
-            <w:tcMar>
-              <w:top w:type="dxa" w:w="60"/>
-              <w:left w:type="dxa" w:w="110"/>
-              <w:bottom w:type="dxa" w:w="60"/>
-              <w:right w:type="dxa" w:w="110"/>
-            </w:tcMar>
-          </w:tcPr>
-          <w:p>
-            <w:pPr>
-              <w:spacing w:before="0" w:after="0" w:line="250"/>
-            </w:pPr>
-            <w:r>
-              <w:rPr>
-                <w:b w:val="false"/>
-                <w:bCs w:val="false"/>
-                <w:color w:val="1a1a1a"/>
-                <w:sz w:val="18"/>
-                <w:szCs w:val="18"/>
-                <w:rFonts w:ascii="Nunito Sans" w:cs="Nunito Sans" w:eastAsia="Nunito Sans" w:hAnsi="Nunito Sans"/>
-              </w:rPr>
-              <w:t xml:space="preserve">Business Succession Planning (Tax Implications)</w:t>
+            <w:shd w:fill="FFF3B8" w:val="clear"/>
+            <w:tcMar>
+              <w:top w:type="dxa" w:w="60"/>
+              <w:left w:type="dxa" w:w="110"/>
+              <w:bottom w:type="dxa" w:w="60"/>
+              <w:right w:type="dxa" w:w="110"/>
+            </w:tcMar>
+          </w:tcPr>
+          <w:p>
+            <w:pPr>
+              <w:spacing w:before="0" w:after="0" w:line="250"/>
+            </w:pPr>
+            <w:r>
+              <w:rPr>
+                <w:b/>
+                <w:bCs/>
+                <w:color w:val="1a1a1a"/>
+                <w:sz w:val="18"/>
+                <w:szCs w:val="18"/>
+                <w:rFonts w:ascii="Nunito Sans" w:cs="Nunito Sans" w:eastAsia="Nunito Sans" w:hAnsi="Nunito Sans"/>
+              </w:rPr>
+              <w:t xml:space="preserve">⚠ Business Succession Planning (Tax Implications)</w:t>
             </w:r>
           </w:p>
         </w:tc>
         <w:tc>
           <w:tcPr>
             <w:tcW w:type="dxa" w:w="1050"/>
-            <w:shd w:fill="E5F4F6" w:val="clear"/>
+            <w:shd w:fill="FFF3B8" w:val="clear"/>
             <w:tcMar>
               <w:top w:type="dxa" w:w="60"/>
               <w:left w:type="dxa" w:w="110"/>
@@ -6590,7 +6621,7 @@
         <w:tc>
           <w:tcPr>
             <w:tcW w:type="dxa" w:w="1200"/>
-            <w:shd w:fill="E5F4F6" w:val="clear"/>
+            <w:shd w:fill="FFF3B8" w:val="clear"/>
             <w:tcMar>
               <w:top w:type="dxa" w:w="60"/>
               <w:left w:type="dxa" w:w="110"/>
@@ -6618,7 +6649,7 @@
         <w:tc>
           <w:tcPr>
             <w:tcW w:type="dxa" w:w="1150"/>
-            <w:shd w:fill="E5F4F6" w:val="clear"/>
+            <w:shd w:fill="FFF3B8" w:val="clear"/>
             <w:tcMar>
               <w:top w:type="dxa" w:w="60"/>
               <w:left w:type="dxa" w:w="110"/>
@@ -6646,7 +6677,7 @@
         <w:tc>
           <w:tcPr>
             <w:tcW w:type="dxa" w:w="2676"/>
-            <w:shd w:fill="E5F4F6" w:val="clear"/>
+            <w:shd w:fill="FFF3B8" w:val="clear"/>
             <w:tcMar>
               <w:top w:type="dxa" w:w="60"/>
               <w:left w:type="dxa" w:w="110"/>
@@ -6676,35 +6707,35 @@
         <w:tc>
           <w:tcPr>
             <w:tcW w:type="dxa" w:w="2950"/>
-            <w:shd w:fill="EAF4FB" w:val="clear"/>
-            <w:tcMar>
-              <w:top w:type="dxa" w:w="60"/>
-              <w:left w:type="dxa" w:w="110"/>
-              <w:bottom w:type="dxa" w:w="60"/>
-              <w:right w:type="dxa" w:w="110"/>
-            </w:tcMar>
-          </w:tcPr>
-          <w:p>
-            <w:pPr>
-              <w:spacing w:before="0" w:after="0" w:line="250"/>
-            </w:pPr>
-            <w:r>
-              <w:rPr>
-                <w:b w:val="false"/>
-                <w:bCs w:val="false"/>
-                <w:color w:val="1a1a1a"/>
-                <w:sz w:val="18"/>
-                <w:szCs w:val="18"/>
-                <w:rFonts w:ascii="Nunito Sans" w:cs="Nunito Sans" w:eastAsia="Nunito Sans" w:hAnsi="Nunito Sans"/>
-              </w:rPr>
-              <w:t xml:space="preserve">Small Business CGT Concessions Advice</w:t>
+            <w:shd w:fill="FFF3B8" w:val="clear"/>
+            <w:tcMar>
+              <w:top w:type="dxa" w:w="60"/>
+              <w:left w:type="dxa" w:w="110"/>
+              <w:bottom w:type="dxa" w:w="60"/>
+              <w:right w:type="dxa" w:w="110"/>
+            </w:tcMar>
+          </w:tcPr>
+          <w:p>
+            <w:pPr>
+              <w:spacing w:before="0" w:after="0" w:line="250"/>
+            </w:pPr>
+            <w:r>
+              <w:rPr>
+                <w:b/>
+                <w:bCs/>
+                <w:color w:val="1a1a1a"/>
+                <w:sz w:val="18"/>
+                <w:szCs w:val="18"/>
+                <w:rFonts w:ascii="Nunito Sans" w:cs="Nunito Sans" w:eastAsia="Nunito Sans" w:hAnsi="Nunito Sans"/>
+              </w:rPr>
+              <w:t xml:space="preserve">⚠ Small Business CGT Concessions Advice</w:t>
             </w:r>
           </w:p>
         </w:tc>
         <w:tc>
           <w:tcPr>
             <w:tcW w:type="dxa" w:w="1050"/>
-            <w:shd w:fill="EAF4FB" w:val="clear"/>
+            <w:shd w:fill="FFF3B8" w:val="clear"/>
             <w:tcMar>
               <w:top w:type="dxa" w:w="60"/>
               <w:left w:type="dxa" w:w="110"/>
@@ -6732,7 +6763,7 @@
         <w:tc>
           <w:tcPr>
             <w:tcW w:type="dxa" w:w="1200"/>
-            <w:shd w:fill="EAF4FB" w:val="clear"/>
+            <w:shd w:fill="FFF3B8" w:val="clear"/>
             <w:tcMar>
               <w:top w:type="dxa" w:w="60"/>
               <w:left w:type="dxa" w:w="110"/>
@@ -6760,7 +6791,7 @@
         <w:tc>
           <w:tcPr>
             <w:tcW w:type="dxa" w:w="1150"/>
-            <w:shd w:fill="EAF4FB" w:val="clear"/>
+            <w:shd w:fill="FFF3B8" w:val="clear"/>
             <w:tcMar>
               <w:top w:type="dxa" w:w="60"/>
               <w:left w:type="dxa" w:w="110"/>
@@ -6788,7 +6819,7 @@
         <w:tc>
           <w:tcPr>
             <w:tcW w:type="dxa" w:w="2676"/>
-            <w:shd w:fill="EAF4FB" w:val="clear"/>
+            <w:shd w:fill="FFF3B8" w:val="clear"/>
             <w:tcMar>
               <w:top w:type="dxa" w:w="60"/>
               <w:left w:type="dxa" w:w="110"/>
@@ -7002,6 +7033,2040 @@
           <w:szCs w:val="28"/>
           <w:rFonts w:ascii="ABC Arizona Flare" w:cs="ABC Arizona Flare" w:eastAsia="ABC Arizona Flare" w:hAnsi="ABC Arizona Flare"/>
         </w:rPr>
+        <w:t xml:space="preserve">Items Requiring Manual Review — No Direct Exemplar</w:t>
+      </w:r>
+    </w:p>
+    <w:p>
+      <w:pPr>
+        <w:spacing w:before="30" w:after="70" w:line="266"/>
+      </w:pPr>
+      <w:r>
+        <w:rPr>
+          <w:b w:val="false"/>
+          <w:bCs w:val="false"/>
+          <w:i w:val="false"/>
+          <w:iCs w:val="false"/>
+          <w:color w:val="1a1a1a"/>
+          <w:sz w:val="19"/>
+          <w:szCs w:val="19"/>
+          <w:rFonts w:ascii="Nunito Sans" w:cs="Nunito Sans" w:eastAsia="Nunito Sans" w:hAnsi="Nunito Sans"/>
+        </w:rPr>
+        <w:t xml:space="preserve">Every setting below is a house decision or an analogy, not a value taken from an exemplar. The team should review and approve each one (or supply an exemplar covering it).</w:t>
+      </w:r>
+    </w:p>
+    <w:tbl>
+      <w:tblPr>
+        <w:tblW w:type="dxa" w:w="9026"/>
+        <w:tblBorders>
+          <w:top w:val="single" w:color="D4E2EE" w:sz="4"/>
+          <w:left w:val="single" w:color="D4E2EE" w:sz="4"/>
+          <w:bottom w:val="single" w:color="D4E2EE" w:sz="4"/>
+          <w:right w:val="single" w:color="D4E2EE" w:sz="4"/>
+          <w:insideH w:val="single" w:color="D4E2EE" w:sz="4"/>
+          <w:insideV w:val="single" w:color="D4E2EE" w:sz="4"/>
+        </w:tblBorders>
+      </w:tblPr>
+      <w:tblGrid>
+        <w:gridCol w:w="3100"/>
+        <w:gridCol w:w="1500"/>
+        <w:gridCol w:w="4426"/>
+      </w:tblGrid>
+      <w:tr>
+        <w:trPr>
+          <w:tblHeader/>
+        </w:trPr>
+        <w:tc>
+          <w:tcPr>
+            <w:tcW w:type="dxa" w:w="3100"/>
+            <w:shd w:fill="0C2E3F" w:val="clear"/>
+            <w:tcMar>
+              <w:top w:type="dxa" w:w="60"/>
+              <w:left w:type="dxa" w:w="110"/>
+              <w:bottom w:type="dxa" w:w="60"/>
+              <w:right w:type="dxa" w:w="110"/>
+            </w:tcMar>
+          </w:tcPr>
+          <w:p>
+            <w:pPr>
+              <w:spacing w:before="0" w:after="0" w:line="250"/>
+            </w:pPr>
+            <w:r>
+              <w:rPr>
+                <w:b/>
+                <w:bCs/>
+                <w:color w:val="FFFFFF"/>
+                <w:sz w:val="18"/>
+                <w:szCs w:val="18"/>
+                <w:rFonts w:ascii="Nunito Sans" w:cs="Nunito Sans" w:eastAsia="Nunito Sans" w:hAnsi="Nunito Sans"/>
+              </w:rPr>
+              <w:t xml:space="preserve">Strategy</w:t>
+            </w:r>
+          </w:p>
+        </w:tc>
+        <w:tc>
+          <w:tcPr>
+            <w:tcW w:type="dxa" w:w="1500"/>
+            <w:shd w:fill="0C2E3F" w:val="clear"/>
+            <w:tcMar>
+              <w:top w:type="dxa" w:w="60"/>
+              <w:left w:type="dxa" w:w="110"/>
+              <w:bottom w:type="dxa" w:w="60"/>
+              <w:right w:type="dxa" w:w="110"/>
+            </w:tcMar>
+          </w:tcPr>
+          <w:p>
+            <w:pPr>
+              <w:spacing w:before="0" w:after="0" w:line="250"/>
+            </w:pPr>
+            <w:r>
+              <w:rPr>
+                <w:b/>
+                <w:bCs/>
+                <w:color w:val="FFFFFF"/>
+                <w:sz w:val="18"/>
+                <w:szCs w:val="18"/>
+                <w:rFonts w:ascii="Nunito Sans" w:cs="Nunito Sans" w:eastAsia="Nunito Sans" w:hAnsi="Nunito Sans"/>
+              </w:rPr>
+              <w:t xml:space="preserve">Setting</w:t>
+            </w:r>
+          </w:p>
+        </w:tc>
+        <w:tc>
+          <w:tcPr>
+            <w:tcW w:type="dxa" w:w="4426"/>
+            <w:shd w:fill="0C2E3F" w:val="clear"/>
+            <w:tcMar>
+              <w:top w:type="dxa" w:w="60"/>
+              <w:left w:type="dxa" w:w="110"/>
+              <w:bottom w:type="dxa" w:w="60"/>
+              <w:right w:type="dxa" w:w="110"/>
+            </w:tcMar>
+          </w:tcPr>
+          <w:p>
+            <w:pPr>
+              <w:spacing w:before="0" w:after="0" w:line="250"/>
+            </w:pPr>
+            <w:r>
+              <w:rPr>
+                <w:b/>
+                <w:bCs/>
+                <w:color w:val="FFFFFF"/>
+                <w:sz w:val="18"/>
+                <w:szCs w:val="18"/>
+                <w:rFonts w:ascii="Nunito Sans" w:cs="Nunito Sans" w:eastAsia="Nunito Sans" w:hAnsi="Nunito Sans"/>
+              </w:rPr>
+              <w:t xml:space="preserve">Basis / what to review</w:t>
+            </w:r>
+          </w:p>
+        </w:tc>
+      </w:tr>
+      <w:tr>
+        <w:tc>
+          <w:tcPr>
+            <w:tcW w:type="dxa" w:w="3100"/>
+            <w:shd w:fill="FFF3B8" w:val="clear"/>
+            <w:tcMar>
+              <w:top w:type="dxa" w:w="60"/>
+              <w:left w:type="dxa" w:w="110"/>
+              <w:bottom w:type="dxa" w:w="60"/>
+              <w:right w:type="dxa" w:w="110"/>
+            </w:tcMar>
+          </w:tcPr>
+          <w:p>
+            <w:pPr>
+              <w:spacing w:before="0" w:after="0" w:line="250"/>
+            </w:pPr>
+            <w:r>
+              <w:rPr>
+                <w:b/>
+                <w:bCs/>
+                <w:color w:val="1a1a1a"/>
+                <w:sz w:val="18"/>
+                <w:szCs w:val="18"/>
+                <w:rFonts w:ascii="Nunito Sans" w:cs="Nunito Sans" w:eastAsia="Nunito Sans" w:hAnsi="Nunito Sans"/>
+              </w:rPr>
+              <w:t xml:space="preserve">Spouse Contributions / Contribution Splitting</w:t>
+            </w:r>
+          </w:p>
+        </w:tc>
+        <w:tc>
+          <w:tcPr>
+            <w:tcW w:type="dxa" w:w="1500"/>
+            <w:shd w:fill="FFF3B8" w:val="clear"/>
+            <w:tcMar>
+              <w:top w:type="dxa" w:w="60"/>
+              <w:left w:type="dxa" w:w="110"/>
+              <w:bottom w:type="dxa" w:w="60"/>
+              <w:right w:type="dxa" w:w="110"/>
+            </w:tcMar>
+          </w:tcPr>
+          <w:p>
+            <w:pPr>
+              <w:spacing w:before="0" w:after="0" w:line="250"/>
+            </w:pPr>
+            <w:r>
+              <w:rPr>
+                <w:b w:val="false"/>
+                <w:bCs w:val="false"/>
+                <w:color w:val="1a1a1a"/>
+                <w:sz w:val="18"/>
+                <w:szCs w:val="18"/>
+                <w:rFonts w:ascii="Nunito Sans" w:cs="Nunito Sans" w:eastAsia="Nunito Sans" w:hAnsi="Nunito Sans"/>
+              </w:rPr>
+              <w:t xml:space="preserve">0–30% · s25-5</w:t>
+            </w:r>
+          </w:p>
+        </w:tc>
+        <w:tc>
+          <w:tcPr>
+            <w:tcW w:type="dxa" w:w="4426"/>
+            <w:shd w:fill="FFF3B8" w:val="clear"/>
+            <w:tcMar>
+              <w:top w:type="dxa" w:w="60"/>
+              <w:left w:type="dxa" w:w="110"/>
+              <w:bottom w:type="dxa" w:w="60"/>
+              <w:right w:type="dxa" w:w="110"/>
+            </w:tcMar>
+          </w:tcPr>
+          <w:p>
+            <w:pPr>
+              <w:spacing w:before="0" w:after="0" w:line="250"/>
+            </w:pPr>
+            <w:r>
+              <w:rPr>
+                <w:b w:val="false"/>
+                <w:bCs w:val="false"/>
+                <w:color w:val="1a1a1a"/>
+                <w:sz w:val="18"/>
+                <w:szCs w:val="18"/>
+                <w:rFonts w:ascii="Nunito Sans" w:cs="Nunito Sans" w:eastAsia="Nunito Sans" w:hAnsi="Nunito Sans"/>
+              </w:rPr>
+              <w:t xml:space="preserve">No exemplar. Conservative 0–30% house range.</w:t>
+            </w:r>
+          </w:p>
+        </w:tc>
+      </w:tr>
+      <w:tr>
+        <w:tc>
+          <w:tcPr>
+            <w:tcW w:type="dxa" w:w="3100"/>
+            <w:shd w:fill="FFF3B8" w:val="clear"/>
+            <w:tcMar>
+              <w:top w:type="dxa" w:w="60"/>
+              <w:left w:type="dxa" w:w="110"/>
+              <w:bottom w:type="dxa" w:w="60"/>
+              <w:right w:type="dxa" w:w="110"/>
+            </w:tcMar>
+          </w:tcPr>
+          <w:p>
+            <w:pPr>
+              <w:spacing w:before="0" w:after="0" w:line="250"/>
+            </w:pPr>
+            <w:r>
+              <w:rPr>
+                <w:b/>
+                <w:bCs/>
+                <w:color w:val="1a1a1a"/>
+                <w:sz w:val="18"/>
+                <w:szCs w:val="18"/>
+                <w:rFonts w:ascii="Nunito Sans" w:cs="Nunito Sans" w:eastAsia="Nunito Sans" w:hAnsi="Nunito Sans"/>
+              </w:rPr>
+              <w:t xml:space="preserve">Downsizer Contributions</w:t>
+            </w:r>
+          </w:p>
+        </w:tc>
+        <w:tc>
+          <w:tcPr>
+            <w:tcW w:type="dxa" w:w="1500"/>
+            <w:shd w:fill="FFF3B8" w:val="clear"/>
+            <w:tcMar>
+              <w:top w:type="dxa" w:w="60"/>
+              <w:left w:type="dxa" w:w="110"/>
+              <w:bottom w:type="dxa" w:w="60"/>
+              <w:right w:type="dxa" w:w="110"/>
+            </w:tcMar>
+          </w:tcPr>
+          <w:p>
+            <w:pPr>
+              <w:spacing w:before="0" w:after="0" w:line="250"/>
+            </w:pPr>
+            <w:r>
+              <w:rPr>
+                <w:b w:val="false"/>
+                <w:bCs w:val="false"/>
+                <w:color w:val="1a1a1a"/>
+                <w:sz w:val="18"/>
+                <w:szCs w:val="18"/>
+                <w:rFonts w:ascii="Nunito Sans" w:cs="Nunito Sans" w:eastAsia="Nunito Sans" w:hAnsi="Nunito Sans"/>
+              </w:rPr>
+              <w:t xml:space="preserve">0–20% · s25-5</w:t>
+            </w:r>
+          </w:p>
+        </w:tc>
+        <w:tc>
+          <w:tcPr>
+            <w:tcW w:type="dxa" w:w="4426"/>
+            <w:shd w:fill="FFF3B8" w:val="clear"/>
+            <w:tcMar>
+              <w:top w:type="dxa" w:w="60"/>
+              <w:left w:type="dxa" w:w="110"/>
+              <w:bottom w:type="dxa" w:w="60"/>
+              <w:right w:type="dxa" w:w="110"/>
+            </w:tcMar>
+          </w:tcPr>
+          <w:p>
+            <w:pPr>
+              <w:spacing w:before="0" w:after="0" w:line="250"/>
+            </w:pPr>
+            <w:r>
+              <w:rPr>
+                <w:b w:val="false"/>
+                <w:bCs w:val="false"/>
+                <w:color w:val="1a1a1a"/>
+                <w:sz w:val="18"/>
+                <w:szCs w:val="18"/>
+                <w:rFonts w:ascii="Nunito Sans" w:cs="Nunito Sans" w:eastAsia="Nunito Sans" w:hAnsi="Nunito Sans"/>
+              </w:rPr>
+              <w:t xml:space="preserve">No exemplar. Conservative 0–20% house range (external review concurs).</w:t>
+            </w:r>
+          </w:p>
+        </w:tc>
+      </w:tr>
+      <w:tr>
+        <w:tc>
+          <w:tcPr>
+            <w:tcW w:type="dxa" w:w="3100"/>
+            <w:shd w:fill="FFF3B8" w:val="clear"/>
+            <w:tcMar>
+              <w:top w:type="dxa" w:w="60"/>
+              <w:left w:type="dxa" w:w="110"/>
+              <w:bottom w:type="dxa" w:w="60"/>
+              <w:right w:type="dxa" w:w="110"/>
+            </w:tcMar>
+          </w:tcPr>
+          <w:p>
+            <w:pPr>
+              <w:spacing w:before="0" w:after="0" w:line="250"/>
+            </w:pPr>
+            <w:r>
+              <w:rPr>
+                <w:b/>
+                <w:bCs/>
+                <w:color w:val="1a1a1a"/>
+                <w:sz w:val="18"/>
+                <w:szCs w:val="18"/>
+                <w:rFonts w:ascii="Nunito Sans" w:cs="Nunito Sans" w:eastAsia="Nunito Sans" w:hAnsi="Nunito Sans"/>
+              </w:rPr>
+              <w:t xml:space="preserve">Re-contribution Strategy</w:t>
+            </w:r>
+          </w:p>
+        </w:tc>
+        <w:tc>
+          <w:tcPr>
+            <w:tcW w:type="dxa" w:w="1500"/>
+            <w:shd w:fill="FFF3B8" w:val="clear"/>
+            <w:tcMar>
+              <w:top w:type="dxa" w:w="60"/>
+              <w:left w:type="dxa" w:w="110"/>
+              <w:bottom w:type="dxa" w:w="60"/>
+              <w:right w:type="dxa" w:w="110"/>
+            </w:tcMar>
+          </w:tcPr>
+          <w:p>
+            <w:pPr>
+              <w:spacing w:before="0" w:after="0" w:line="250"/>
+            </w:pPr>
+            <w:r>
+              <w:rPr>
+                <w:b w:val="false"/>
+                <w:bCs w:val="false"/>
+                <w:color w:val="1a1a1a"/>
+                <w:sz w:val="18"/>
+                <w:szCs w:val="18"/>
+                <w:rFonts w:ascii="Nunito Sans" w:cs="Nunito Sans" w:eastAsia="Nunito Sans" w:hAnsi="Nunito Sans"/>
+              </w:rPr>
+              <w:t xml:space="preserve">0–30% · s25-5</w:t>
+            </w:r>
+          </w:p>
+        </w:tc>
+        <w:tc>
+          <w:tcPr>
+            <w:tcW w:type="dxa" w:w="4426"/>
+            <w:shd w:fill="FFF3B8" w:val="clear"/>
+            <w:tcMar>
+              <w:top w:type="dxa" w:w="60"/>
+              <w:left w:type="dxa" w:w="110"/>
+              <w:bottom w:type="dxa" w:w="60"/>
+              <w:right w:type="dxa" w:w="110"/>
+            </w:tcMar>
+          </w:tcPr>
+          <w:p>
+            <w:pPr>
+              <w:spacing w:before="0" w:after="0" w:line="250"/>
+            </w:pPr>
+            <w:r>
+              <w:rPr>
+                <w:b w:val="false"/>
+                <w:bCs w:val="false"/>
+                <w:color w:val="1a1a1a"/>
+                <w:sz w:val="18"/>
+                <w:szCs w:val="18"/>
+                <w:rFonts w:ascii="Nunito Sans" w:cs="Nunito Sans" w:eastAsia="Nunito Sans" w:hAnsi="Nunito Sans"/>
+              </w:rPr>
+              <w:t xml:space="preserve">No exemplar. Conservative 0–30% house range (external review concurs).</w:t>
+            </w:r>
+          </w:p>
+        </w:tc>
+      </w:tr>
+      <w:tr>
+        <w:tc>
+          <w:tcPr>
+            <w:tcW w:type="dxa" w:w="3100"/>
+            <w:shd w:fill="FFF3B8" w:val="clear"/>
+            <w:tcMar>
+              <w:top w:type="dxa" w:w="60"/>
+              <w:left w:type="dxa" w:w="110"/>
+              <w:bottom w:type="dxa" w:w="60"/>
+              <w:right w:type="dxa" w:w="110"/>
+            </w:tcMar>
+          </w:tcPr>
+          <w:p>
+            <w:pPr>
+              <w:spacing w:before="0" w:after="0" w:line="250"/>
+            </w:pPr>
+            <w:r>
+              <w:rPr>
+                <w:b/>
+                <w:bCs/>
+                <w:color w:val="1a1a1a"/>
+                <w:sz w:val="18"/>
+                <w:szCs w:val="18"/>
+                <w:rFonts w:ascii="Nunito Sans" w:cs="Nunito Sans" w:eastAsia="Nunito Sans" w:hAnsi="Nunito Sans"/>
+              </w:rPr>
+              <w:t xml:space="preserve">Commencement of a Transition to Retirement (TTR)</w:t>
+            </w:r>
+          </w:p>
+        </w:tc>
+        <w:tc>
+          <w:tcPr>
+            <w:tcW w:type="dxa" w:w="1500"/>
+            <w:shd w:fill="FFF3B8" w:val="clear"/>
+            <w:tcMar>
+              <w:top w:type="dxa" w:w="60"/>
+              <w:left w:type="dxa" w:w="110"/>
+              <w:bottom w:type="dxa" w:w="60"/>
+              <w:right w:type="dxa" w:w="110"/>
+            </w:tcMar>
+          </w:tcPr>
+          <w:p>
+            <w:pPr>
+              <w:spacing w:before="0" w:after="0" w:line="250"/>
+            </w:pPr>
+            <w:r>
+              <w:rPr>
+                <w:b w:val="false"/>
+                <w:bCs w:val="false"/>
+                <w:color w:val="1a1a1a"/>
+                <w:sz w:val="18"/>
+                <w:szCs w:val="18"/>
+                <w:rFonts w:ascii="Nunito Sans" w:cs="Nunito Sans" w:eastAsia="Nunito Sans" w:hAnsi="Nunito Sans"/>
+              </w:rPr>
+              <w:t xml:space="preserve">80–80% · s25-5</w:t>
+            </w:r>
+          </w:p>
+        </w:tc>
+        <w:tc>
+          <w:tcPr>
+            <w:tcW w:type="dxa" w:w="4426"/>
+            <w:shd w:fill="FFF3B8" w:val="clear"/>
+            <w:tcMar>
+              <w:top w:type="dxa" w:w="60"/>
+              <w:left w:type="dxa" w:w="110"/>
+              <w:bottom w:type="dxa" w:w="60"/>
+              <w:right w:type="dxa" w:w="110"/>
+            </w:tcMar>
+          </w:tcPr>
+          <w:p>
+            <w:pPr>
+              <w:spacing w:before="0" w:after="0" w:line="250"/>
+            </w:pPr>
+            <w:r>
+              <w:rPr>
+                <w:b w:val="false"/>
+                <w:bCs w:val="false"/>
+                <w:color w:val="1a1a1a"/>
+                <w:sz w:val="18"/>
+                <w:szCs w:val="18"/>
+                <w:rFonts w:ascii="Nunito Sans" w:cs="Nunito Sans" w:eastAsia="Nunito Sans" w:hAnsi="Nunito Sans"/>
+              </w:rPr>
+              <w:t xml:space="preserve">No TTR exemplar — 80% set by ANALOGY to the exemplified ABP treatment.</w:t>
+            </w:r>
+          </w:p>
+        </w:tc>
+      </w:tr>
+      <w:tr>
+        <w:tc>
+          <w:tcPr>
+            <w:tcW w:type="dxa" w:w="3100"/>
+            <w:shd w:fill="FFF3B8" w:val="clear"/>
+            <w:tcMar>
+              <w:top w:type="dxa" w:w="60"/>
+              <w:left w:type="dxa" w:w="110"/>
+              <w:bottom w:type="dxa" w:w="60"/>
+              <w:right w:type="dxa" w:w="110"/>
+            </w:tcMar>
+          </w:tcPr>
+          <w:p>
+            <w:pPr>
+              <w:spacing w:before="0" w:after="0" w:line="250"/>
+            </w:pPr>
+            <w:r>
+              <w:rPr>
+                <w:b/>
+                <w:bCs/>
+                <w:color w:val="1a1a1a"/>
+                <w:sz w:val="18"/>
+                <w:szCs w:val="18"/>
+                <w:rFonts w:ascii="Nunito Sans" w:cs="Nunito Sans" w:eastAsia="Nunito Sans" w:hAnsi="Nunito Sans"/>
+              </w:rPr>
+              <w:t xml:space="preserve">Consolidate Multiple Superannuation Accounts</w:t>
+            </w:r>
+          </w:p>
+        </w:tc>
+        <w:tc>
+          <w:tcPr>
+            <w:tcW w:type="dxa" w:w="1500"/>
+            <w:shd w:fill="FFF3B8" w:val="clear"/>
+            <w:tcMar>
+              <w:top w:type="dxa" w:w="60"/>
+              <w:left w:type="dxa" w:w="110"/>
+              <w:bottom w:type="dxa" w:w="60"/>
+              <w:right w:type="dxa" w:w="110"/>
+            </w:tcMar>
+          </w:tcPr>
+          <w:p>
+            <w:pPr>
+              <w:spacing w:before="0" w:after="0" w:line="250"/>
+            </w:pPr>
+            <w:r>
+              <w:rPr>
+                <w:b w:val="false"/>
+                <w:bCs w:val="false"/>
+                <w:color w:val="1a1a1a"/>
+                <w:sz w:val="18"/>
+                <w:szCs w:val="18"/>
+                <w:rFonts w:ascii="Nunito Sans" w:cs="Nunito Sans" w:eastAsia="Nunito Sans" w:hAnsi="Nunito Sans"/>
+              </w:rPr>
+              <w:t xml:space="preserve">0–10% · s25-5</w:t>
+            </w:r>
+          </w:p>
+        </w:tc>
+        <w:tc>
+          <w:tcPr>
+            <w:tcW w:type="dxa" w:w="4426"/>
+            <w:shd w:fill="FFF3B8" w:val="clear"/>
+            <w:tcMar>
+              <w:top w:type="dxa" w:w="60"/>
+              <w:left w:type="dxa" w:w="110"/>
+              <w:bottom w:type="dxa" w:w="60"/>
+              <w:right w:type="dxa" w:w="110"/>
+            </w:tcMar>
+          </w:tcPr>
+          <w:p>
+            <w:pPr>
+              <w:spacing w:before="0" w:after="0" w:line="250"/>
+            </w:pPr>
+            <w:r>
+              <w:rPr>
+                <w:b w:val="false"/>
+                <w:bCs w:val="false"/>
+                <w:color w:val="1a1a1a"/>
+                <w:sz w:val="18"/>
+                <w:szCs w:val="18"/>
+                <w:rFonts w:ascii="Nunito Sans" w:cs="Nunito Sans" w:eastAsia="Nunito Sans" w:hAnsi="Nunito Sans"/>
+              </w:rPr>
+              <w:t xml:space="preserve">No exemplar. Conservative 0–10% house range.</w:t>
+            </w:r>
+          </w:p>
+        </w:tc>
+      </w:tr>
+      <w:tr>
+        <w:tc>
+          <w:tcPr>
+            <w:tcW w:type="dxa" w:w="3100"/>
+            <w:shd w:fill="FFF3B8" w:val="clear"/>
+            <w:tcMar>
+              <w:top w:type="dxa" w:w="60"/>
+              <w:left w:type="dxa" w:w="110"/>
+              <w:bottom w:type="dxa" w:w="60"/>
+              <w:right w:type="dxa" w:w="110"/>
+            </w:tcMar>
+          </w:tcPr>
+          <w:p>
+            <w:pPr>
+              <w:spacing w:before="0" w:after="0" w:line="250"/>
+            </w:pPr>
+            <w:r>
+              <w:rPr>
+                <w:b/>
+                <w:bCs/>
+                <w:color w:val="1a1a1a"/>
+                <w:sz w:val="18"/>
+                <w:szCs w:val="18"/>
+                <w:rFonts w:ascii="Nunito Sans" w:cs="Nunito Sans" w:eastAsia="Nunito Sans" w:hAnsi="Nunito Sans"/>
+              </w:rPr>
+              <w:t xml:space="preserve">Investment Portfolio Review &amp; Rebalancing</w:t>
+            </w:r>
+          </w:p>
+        </w:tc>
+        <w:tc>
+          <w:tcPr>
+            <w:tcW w:type="dxa" w:w="1500"/>
+            <w:shd w:fill="FFF3B8" w:val="clear"/>
+            <w:tcMar>
+              <w:top w:type="dxa" w:w="60"/>
+              <w:left w:type="dxa" w:w="110"/>
+              <w:bottom w:type="dxa" w:w="60"/>
+              <w:right w:type="dxa" w:w="110"/>
+            </w:tcMar>
+          </w:tcPr>
+          <w:p>
+            <w:pPr>
+              <w:spacing w:before="0" w:after="0" w:line="250"/>
+            </w:pPr>
+            <w:r>
+              <w:rPr>
+                <w:b w:val="false"/>
+                <w:bCs w:val="false"/>
+                <w:color w:val="1a1a1a"/>
+                <w:sz w:val="18"/>
+                <w:szCs w:val="18"/>
+                <w:rFonts w:ascii="Nunito Sans" w:cs="Nunito Sans" w:eastAsia="Nunito Sans" w:hAnsi="Nunito Sans"/>
+              </w:rPr>
+              <w:t xml:space="preserve">70–80% · s25-5 &amp; s8-1</w:t>
+            </w:r>
+          </w:p>
+        </w:tc>
+        <w:tc>
+          <w:tcPr>
+            <w:tcW w:type="dxa" w:w="4426"/>
+            <w:shd w:fill="FFF3B8" w:val="clear"/>
+            <w:tcMar>
+              <w:top w:type="dxa" w:w="60"/>
+              <w:left w:type="dxa" w:w="110"/>
+              <w:bottom w:type="dxa" w:w="60"/>
+              <w:right w:type="dxa" w:w="110"/>
+            </w:tcMar>
+          </w:tcPr>
+          <w:p>
+            <w:pPr>
+              <w:spacing w:before="0" w:after="0" w:line="250"/>
+            </w:pPr>
+            <w:r>
+              <w:rPr>
+                <w:b w:val="false"/>
+                <w:bCs w:val="false"/>
+                <w:color w:val="1a1a1a"/>
+                <w:sz w:val="18"/>
+                <w:szCs w:val="18"/>
+                <w:rFonts w:ascii="Nunito Sans" w:cs="Nunito Sans" w:eastAsia="Nunito Sans" w:hAnsi="Nunito Sans"/>
+              </w:rPr>
+              <w:t xml:space="preserve">No named exemplar row — 70–80% by analogy: treated as the exemplified review of existing income-producing investments.</w:t>
+            </w:r>
+          </w:p>
+        </w:tc>
+      </w:tr>
+      <w:tr>
+        <w:tc>
+          <w:tcPr>
+            <w:tcW w:type="dxa" w:w="3100"/>
+            <w:shd w:fill="FFF3B8" w:val="clear"/>
+            <w:tcMar>
+              <w:top w:type="dxa" w:w="60"/>
+              <w:left w:type="dxa" w:w="110"/>
+              <w:bottom w:type="dxa" w:w="60"/>
+              <w:right w:type="dxa" w:w="110"/>
+            </w:tcMar>
+          </w:tcPr>
+          <w:p>
+            <w:pPr>
+              <w:spacing w:before="0" w:after="0" w:line="250"/>
+            </w:pPr>
+            <w:r>
+              <w:rPr>
+                <w:b/>
+                <w:bCs/>
+                <w:color w:val="1a1a1a"/>
+                <w:sz w:val="18"/>
+                <w:szCs w:val="18"/>
+                <w:rFonts w:ascii="Nunito Sans" w:cs="Nunito Sans" w:eastAsia="Nunito Sans" w:hAnsi="Nunito Sans"/>
+              </w:rPr>
+              <w:t xml:space="preserve">Gearing Strategy Advice (Deductible Debt)</w:t>
+            </w:r>
+          </w:p>
+        </w:tc>
+        <w:tc>
+          <w:tcPr>
+            <w:tcW w:type="dxa" w:w="1500"/>
+            <w:shd w:fill="FFF3B8" w:val="clear"/>
+            <w:tcMar>
+              <w:top w:type="dxa" w:w="60"/>
+              <w:left w:type="dxa" w:w="110"/>
+              <w:bottom w:type="dxa" w:w="60"/>
+              <w:right w:type="dxa" w:w="110"/>
+            </w:tcMar>
+          </w:tcPr>
+          <w:p>
+            <w:pPr>
+              <w:spacing w:before="0" w:after="0" w:line="250"/>
+            </w:pPr>
+            <w:r>
+              <w:rPr>
+                <w:b w:val="false"/>
+                <w:bCs w:val="false"/>
+                <w:color w:val="1a1a1a"/>
+                <w:sz w:val="18"/>
+                <w:szCs w:val="18"/>
+                <w:rFonts w:ascii="Nunito Sans" w:cs="Nunito Sans" w:eastAsia="Nunito Sans" w:hAnsi="Nunito Sans"/>
+              </w:rPr>
+              <w:t xml:space="preserve">70–100% · s8-1</w:t>
+            </w:r>
+          </w:p>
+        </w:tc>
+        <w:tc>
+          <w:tcPr>
+            <w:tcW w:type="dxa" w:w="4426"/>
+            <w:shd w:fill="FFF3B8" w:val="clear"/>
+            <w:tcMar>
+              <w:top w:type="dxa" w:w="60"/>
+              <w:left w:type="dxa" w:w="110"/>
+              <w:bottom w:type="dxa" w:w="60"/>
+              <w:right w:type="dxa" w:w="110"/>
+            </w:tcMar>
+          </w:tcPr>
+          <w:p>
+            <w:pPr>
+              <w:spacing w:before="0" w:after="0" w:line="250"/>
+            </w:pPr>
+            <w:r>
+              <w:rPr>
+                <w:b w:val="false"/>
+                <w:bCs w:val="false"/>
+                <w:color w:val="1a1a1a"/>
+                <w:sz w:val="18"/>
+                <w:szCs w:val="18"/>
+                <w:rFonts w:ascii="Nunito Sans" w:cs="Nunito Sans" w:eastAsia="Nunito Sans" w:hAnsi="Nunito Sans"/>
+              </w:rPr>
+              <w:t xml:space="preserve">No exemplar — 70–100% is a HOUSE DECISION (debt structuring: investment property/share loans, refinancing). Nearest exemplar figure for any debt-adjacent advice is offset structuring at 20%.</w:t>
+            </w:r>
+          </w:p>
+        </w:tc>
+      </w:tr>
+      <w:tr>
+        <w:tc>
+          <w:tcPr>
+            <w:tcW w:type="dxa" w:w="3100"/>
+            <w:shd w:fill="FFF3B8" w:val="clear"/>
+            <w:tcMar>
+              <w:top w:type="dxa" w:w="60"/>
+              <w:left w:type="dxa" w:w="110"/>
+              <w:bottom w:type="dxa" w:w="60"/>
+              <w:right w:type="dxa" w:w="110"/>
+            </w:tcMar>
+          </w:tcPr>
+          <w:p>
+            <w:pPr>
+              <w:spacing w:before="0" w:after="0" w:line="250"/>
+            </w:pPr>
+            <w:r>
+              <w:rPr>
+                <w:b/>
+                <w:bCs/>
+                <w:color w:val="1a1a1a"/>
+                <w:sz w:val="18"/>
+                <w:szCs w:val="18"/>
+                <w:rFonts w:ascii="Nunito Sans" w:cs="Nunito Sans" w:eastAsia="Nunito Sans" w:hAnsi="Nunito Sans"/>
+              </w:rPr>
+              <w:t xml:space="preserve">ETF Investment Advice (related to existing portfolio)</w:t>
+            </w:r>
+          </w:p>
+        </w:tc>
+        <w:tc>
+          <w:tcPr>
+            <w:tcW w:type="dxa" w:w="1500"/>
+            <w:shd w:fill="FFF3B8" w:val="clear"/>
+            <w:tcMar>
+              <w:top w:type="dxa" w:w="60"/>
+              <w:left w:type="dxa" w:w="110"/>
+              <w:bottom w:type="dxa" w:w="60"/>
+              <w:right w:type="dxa" w:w="110"/>
+            </w:tcMar>
+          </w:tcPr>
+          <w:p>
+            <w:pPr>
+              <w:spacing w:before="0" w:after="0" w:line="250"/>
+            </w:pPr>
+            <w:r>
+              <w:rPr>
+                <w:b w:val="false"/>
+                <w:bCs w:val="false"/>
+                <w:color w:val="1a1a1a"/>
+                <w:sz w:val="18"/>
+                <w:szCs w:val="18"/>
+                <w:rFonts w:ascii="Nunito Sans" w:cs="Nunito Sans" w:eastAsia="Nunito Sans" w:hAnsi="Nunito Sans"/>
+              </w:rPr>
+              <w:t xml:space="preserve">70–80% · s25-5 &amp; s8-1</w:t>
+            </w:r>
+          </w:p>
+        </w:tc>
+        <w:tc>
+          <w:tcPr>
+            <w:tcW w:type="dxa" w:w="4426"/>
+            <w:shd w:fill="FFF3B8" w:val="clear"/>
+            <w:tcMar>
+              <w:top w:type="dxa" w:w="60"/>
+              <w:left w:type="dxa" w:w="110"/>
+              <w:bottom w:type="dxa" w:w="60"/>
+              <w:right w:type="dxa" w:w="110"/>
+            </w:tcMar>
+          </w:tcPr>
+          <w:p>
+            <w:pPr>
+              <w:spacing w:before="0" w:after="0" w:line="250"/>
+            </w:pPr>
+            <w:r>
+              <w:rPr>
+                <w:b w:val="false"/>
+                <w:bCs w:val="false"/>
+                <w:color w:val="1a1a1a"/>
+                <w:sz w:val="18"/>
+                <w:szCs w:val="18"/>
+                <w:rFonts w:ascii="Nunito Sans" w:cs="Nunito Sans" w:eastAsia="Nunito Sans" w:hAnsi="Nunito Sans"/>
+              </w:rPr>
+              <w:t xml:space="preserve">No named exemplar row — 70–80% by analogy to the exemplified existing-investment review.</w:t>
+            </w:r>
+          </w:p>
+        </w:tc>
+      </w:tr>
+      <w:tr>
+        <w:tc>
+          <w:tcPr>
+            <w:tcW w:type="dxa" w:w="3100"/>
+            <w:shd w:fill="FFF3B8" w:val="clear"/>
+            <w:tcMar>
+              <w:top w:type="dxa" w:w="60"/>
+              <w:left w:type="dxa" w:w="110"/>
+              <w:bottom w:type="dxa" w:w="60"/>
+              <w:right w:type="dxa" w:w="110"/>
+            </w:tcMar>
+          </w:tcPr>
+          <w:p>
+            <w:pPr>
+              <w:spacing w:before="0" w:after="0" w:line="250"/>
+            </w:pPr>
+            <w:r>
+              <w:rPr>
+                <w:b/>
+                <w:bCs/>
+                <w:color w:val="1a1a1a"/>
+                <w:sz w:val="18"/>
+                <w:szCs w:val="18"/>
+                <w:rFonts w:ascii="Nunito Sans" w:cs="Nunito Sans" w:eastAsia="Nunito Sans" w:hAnsi="Nunito Sans"/>
+              </w:rPr>
+              <w:t xml:space="preserve">Managed Fund / LIC Investment Review</w:t>
+            </w:r>
+          </w:p>
+        </w:tc>
+        <w:tc>
+          <w:tcPr>
+            <w:tcW w:type="dxa" w:w="1500"/>
+            <w:shd w:fill="FFF3B8" w:val="clear"/>
+            <w:tcMar>
+              <w:top w:type="dxa" w:w="60"/>
+              <w:left w:type="dxa" w:w="110"/>
+              <w:bottom w:type="dxa" w:w="60"/>
+              <w:right w:type="dxa" w:w="110"/>
+            </w:tcMar>
+          </w:tcPr>
+          <w:p>
+            <w:pPr>
+              <w:spacing w:before="0" w:after="0" w:line="250"/>
+            </w:pPr>
+            <w:r>
+              <w:rPr>
+                <w:b w:val="false"/>
+                <w:bCs w:val="false"/>
+                <w:color w:val="1a1a1a"/>
+                <w:sz w:val="18"/>
+                <w:szCs w:val="18"/>
+                <w:rFonts w:ascii="Nunito Sans" w:cs="Nunito Sans" w:eastAsia="Nunito Sans" w:hAnsi="Nunito Sans"/>
+              </w:rPr>
+              <w:t xml:space="preserve">70–80% · s25-5 &amp; s8-1</w:t>
+            </w:r>
+          </w:p>
+        </w:tc>
+        <w:tc>
+          <w:tcPr>
+            <w:tcW w:type="dxa" w:w="4426"/>
+            <w:shd w:fill="FFF3B8" w:val="clear"/>
+            <w:tcMar>
+              <w:top w:type="dxa" w:w="60"/>
+              <w:left w:type="dxa" w:w="110"/>
+              <w:bottom w:type="dxa" w:w="60"/>
+              <w:right w:type="dxa" w:w="110"/>
+            </w:tcMar>
+          </w:tcPr>
+          <w:p>
+            <w:pPr>
+              <w:spacing w:before="0" w:after="0" w:line="250"/>
+            </w:pPr>
+            <w:r>
+              <w:rPr>
+                <w:b w:val="false"/>
+                <w:bCs w:val="false"/>
+                <w:color w:val="1a1a1a"/>
+                <w:sz w:val="18"/>
+                <w:szCs w:val="18"/>
+                <w:rFonts w:ascii="Nunito Sans" w:cs="Nunito Sans" w:eastAsia="Nunito Sans" w:hAnsi="Nunito Sans"/>
+              </w:rPr>
+              <w:t xml:space="preserve">No named exemplar row — 70–80% by analogy to the exemplified existing-investment review.</w:t>
+            </w:r>
+          </w:p>
+        </w:tc>
+      </w:tr>
+      <w:tr>
+        <w:tc>
+          <w:tcPr>
+            <w:tcW w:type="dxa" w:w="3100"/>
+            <w:shd w:fill="FFF3B8" w:val="clear"/>
+            <w:tcMar>
+              <w:top w:type="dxa" w:w="60"/>
+              <w:left w:type="dxa" w:w="110"/>
+              <w:bottom w:type="dxa" w:w="60"/>
+              <w:right w:type="dxa" w:w="110"/>
+            </w:tcMar>
+          </w:tcPr>
+          <w:p>
+            <w:pPr>
+              <w:spacing w:before="0" w:after="0" w:line="250"/>
+            </w:pPr>
+            <w:r>
+              <w:rPr>
+                <w:b/>
+                <w:bCs/>
+                <w:color w:val="1a1a1a"/>
+                <w:sz w:val="18"/>
+                <w:szCs w:val="18"/>
+                <w:rFonts w:ascii="Nunito Sans" w:cs="Nunito Sans" w:eastAsia="Nunito Sans" w:hAnsi="Nunito Sans"/>
+              </w:rPr>
+              <w:t xml:space="preserve">Tax-Loss Harvesting Strategy</w:t>
+            </w:r>
+          </w:p>
+        </w:tc>
+        <w:tc>
+          <w:tcPr>
+            <w:tcW w:type="dxa" w:w="1500"/>
+            <w:shd w:fill="FFF3B8" w:val="clear"/>
+            <w:tcMar>
+              <w:top w:type="dxa" w:w="60"/>
+              <w:left w:type="dxa" w:w="110"/>
+              <w:bottom w:type="dxa" w:w="60"/>
+              <w:right w:type="dxa" w:w="110"/>
+            </w:tcMar>
+          </w:tcPr>
+          <w:p>
+            <w:pPr>
+              <w:spacing w:before="0" w:after="0" w:line="250"/>
+            </w:pPr>
+            <w:r>
+              <w:rPr>
+                <w:b w:val="false"/>
+                <w:bCs w:val="false"/>
+                <w:color w:val="1a1a1a"/>
+                <w:sz w:val="18"/>
+                <w:szCs w:val="18"/>
+                <w:rFonts w:ascii="Nunito Sans" w:cs="Nunito Sans" w:eastAsia="Nunito Sans" w:hAnsi="Nunito Sans"/>
+              </w:rPr>
+              <w:t xml:space="preserve">80–100% · s25-5</w:t>
+            </w:r>
+          </w:p>
+        </w:tc>
+        <w:tc>
+          <w:tcPr>
+            <w:tcW w:type="dxa" w:w="4426"/>
+            <w:shd w:fill="FFF3B8" w:val="clear"/>
+            <w:tcMar>
+              <w:top w:type="dxa" w:w="60"/>
+              <w:left w:type="dxa" w:w="110"/>
+              <w:bottom w:type="dxa" w:w="60"/>
+              <w:right w:type="dxa" w:w="110"/>
+            </w:tcMar>
+          </w:tcPr>
+          <w:p>
+            <w:pPr>
+              <w:spacing w:before="0" w:after="0" w:line="250"/>
+            </w:pPr>
+            <w:r>
+              <w:rPr>
+                <w:b w:val="false"/>
+                <w:bCs w:val="false"/>
+                <w:color w:val="1a1a1a"/>
+                <w:sz w:val="18"/>
+                <w:szCs w:val="18"/>
+                <w:rFonts w:ascii="Nunito Sans" w:cs="Nunito Sans" w:eastAsia="Nunito Sans" w:hAnsi="Nunito Sans"/>
+              </w:rPr>
+              <w:t xml:space="preserve">No exemplar. 80–100% rests on the CGT-management reasoning of s25-5 alone.</w:t>
+            </w:r>
+          </w:p>
+        </w:tc>
+      </w:tr>
+      <w:tr>
+        <w:tc>
+          <w:tcPr>
+            <w:tcW w:type="dxa" w:w="3100"/>
+            <w:shd w:fill="FFF3B8" w:val="clear"/>
+            <w:tcMar>
+              <w:top w:type="dxa" w:w="60"/>
+              <w:left w:type="dxa" w:w="110"/>
+              <w:bottom w:type="dxa" w:w="60"/>
+              <w:right w:type="dxa" w:w="110"/>
+            </w:tcMar>
+          </w:tcPr>
+          <w:p>
+            <w:pPr>
+              <w:spacing w:before="0" w:after="0" w:line="250"/>
+            </w:pPr>
+            <w:r>
+              <w:rPr>
+                <w:b/>
+                <w:bCs/>
+                <w:color w:val="1a1a1a"/>
+                <w:sz w:val="18"/>
+                <w:szCs w:val="18"/>
+                <w:rFonts w:ascii="Nunito Sans" w:cs="Nunito Sans" w:eastAsia="Nunito Sans" w:hAnsi="Nunito Sans"/>
+              </w:rPr>
+              <w:t xml:space="preserve">Income Protection Insurance (held via superannuation)</w:t>
+            </w:r>
+          </w:p>
+        </w:tc>
+        <w:tc>
+          <w:tcPr>
+            <w:tcW w:type="dxa" w:w="1500"/>
+            <w:shd w:fill="FFF3B8" w:val="clear"/>
+            <w:tcMar>
+              <w:top w:type="dxa" w:w="60"/>
+              <w:left w:type="dxa" w:w="110"/>
+              <w:bottom w:type="dxa" w:w="60"/>
+              <w:right w:type="dxa" w:w="110"/>
+            </w:tcMar>
+          </w:tcPr>
+          <w:p>
+            <w:pPr>
+              <w:spacing w:before="0" w:after="0" w:line="250"/>
+            </w:pPr>
+            <w:r>
+              <w:rPr>
+                <w:b w:val="false"/>
+                <w:bCs w:val="false"/>
+                <w:color w:val="1a1a1a"/>
+                <w:sz w:val="18"/>
+                <w:szCs w:val="18"/>
+                <w:rFonts w:ascii="Nunito Sans" w:cs="Nunito Sans" w:eastAsia="Nunito Sans" w:hAnsi="Nunito Sans"/>
+              </w:rPr>
+              <w:t xml:space="preserve">0–20% · s25-5</w:t>
+            </w:r>
+          </w:p>
+        </w:tc>
+        <w:tc>
+          <w:tcPr>
+            <w:tcW w:type="dxa" w:w="4426"/>
+            <w:shd w:fill="FFF3B8" w:val="clear"/>
+            <w:tcMar>
+              <w:top w:type="dxa" w:w="60"/>
+              <w:left w:type="dxa" w:w="110"/>
+              <w:bottom w:type="dxa" w:w="60"/>
+              <w:right w:type="dxa" w:w="110"/>
+            </w:tcMar>
+          </w:tcPr>
+          <w:p>
+            <w:pPr>
+              <w:spacing w:before="0" w:after="0" w:line="250"/>
+            </w:pPr>
+            <w:r>
+              <w:rPr>
+                <w:b w:val="false"/>
+                <w:bCs w:val="false"/>
+                <w:color w:val="1a1a1a"/>
+                <w:sz w:val="18"/>
+                <w:szCs w:val="18"/>
+                <w:rFonts w:ascii="Nunito Sans" w:cs="Nunito Sans" w:eastAsia="Nunito Sans" w:hAnsi="Nunito Sans"/>
+              </w:rPr>
+              <w:t xml:space="preserve">No standalone exemplar (the 65% exemplar line is a blend). Conservative 0–20% house range.</w:t>
+            </w:r>
+          </w:p>
+        </w:tc>
+      </w:tr>
+      <w:tr>
+        <w:tc>
+          <w:tcPr>
+            <w:tcW w:type="dxa" w:w="3100"/>
+            <w:shd w:fill="FFF3B8" w:val="clear"/>
+            <w:tcMar>
+              <w:top w:type="dxa" w:w="60"/>
+              <w:left w:type="dxa" w:w="110"/>
+              <w:bottom w:type="dxa" w:w="60"/>
+              <w:right w:type="dxa" w:w="110"/>
+            </w:tcMar>
+          </w:tcPr>
+          <w:p>
+            <w:pPr>
+              <w:spacing w:before="0" w:after="0" w:line="250"/>
+            </w:pPr>
+            <w:r>
+              <w:rPr>
+                <w:b/>
+                <w:bCs/>
+                <w:color w:val="1a1a1a"/>
+                <w:sz w:val="18"/>
+                <w:szCs w:val="18"/>
+                <w:rFonts w:ascii="Nunito Sans" w:cs="Nunito Sans" w:eastAsia="Nunito Sans" w:hAnsi="Nunito Sans"/>
+              </w:rPr>
+              <w:t xml:space="preserve">Advice on Structuring Insurance Inside vs. Outside Super</w:t>
+            </w:r>
+          </w:p>
+        </w:tc>
+        <w:tc>
+          <w:tcPr>
+            <w:tcW w:type="dxa" w:w="1500"/>
+            <w:shd w:fill="FFF3B8" w:val="clear"/>
+            <w:tcMar>
+              <w:top w:type="dxa" w:w="60"/>
+              <w:left w:type="dxa" w:w="110"/>
+              <w:bottom w:type="dxa" w:w="60"/>
+              <w:right w:type="dxa" w:w="110"/>
+            </w:tcMar>
+          </w:tcPr>
+          <w:p>
+            <w:pPr>
+              <w:spacing w:before="0" w:after="0" w:line="250"/>
+            </w:pPr>
+            <w:r>
+              <w:rPr>
+                <w:b w:val="false"/>
+                <w:bCs w:val="false"/>
+                <w:color w:val="1a1a1a"/>
+                <w:sz w:val="18"/>
+                <w:szCs w:val="18"/>
+                <w:rFonts w:ascii="Nunito Sans" w:cs="Nunito Sans" w:eastAsia="Nunito Sans" w:hAnsi="Nunito Sans"/>
+              </w:rPr>
+              <w:t xml:space="preserve">0–30% · s25-5</w:t>
+            </w:r>
+          </w:p>
+        </w:tc>
+        <w:tc>
+          <w:tcPr>
+            <w:tcW w:type="dxa" w:w="4426"/>
+            <w:shd w:fill="FFF3B8" w:val="clear"/>
+            <w:tcMar>
+              <w:top w:type="dxa" w:w="60"/>
+              <w:left w:type="dxa" w:w="110"/>
+              <w:bottom w:type="dxa" w:w="60"/>
+              <w:right w:type="dxa" w:w="110"/>
+            </w:tcMar>
+          </w:tcPr>
+          <w:p>
+            <w:pPr>
+              <w:spacing w:before="0" w:after="0" w:line="250"/>
+            </w:pPr>
+            <w:r>
+              <w:rPr>
+                <w:b w:val="false"/>
+                <w:bCs w:val="false"/>
+                <w:color w:val="1a1a1a"/>
+                <w:sz w:val="18"/>
+                <w:szCs w:val="18"/>
+                <w:rFonts w:ascii="Nunito Sans" w:cs="Nunito Sans" w:eastAsia="Nunito Sans" w:hAnsi="Nunito Sans"/>
+              </w:rPr>
+              <w:t xml:space="preserve">No exemplar. Conservative 0–30% house range.</w:t>
+            </w:r>
+          </w:p>
+        </w:tc>
+      </w:tr>
+      <w:tr>
+        <w:tc>
+          <w:tcPr>
+            <w:tcW w:type="dxa" w:w="3100"/>
+            <w:shd w:fill="FFF3B8" w:val="clear"/>
+            <w:tcMar>
+              <w:top w:type="dxa" w:w="60"/>
+              <w:left w:type="dxa" w:w="110"/>
+              <w:bottom w:type="dxa" w:w="60"/>
+              <w:right w:type="dxa" w:w="110"/>
+            </w:tcMar>
+          </w:tcPr>
+          <w:p>
+            <w:pPr>
+              <w:spacing w:before="0" w:after="0" w:line="250"/>
+            </w:pPr>
+            <w:r>
+              <w:rPr>
+                <w:b/>
+                <w:bCs/>
+                <w:color w:val="1a1a1a"/>
+                <w:sz w:val="18"/>
+                <w:szCs w:val="18"/>
+                <w:rFonts w:ascii="Nunito Sans" w:cs="Nunito Sans" w:eastAsia="Nunito Sans" w:hAnsi="Nunito Sans"/>
+              </w:rPr>
+              <w:t xml:space="preserve">Business Expenses Insurance Advice</w:t>
+            </w:r>
+          </w:p>
+        </w:tc>
+        <w:tc>
+          <w:tcPr>
+            <w:tcW w:type="dxa" w:w="1500"/>
+            <w:shd w:fill="FFF3B8" w:val="clear"/>
+            <w:tcMar>
+              <w:top w:type="dxa" w:w="60"/>
+              <w:left w:type="dxa" w:w="110"/>
+              <w:bottom w:type="dxa" w:w="60"/>
+              <w:right w:type="dxa" w:w="110"/>
+            </w:tcMar>
+          </w:tcPr>
+          <w:p>
+            <w:pPr>
+              <w:spacing w:before="0" w:after="0" w:line="250"/>
+            </w:pPr>
+            <w:r>
+              <w:rPr>
+                <w:b w:val="false"/>
+                <w:bCs w:val="false"/>
+                <w:color w:val="1a1a1a"/>
+                <w:sz w:val="18"/>
+                <w:szCs w:val="18"/>
+                <w:rFonts w:ascii="Nunito Sans" w:cs="Nunito Sans" w:eastAsia="Nunito Sans" w:hAnsi="Nunito Sans"/>
+              </w:rPr>
+              <w:t xml:space="preserve">70–100% · s8-1</w:t>
+            </w:r>
+          </w:p>
+        </w:tc>
+        <w:tc>
+          <w:tcPr>
+            <w:tcW w:type="dxa" w:w="4426"/>
+            <w:shd w:fill="FFF3B8" w:val="clear"/>
+            <w:tcMar>
+              <w:top w:type="dxa" w:w="60"/>
+              <w:left w:type="dxa" w:w="110"/>
+              <w:bottom w:type="dxa" w:w="60"/>
+              <w:right w:type="dxa" w:w="110"/>
+            </w:tcMar>
+          </w:tcPr>
+          <w:p>
+            <w:pPr>
+              <w:spacing w:before="0" w:after="0" w:line="250"/>
+            </w:pPr>
+            <w:r>
+              <w:rPr>
+                <w:b w:val="false"/>
+                <w:bCs w:val="false"/>
+                <w:color w:val="1a1a1a"/>
+                <w:sz w:val="18"/>
+                <w:szCs w:val="18"/>
+                <w:rFonts w:ascii="Nunito Sans" w:cs="Nunito Sans" w:eastAsia="Nunito Sans" w:hAnsi="Nunito Sans"/>
+              </w:rPr>
+              <w:t xml:space="preserve">No exemplar. 70–100% rests on the standard s8-1 premium-deductibility position.</w:t>
+            </w:r>
+          </w:p>
+        </w:tc>
+      </w:tr>
+      <w:tr>
+        <w:tc>
+          <w:tcPr>
+            <w:tcW w:type="dxa" w:w="3100"/>
+            <w:shd w:fill="FFF3B8" w:val="clear"/>
+            <w:tcMar>
+              <w:top w:type="dxa" w:w="60"/>
+              <w:left w:type="dxa" w:w="110"/>
+              <w:bottom w:type="dxa" w:w="60"/>
+              <w:right w:type="dxa" w:w="110"/>
+            </w:tcMar>
+          </w:tcPr>
+          <w:p>
+            <w:pPr>
+              <w:spacing w:before="0" w:after="0" w:line="250"/>
+            </w:pPr>
+            <w:r>
+              <w:rPr>
+                <w:b/>
+                <w:bCs/>
+                <w:color w:val="1a1a1a"/>
+                <w:sz w:val="18"/>
+                <w:szCs w:val="18"/>
+                <w:rFonts w:ascii="Nunito Sans" w:cs="Nunito Sans" w:eastAsia="Nunito Sans" w:hAnsi="Nunito Sans"/>
+              </w:rPr>
+              <w:t xml:space="preserve">Key Person Insurance (Deductibility Analysis)</w:t>
+            </w:r>
+          </w:p>
+        </w:tc>
+        <w:tc>
+          <w:tcPr>
+            <w:tcW w:type="dxa" w:w="1500"/>
+            <w:shd w:fill="FFF3B8" w:val="clear"/>
+            <w:tcMar>
+              <w:top w:type="dxa" w:w="60"/>
+              <w:left w:type="dxa" w:w="110"/>
+              <w:bottom w:type="dxa" w:w="60"/>
+              <w:right w:type="dxa" w:w="110"/>
+            </w:tcMar>
+          </w:tcPr>
+          <w:p>
+            <w:pPr>
+              <w:spacing w:before="0" w:after="0" w:line="250"/>
+            </w:pPr>
+            <w:r>
+              <w:rPr>
+                <w:b w:val="false"/>
+                <w:bCs w:val="false"/>
+                <w:color w:val="1a1a1a"/>
+                <w:sz w:val="18"/>
+                <w:szCs w:val="18"/>
+                <w:rFonts w:ascii="Nunito Sans" w:cs="Nunito Sans" w:eastAsia="Nunito Sans" w:hAnsi="Nunito Sans"/>
+              </w:rPr>
+              <w:t xml:space="preserve">20–60% · s25-5</w:t>
+            </w:r>
+          </w:p>
+        </w:tc>
+        <w:tc>
+          <w:tcPr>
+            <w:tcW w:type="dxa" w:w="4426"/>
+            <w:shd w:fill="FFF3B8" w:val="clear"/>
+            <w:tcMar>
+              <w:top w:type="dxa" w:w="60"/>
+              <w:left w:type="dxa" w:w="110"/>
+              <w:bottom w:type="dxa" w:w="60"/>
+              <w:right w:type="dxa" w:w="110"/>
+            </w:tcMar>
+          </w:tcPr>
+          <w:p>
+            <w:pPr>
+              <w:spacing w:before="0" w:after="0" w:line="250"/>
+            </w:pPr>
+            <w:r>
+              <w:rPr>
+                <w:b w:val="false"/>
+                <w:bCs w:val="false"/>
+                <w:color w:val="1a1a1a"/>
+                <w:sz w:val="18"/>
+                <w:szCs w:val="18"/>
+                <w:rFonts w:ascii="Nunito Sans" w:cs="Nunito Sans" w:eastAsia="Nunito Sans" w:hAnsi="Nunito Sans"/>
+              </w:rPr>
+              <w:t xml:space="preserve">No exemplar. 20–60% house range.</w:t>
+            </w:r>
+          </w:p>
+        </w:tc>
+      </w:tr>
+      <w:tr>
+        <w:tc>
+          <w:tcPr>
+            <w:tcW w:type="dxa" w:w="3100"/>
+            <w:shd w:fill="FFF3B8" w:val="clear"/>
+            <w:tcMar>
+              <w:top w:type="dxa" w:w="60"/>
+              <w:left w:type="dxa" w:w="110"/>
+              <w:bottom w:type="dxa" w:w="60"/>
+              <w:right w:type="dxa" w:w="110"/>
+            </w:tcMar>
+          </w:tcPr>
+          <w:p>
+            <w:pPr>
+              <w:spacing w:before="0" w:after="0" w:line="250"/>
+            </w:pPr>
+            <w:r>
+              <w:rPr>
+                <w:b/>
+                <w:bCs/>
+                <w:color w:val="1a1a1a"/>
+                <w:sz w:val="18"/>
+                <w:szCs w:val="18"/>
+                <w:rFonts w:ascii="Nunito Sans" w:cs="Nunito Sans" w:eastAsia="Nunito Sans" w:hAnsi="Nunito Sans"/>
+              </w:rPr>
+              <w:t xml:space="preserve">Debt Recycling Strategy</w:t>
+            </w:r>
+          </w:p>
+        </w:tc>
+        <w:tc>
+          <w:tcPr>
+            <w:tcW w:type="dxa" w:w="1500"/>
+            <w:shd w:fill="FFF3B8" w:val="clear"/>
+            <w:tcMar>
+              <w:top w:type="dxa" w:w="60"/>
+              <w:left w:type="dxa" w:w="110"/>
+              <w:bottom w:type="dxa" w:w="60"/>
+              <w:right w:type="dxa" w:w="110"/>
+            </w:tcMar>
+          </w:tcPr>
+          <w:p>
+            <w:pPr>
+              <w:spacing w:before="0" w:after="0" w:line="250"/>
+            </w:pPr>
+            <w:r>
+              <w:rPr>
+                <w:b w:val="false"/>
+                <w:bCs w:val="false"/>
+                <w:color w:val="1a1a1a"/>
+                <w:sz w:val="18"/>
+                <w:szCs w:val="18"/>
+                <w:rFonts w:ascii="Nunito Sans" w:cs="Nunito Sans" w:eastAsia="Nunito Sans" w:hAnsi="Nunito Sans"/>
+              </w:rPr>
+              <w:t xml:space="preserve">70–100% · s8-1</w:t>
+            </w:r>
+          </w:p>
+        </w:tc>
+        <w:tc>
+          <w:tcPr>
+            <w:tcW w:type="dxa" w:w="4426"/>
+            <w:shd w:fill="FFF3B8" w:val="clear"/>
+            <w:tcMar>
+              <w:top w:type="dxa" w:w="60"/>
+              <w:left w:type="dxa" w:w="110"/>
+              <w:bottom w:type="dxa" w:w="60"/>
+              <w:right w:type="dxa" w:w="110"/>
+            </w:tcMar>
+          </w:tcPr>
+          <w:p>
+            <w:pPr>
+              <w:spacing w:before="0" w:after="0" w:line="250"/>
+            </w:pPr>
+            <w:r>
+              <w:rPr>
+                <w:b w:val="false"/>
+                <w:bCs w:val="false"/>
+                <w:color w:val="1a1a1a"/>
+                <w:sz w:val="18"/>
+                <w:szCs w:val="18"/>
+                <w:rFonts w:ascii="Nunito Sans" w:cs="Nunito Sans" w:eastAsia="Nunito Sans" w:hAnsi="Nunito Sans"/>
+              </w:rPr>
+              <w:t xml:space="preserve">No exemplar — 70–100% is a HOUSE DECISION (debt structuring / converting private debt to deductible investment debt).</w:t>
+            </w:r>
+          </w:p>
+        </w:tc>
+      </w:tr>
+      <w:tr>
+        <w:tc>
+          <w:tcPr>
+            <w:tcW w:type="dxa" w:w="3100"/>
+            <w:shd w:fill="FFF3B8" w:val="clear"/>
+            <w:tcMar>
+              <w:top w:type="dxa" w:w="60"/>
+              <w:left w:type="dxa" w:w="110"/>
+              <w:bottom w:type="dxa" w:w="60"/>
+              <w:right w:type="dxa" w:w="110"/>
+            </w:tcMar>
+          </w:tcPr>
+          <w:p>
+            <w:pPr>
+              <w:spacing w:before="0" w:after="0" w:line="250"/>
+            </w:pPr>
+            <w:r>
+              <w:rPr>
+                <w:b/>
+                <w:bCs/>
+                <w:color w:val="1a1a1a"/>
+                <w:sz w:val="18"/>
+                <w:szCs w:val="18"/>
+                <w:rFonts w:ascii="Nunito Sans" w:cs="Nunito Sans" w:eastAsia="Nunito Sans" w:hAnsi="Nunito Sans"/>
+              </w:rPr>
+              <w:t xml:space="preserve">SMSF Contribution Strategy Advice</w:t>
+            </w:r>
+          </w:p>
+        </w:tc>
+        <w:tc>
+          <w:tcPr>
+            <w:tcW w:type="dxa" w:w="1500"/>
+            <w:shd w:fill="FFF3B8" w:val="clear"/>
+            <w:tcMar>
+              <w:top w:type="dxa" w:w="60"/>
+              <w:left w:type="dxa" w:w="110"/>
+              <w:bottom w:type="dxa" w:w="60"/>
+              <w:right w:type="dxa" w:w="110"/>
+            </w:tcMar>
+          </w:tcPr>
+          <w:p>
+            <w:pPr>
+              <w:spacing w:before="0" w:after="0" w:line="250"/>
+            </w:pPr>
+            <w:r>
+              <w:rPr>
+                <w:b w:val="false"/>
+                <w:bCs w:val="false"/>
+                <w:color w:val="1a1a1a"/>
+                <w:sz w:val="18"/>
+                <w:szCs w:val="18"/>
+                <w:rFonts w:ascii="Nunito Sans" w:cs="Nunito Sans" w:eastAsia="Nunito Sans" w:hAnsi="Nunito Sans"/>
+              </w:rPr>
+              <w:t xml:space="preserve">100–100% · s25-5</w:t>
+            </w:r>
+          </w:p>
+        </w:tc>
+        <w:tc>
+          <w:tcPr>
+            <w:tcW w:type="dxa" w:w="4426"/>
+            <w:shd w:fill="FFF3B8" w:val="clear"/>
+            <w:tcMar>
+              <w:top w:type="dxa" w:w="60"/>
+              <w:left w:type="dxa" w:w="110"/>
+              <w:bottom w:type="dxa" w:w="60"/>
+              <w:right w:type="dxa" w:w="110"/>
+            </w:tcMar>
+          </w:tcPr>
+          <w:p>
+            <w:pPr>
+              <w:spacing w:before="0" w:after="0" w:line="250"/>
+            </w:pPr>
+            <w:r>
+              <w:rPr>
+                <w:b w:val="false"/>
+                <w:bCs w:val="false"/>
+                <w:color w:val="1a1a1a"/>
+                <w:sz w:val="18"/>
+                <w:szCs w:val="18"/>
+                <w:rFonts w:ascii="Nunito Sans" w:cs="Nunito Sans" w:eastAsia="Nunito Sans" w:hAnsi="Nunito Sans"/>
+              </w:rPr>
+              <w:t xml:space="preserve">No SMSF exemplar — 100% set by ANALOGY to the exemplified CC/NCC contribution treatment.</w:t>
+            </w:r>
+          </w:p>
+        </w:tc>
+      </w:tr>
+      <w:tr>
+        <w:tc>
+          <w:tcPr>
+            <w:tcW w:type="dxa" w:w="3100"/>
+            <w:shd w:fill="FFF3B8" w:val="clear"/>
+            <w:tcMar>
+              <w:top w:type="dxa" w:w="60"/>
+              <w:left w:type="dxa" w:w="110"/>
+              <w:bottom w:type="dxa" w:w="60"/>
+              <w:right w:type="dxa" w:w="110"/>
+            </w:tcMar>
+          </w:tcPr>
+          <w:p>
+            <w:pPr>
+              <w:spacing w:before="0" w:after="0" w:line="250"/>
+            </w:pPr>
+            <w:r>
+              <w:rPr>
+                <w:b/>
+                <w:bCs/>
+                <w:color w:val="1a1a1a"/>
+                <w:sz w:val="18"/>
+                <w:szCs w:val="18"/>
+                <w:rFonts w:ascii="Nunito Sans" w:cs="Nunito Sans" w:eastAsia="Nunito Sans" w:hAnsi="Nunito Sans"/>
+              </w:rPr>
+              <w:t xml:space="preserve">SMSF Investment Strategy (Compliance &amp; Review)</w:t>
+            </w:r>
+          </w:p>
+        </w:tc>
+        <w:tc>
+          <w:tcPr>
+            <w:tcW w:type="dxa" w:w="1500"/>
+            <w:shd w:fill="FFF3B8" w:val="clear"/>
+            <w:tcMar>
+              <w:top w:type="dxa" w:w="60"/>
+              <w:left w:type="dxa" w:w="110"/>
+              <w:bottom w:type="dxa" w:w="60"/>
+              <w:right w:type="dxa" w:w="110"/>
+            </w:tcMar>
+          </w:tcPr>
+          <w:p>
+            <w:pPr>
+              <w:spacing w:before="0" w:after="0" w:line="250"/>
+            </w:pPr>
+            <w:r>
+              <w:rPr>
+                <w:b w:val="false"/>
+                <w:bCs w:val="false"/>
+                <w:color w:val="1a1a1a"/>
+                <w:sz w:val="18"/>
+                <w:szCs w:val="18"/>
+                <w:rFonts w:ascii="Nunito Sans" w:cs="Nunito Sans" w:eastAsia="Nunito Sans" w:hAnsi="Nunito Sans"/>
+              </w:rPr>
+              <w:t xml:space="preserve">0–70% · s25-5</w:t>
+            </w:r>
+          </w:p>
+        </w:tc>
+        <w:tc>
+          <w:tcPr>
+            <w:tcW w:type="dxa" w:w="4426"/>
+            <w:shd w:fill="FFF3B8" w:val="clear"/>
+            <w:tcMar>
+              <w:top w:type="dxa" w:w="60"/>
+              <w:left w:type="dxa" w:w="110"/>
+              <w:bottom w:type="dxa" w:w="60"/>
+              <w:right w:type="dxa" w:w="110"/>
+            </w:tcMar>
+          </w:tcPr>
+          <w:p>
+            <w:pPr>
+              <w:spacing w:before="0" w:after="0" w:line="250"/>
+            </w:pPr>
+            <w:r>
+              <w:rPr>
+                <w:b w:val="false"/>
+                <w:bCs w:val="false"/>
+                <w:color w:val="1a1a1a"/>
+                <w:sz w:val="18"/>
+                <w:szCs w:val="18"/>
+                <w:rFonts w:ascii="Nunito Sans" w:cs="Nunito Sans" w:eastAsia="Nunito Sans" w:hAnsi="Nunito Sans"/>
+              </w:rPr>
+              <w:t xml:space="preserve">No exemplar. 0–70% (floor aligned to example 5.3.4’s 0% pole; the 70% top is unexemplified).</w:t>
+            </w:r>
+          </w:p>
+        </w:tc>
+      </w:tr>
+      <w:tr>
+        <w:tc>
+          <w:tcPr>
+            <w:tcW w:type="dxa" w:w="3100"/>
+            <w:shd w:fill="FFF3B8" w:val="clear"/>
+            <w:tcMar>
+              <w:top w:type="dxa" w:w="60"/>
+              <w:left w:type="dxa" w:w="110"/>
+              <w:bottom w:type="dxa" w:w="60"/>
+              <w:right w:type="dxa" w:w="110"/>
+            </w:tcMar>
+          </w:tcPr>
+          <w:p>
+            <w:pPr>
+              <w:spacing w:before="0" w:after="0" w:line="250"/>
+            </w:pPr>
+            <w:r>
+              <w:rPr>
+                <w:b/>
+                <w:bCs/>
+                <w:color w:val="1a1a1a"/>
+                <w:sz w:val="18"/>
+                <w:szCs w:val="18"/>
+                <w:rFonts w:ascii="Nunito Sans" w:cs="Nunito Sans" w:eastAsia="Nunito Sans" w:hAnsi="Nunito Sans"/>
+              </w:rPr>
+              <w:t xml:space="preserve">SMSF Borrowing / Limited Recourse Borrowing Arrangement (LRBA)</w:t>
+            </w:r>
+          </w:p>
+        </w:tc>
+        <w:tc>
+          <w:tcPr>
+            <w:tcW w:type="dxa" w:w="1500"/>
+            <w:shd w:fill="FFF3B8" w:val="clear"/>
+            <w:tcMar>
+              <w:top w:type="dxa" w:w="60"/>
+              <w:left w:type="dxa" w:w="110"/>
+              <w:bottom w:type="dxa" w:w="60"/>
+              <w:right w:type="dxa" w:w="110"/>
+            </w:tcMar>
+          </w:tcPr>
+          <w:p>
+            <w:pPr>
+              <w:spacing w:before="0" w:after="0" w:line="250"/>
+            </w:pPr>
+            <w:r>
+              <w:rPr>
+                <w:b w:val="false"/>
+                <w:bCs w:val="false"/>
+                <w:color w:val="1a1a1a"/>
+                <w:sz w:val="18"/>
+                <w:szCs w:val="18"/>
+                <w:rFonts w:ascii="Nunito Sans" w:cs="Nunito Sans" w:eastAsia="Nunito Sans" w:hAnsi="Nunito Sans"/>
+              </w:rPr>
+              <w:t xml:space="preserve">0% · Non-Deductible</w:t>
+            </w:r>
+          </w:p>
+        </w:tc>
+        <w:tc>
+          <w:tcPr>
+            <w:tcW w:type="dxa" w:w="4426"/>
+            <w:shd w:fill="FFF3B8" w:val="clear"/>
+            <w:tcMar>
+              <w:top w:type="dxa" w:w="60"/>
+              <w:left w:type="dxa" w:w="110"/>
+              <w:bottom w:type="dxa" w:w="60"/>
+              <w:right w:type="dxa" w:w="110"/>
+            </w:tcMar>
+          </w:tcPr>
+          <w:p>
+            <w:pPr>
+              <w:spacing w:before="0" w:after="0" w:line="250"/>
+            </w:pPr>
+            <w:r>
+              <w:rPr>
+                <w:b w:val="false"/>
+                <w:bCs w:val="false"/>
+                <w:color w:val="1a1a1a"/>
+                <w:sz w:val="18"/>
+                <w:szCs w:val="18"/>
+                <w:rFonts w:ascii="Nunito Sans" w:cs="Nunito Sans" w:eastAsia="Nunito Sans" w:hAnsi="Nunito Sans"/>
+              </w:rPr>
+              <w:t xml:space="preserve">No exemplar. 0–20% house range.</w:t>
+            </w:r>
+          </w:p>
+        </w:tc>
+      </w:tr>
+      <w:tr>
+        <w:tc>
+          <w:tcPr>
+            <w:tcW w:type="dxa" w:w="3100"/>
+            <w:shd w:fill="FFF3B8" w:val="clear"/>
+            <w:tcMar>
+              <w:top w:type="dxa" w:w="60"/>
+              <w:left w:type="dxa" w:w="110"/>
+              <w:bottom w:type="dxa" w:w="60"/>
+              <w:right w:type="dxa" w:w="110"/>
+            </w:tcMar>
+          </w:tcPr>
+          <w:p>
+            <w:pPr>
+              <w:spacing w:before="0" w:after="0" w:line="250"/>
+            </w:pPr>
+            <w:r>
+              <w:rPr>
+                <w:b/>
+                <w:bCs/>
+                <w:color w:val="1a1a1a"/>
+                <w:sz w:val="18"/>
+                <w:szCs w:val="18"/>
+                <w:rFonts w:ascii="Nunito Sans" w:cs="Nunito Sans" w:eastAsia="Nunito Sans" w:hAnsi="Nunito Sans"/>
+              </w:rPr>
+              <w:t xml:space="preserve">Advice on Winding Up an SMSF</w:t>
+            </w:r>
+          </w:p>
+        </w:tc>
+        <w:tc>
+          <w:tcPr>
+            <w:tcW w:type="dxa" w:w="1500"/>
+            <w:shd w:fill="FFF3B8" w:val="clear"/>
+            <w:tcMar>
+              <w:top w:type="dxa" w:w="60"/>
+              <w:left w:type="dxa" w:w="110"/>
+              <w:bottom w:type="dxa" w:w="60"/>
+              <w:right w:type="dxa" w:w="110"/>
+            </w:tcMar>
+          </w:tcPr>
+          <w:p>
+            <w:pPr>
+              <w:spacing w:before="0" w:after="0" w:line="250"/>
+            </w:pPr>
+            <w:r>
+              <w:rPr>
+                <w:b w:val="false"/>
+                <w:bCs w:val="false"/>
+                <w:color w:val="1a1a1a"/>
+                <w:sz w:val="18"/>
+                <w:szCs w:val="18"/>
+                <w:rFonts w:ascii="Nunito Sans" w:cs="Nunito Sans" w:eastAsia="Nunito Sans" w:hAnsi="Nunito Sans"/>
+              </w:rPr>
+              <w:t xml:space="preserve">0–20% · s25-5</w:t>
+            </w:r>
+          </w:p>
+        </w:tc>
+        <w:tc>
+          <w:tcPr>
+            <w:tcW w:type="dxa" w:w="4426"/>
+            <w:shd w:fill="FFF3B8" w:val="clear"/>
+            <w:tcMar>
+              <w:top w:type="dxa" w:w="60"/>
+              <w:left w:type="dxa" w:w="110"/>
+              <w:bottom w:type="dxa" w:w="60"/>
+              <w:right w:type="dxa" w:w="110"/>
+            </w:tcMar>
+          </w:tcPr>
+          <w:p>
+            <w:pPr>
+              <w:spacing w:before="0" w:after="0" w:line="250"/>
+            </w:pPr>
+            <w:r>
+              <w:rPr>
+                <w:b w:val="false"/>
+                <w:bCs w:val="false"/>
+                <w:color w:val="1a1a1a"/>
+                <w:sz w:val="18"/>
+                <w:szCs w:val="18"/>
+                <w:rFonts w:ascii="Nunito Sans" w:cs="Nunito Sans" w:eastAsia="Nunito Sans" w:hAnsi="Nunito Sans"/>
+              </w:rPr>
+              <w:t xml:space="preserve">No exemplar. 0–20% house range.</w:t>
+            </w:r>
+          </w:p>
+        </w:tc>
+      </w:tr>
+      <w:tr>
+        <w:tc>
+          <w:tcPr>
+            <w:tcW w:type="dxa" w:w="3100"/>
+            <w:shd w:fill="FFF3B8" w:val="clear"/>
+            <w:tcMar>
+              <w:top w:type="dxa" w:w="60"/>
+              <w:left w:type="dxa" w:w="110"/>
+              <w:bottom w:type="dxa" w:w="60"/>
+              <w:right w:type="dxa" w:w="110"/>
+            </w:tcMar>
+          </w:tcPr>
+          <w:p>
+            <w:pPr>
+              <w:spacing w:before="0" w:after="0" w:line="250"/>
+            </w:pPr>
+            <w:r>
+              <w:rPr>
+                <w:b/>
+                <w:bCs/>
+                <w:color w:val="1a1a1a"/>
+                <w:sz w:val="18"/>
+                <w:szCs w:val="18"/>
+                <w:rFonts w:ascii="Nunito Sans" w:cs="Nunito Sans" w:eastAsia="Nunito Sans" w:hAnsi="Nunito Sans"/>
+              </w:rPr>
+              <w:t xml:space="preserve">Business Succession Planning (Tax Implications)</w:t>
+            </w:r>
+          </w:p>
+        </w:tc>
+        <w:tc>
+          <w:tcPr>
+            <w:tcW w:type="dxa" w:w="1500"/>
+            <w:shd w:fill="FFF3B8" w:val="clear"/>
+            <w:tcMar>
+              <w:top w:type="dxa" w:w="60"/>
+              <w:left w:type="dxa" w:w="110"/>
+              <w:bottom w:type="dxa" w:w="60"/>
+              <w:right w:type="dxa" w:w="110"/>
+            </w:tcMar>
+          </w:tcPr>
+          <w:p>
+            <w:pPr>
+              <w:spacing w:before="0" w:after="0" w:line="250"/>
+            </w:pPr>
+            <w:r>
+              <w:rPr>
+                <w:b w:val="false"/>
+                <w:bCs w:val="false"/>
+                <w:color w:val="1a1a1a"/>
+                <w:sz w:val="18"/>
+                <w:szCs w:val="18"/>
+                <w:rFonts w:ascii="Nunito Sans" w:cs="Nunito Sans" w:eastAsia="Nunito Sans" w:hAnsi="Nunito Sans"/>
+              </w:rPr>
+              <w:t xml:space="preserve">0–40% · s25-5</w:t>
+            </w:r>
+          </w:p>
+        </w:tc>
+        <w:tc>
+          <w:tcPr>
+            <w:tcW w:type="dxa" w:w="4426"/>
+            <w:shd w:fill="FFF3B8" w:val="clear"/>
+            <w:tcMar>
+              <w:top w:type="dxa" w:w="60"/>
+              <w:left w:type="dxa" w:w="110"/>
+              <w:bottom w:type="dxa" w:w="60"/>
+              <w:right w:type="dxa" w:w="110"/>
+            </w:tcMar>
+          </w:tcPr>
+          <w:p>
+            <w:pPr>
+              <w:spacing w:before="0" w:after="0" w:line="250"/>
+            </w:pPr>
+            <w:r>
+              <w:rPr>
+                <w:b w:val="false"/>
+                <w:bCs w:val="false"/>
+                <w:color w:val="1a1a1a"/>
+                <w:sz w:val="18"/>
+                <w:szCs w:val="18"/>
+                <w:rFonts w:ascii="Nunito Sans" w:cs="Nunito Sans" w:eastAsia="Nunito Sans" w:hAnsi="Nunito Sans"/>
+              </w:rPr>
+              <w:t xml:space="preserve">No exemplar. 0–40% house range.</w:t>
+            </w:r>
+          </w:p>
+        </w:tc>
+      </w:tr>
+      <w:tr>
+        <w:tc>
+          <w:tcPr>
+            <w:tcW w:type="dxa" w:w="3100"/>
+            <w:shd w:fill="FFF3B8" w:val="clear"/>
+            <w:tcMar>
+              <w:top w:type="dxa" w:w="60"/>
+              <w:left w:type="dxa" w:w="110"/>
+              <w:bottom w:type="dxa" w:w="60"/>
+              <w:right w:type="dxa" w:w="110"/>
+            </w:tcMar>
+          </w:tcPr>
+          <w:p>
+            <w:pPr>
+              <w:spacing w:before="0" w:after="0" w:line="250"/>
+            </w:pPr>
+            <w:r>
+              <w:rPr>
+                <w:b/>
+                <w:bCs/>
+                <w:color w:val="1a1a1a"/>
+                <w:sz w:val="18"/>
+                <w:szCs w:val="18"/>
+                <w:rFonts w:ascii="Nunito Sans" w:cs="Nunito Sans" w:eastAsia="Nunito Sans" w:hAnsi="Nunito Sans"/>
+              </w:rPr>
+              <w:t xml:space="preserve">Small Business CGT Concessions Advice</w:t>
+            </w:r>
+          </w:p>
+        </w:tc>
+        <w:tc>
+          <w:tcPr>
+            <w:tcW w:type="dxa" w:w="1500"/>
+            <w:shd w:fill="FFF3B8" w:val="clear"/>
+            <w:tcMar>
+              <w:top w:type="dxa" w:w="60"/>
+              <w:left w:type="dxa" w:w="110"/>
+              <w:bottom w:type="dxa" w:w="60"/>
+              <w:right w:type="dxa" w:w="110"/>
+            </w:tcMar>
+          </w:tcPr>
+          <w:p>
+            <w:pPr>
+              <w:spacing w:before="0" w:after="0" w:line="250"/>
+            </w:pPr>
+            <w:r>
+              <w:rPr>
+                <w:b w:val="false"/>
+                <w:bCs w:val="false"/>
+                <w:color w:val="1a1a1a"/>
+                <w:sz w:val="18"/>
+                <w:szCs w:val="18"/>
+                <w:rFonts w:ascii="Nunito Sans" w:cs="Nunito Sans" w:eastAsia="Nunito Sans" w:hAnsi="Nunito Sans"/>
+              </w:rPr>
+              <w:t xml:space="preserve">70–100% · s25-5</w:t>
+            </w:r>
+          </w:p>
+        </w:tc>
+        <w:tc>
+          <w:tcPr>
+            <w:tcW w:type="dxa" w:w="4426"/>
+            <w:shd w:fill="FFF3B8" w:val="clear"/>
+            <w:tcMar>
+              <w:top w:type="dxa" w:w="60"/>
+              <w:left w:type="dxa" w:w="110"/>
+              <w:bottom w:type="dxa" w:w="60"/>
+              <w:right w:type="dxa" w:w="110"/>
+            </w:tcMar>
+          </w:tcPr>
+          <w:p>
+            <w:pPr>
+              <w:spacing w:before="0" w:after="0" w:line="250"/>
+            </w:pPr>
+            <w:r>
+              <w:rPr>
+                <w:b w:val="false"/>
+                <w:bCs w:val="false"/>
+                <w:color w:val="1a1a1a"/>
+                <w:sz w:val="18"/>
+                <w:szCs w:val="18"/>
+                <w:rFonts w:ascii="Nunito Sans" w:cs="Nunito Sans" w:eastAsia="Nunito Sans" w:hAnsi="Nunito Sans"/>
+              </w:rPr>
+              <w:t xml:space="preserve">No exemplar. 70–100% rests on Division 152 being pure tax-affairs work.</w:t>
+            </w:r>
+          </w:p>
+        </w:tc>
+      </w:tr>
+      <w:tr>
+        <w:tc>
+          <w:tcPr>
+            <w:tcW w:type="dxa" w:w="3100"/>
+            <w:shd w:fill="FFF3B8" w:val="clear"/>
+            <w:tcMar>
+              <w:top w:type="dxa" w:w="60"/>
+              <w:left w:type="dxa" w:w="110"/>
+              <w:bottom w:type="dxa" w:w="60"/>
+              <w:right w:type="dxa" w:w="110"/>
+            </w:tcMar>
+          </w:tcPr>
+          <w:p>
+            <w:pPr>
+              <w:spacing w:before="0" w:after="0" w:line="250"/>
+            </w:pPr>
+            <w:r>
+              <w:rPr>
+                <w:b/>
+                <w:bCs/>
+                <w:color w:val="1a1a1a"/>
+                <w:sz w:val="18"/>
+                <w:szCs w:val="18"/>
+                <w:rFonts w:ascii="Nunito Sans" w:cs="Nunito Sans" w:eastAsia="Nunito Sans" w:hAnsi="Nunito Sans"/>
+              </w:rPr>
+              <w:t xml:space="preserve">Bank Account &amp; Offset Structuring — wording only</w:t>
+            </w:r>
+          </w:p>
+        </w:tc>
+        <w:tc>
+          <w:tcPr>
+            <w:tcW w:type="dxa" w:w="1500"/>
+            <w:shd w:fill="FFF3B8" w:val="clear"/>
+            <w:tcMar>
+              <w:top w:type="dxa" w:w="60"/>
+              <w:left w:type="dxa" w:w="110"/>
+              <w:bottom w:type="dxa" w:w="60"/>
+              <w:right w:type="dxa" w:w="110"/>
+            </w:tcMar>
+          </w:tcPr>
+          <w:p>
+            <w:pPr>
+              <w:spacing w:before="0" w:after="0" w:line="250"/>
+            </w:pPr>
+            <w:r>
+              <w:rPr>
+                <w:b w:val="false"/>
+                <w:bCs w:val="false"/>
+                <w:color w:val="1a1a1a"/>
+                <w:sz w:val="18"/>
+                <w:szCs w:val="18"/>
+                <w:rFonts w:ascii="Nunito Sans" w:cs="Nunito Sans" w:eastAsia="Nunito Sans" w:hAnsi="Nunito Sans"/>
+              </w:rPr>
+              <w:t xml:space="preserve">20% · s25-5</w:t>
+            </w:r>
+          </w:p>
+        </w:tc>
+        <w:tc>
+          <w:tcPr>
+            <w:tcW w:type="dxa" w:w="4426"/>
+            <w:shd w:fill="FFF3B8" w:val="clear"/>
+            <w:tcMar>
+              <w:top w:type="dxa" w:w="60"/>
+              <w:left w:type="dxa" w:w="110"/>
+              <w:bottom w:type="dxa" w:w="60"/>
+              <w:right w:type="dxa" w:w="110"/>
+            </w:tcMar>
+          </w:tcPr>
+          <w:p>
+            <w:pPr>
+              <w:spacing w:before="0" w:after="0" w:line="250"/>
+            </w:pPr>
+            <w:r>
+              <w:rPr>
+                <w:b w:val="false"/>
+                <w:bCs w:val="false"/>
+                <w:color w:val="1a1a1a"/>
+                <w:sz w:val="18"/>
+                <w:szCs w:val="18"/>
+                <w:rFonts w:ascii="Nunito Sans" w:cs="Nunito Sans" w:eastAsia="Nunito Sans" w:hAnsi="Nunito Sans"/>
+              </w:rPr>
+              <w:t xml:space="preserve">Rate IS exemplified (invoice #1). The invoice wording deliberately deviates from the exemplar’s “reduces assessable income” to “tax implications of the structuring”, because a home-loan offset reduces non-deductible interest, not assessable income. Approve the wording change.</w:t>
+            </w:r>
+          </w:p>
+        </w:tc>
+      </w:tr>
+    </w:tbl>
+    <w:p>
+      <w:pPr>
+        <w:pStyle w:val="Heading1"/>
+        <w:spacing w:before="240" w:after="90"/>
+      </w:pPr>
+      <w:r>
+        <w:rPr>
+          <w:b/>
+          <w:bCs/>
+          <w:color w:val="0C2E3F"/>
+          <w:sz w:val="28"/>
+          <w:szCs w:val="28"/>
+          <w:rFonts w:ascii="ABC Arizona Flare" w:cs="ABC Arizona Flare" w:eastAsia="ABC Arizona Flare" w:hAnsi="ABC Arizona Flare"/>
+        </w:rPr>
         <w:t xml:space="preserve">Full Strategy Detail</w:t>
       </w:r>
     </w:p>
@@ -7132,6 +9197,37 @@
           <w:bCs/>
           <w:i w:val="false"/>
           <w:iCs w:val="false"/>
+          <w:color w:val="1E7B4D"/>
+          <w:sz w:val="19"/>
+          <w:szCs w:val="19"/>
+          <w:rFonts w:ascii="Nunito Sans" w:cs="Nunito Sans" w:eastAsia="Nunito Sans" w:hAnsi="Nunito Sans"/>
+        </w:rPr>
+        <w:t xml:space="preserve">Exemplar support: </w:t>
+      </w:r>
+      <w:r>
+        <w:rPr>
+          <w:b w:val="false"/>
+          <w:bCs w:val="false"/>
+          <w:i w:val="false"/>
+          <w:iCs w:val="false"/>
+          <w:color w:val="1E7B4D"/>
+          <w:sz w:val="19"/>
+          <w:szCs w:val="19"/>
+          <w:rFonts w:ascii="Nunito Sans" w:cs="Nunito Sans" w:eastAsia="Nunito Sans" w:hAnsi="Nunito Sans"/>
+        </w:rPr>
+        <w:t xml:space="preserve">Example 5.3.4 (100%); strategy-basis exemplar (100%); Dave &amp; Sally</w:t>
+      </w:r>
+    </w:p>
+    <w:p>
+      <w:pPr>
+        <w:spacing w:before="30" w:after="70" w:line="266"/>
+      </w:pPr>
+      <w:r>
+        <w:rPr>
+          <w:b/>
+          <w:bCs/>
+          <w:i w:val="false"/>
+          <w:iCs w:val="false"/>
           <w:color w:val="1a1a1a"/>
           <w:sz w:val="19"/>
           <w:szCs w:val="19"/>
@@ -7387,6 +9483,37 @@
           <w:bCs/>
           <w:i w:val="false"/>
           <w:iCs w:val="false"/>
+          <w:color w:val="1E7B4D"/>
+          <w:sz w:val="19"/>
+          <w:szCs w:val="19"/>
+          <w:rFonts w:ascii="Nunito Sans" w:cs="Nunito Sans" w:eastAsia="Nunito Sans" w:hAnsi="Nunito Sans"/>
+        </w:rPr>
+        <w:t xml:space="preserve">Exemplar support: </w:t>
+      </w:r>
+      <w:r>
+        <w:rPr>
+          <w:b w:val="false"/>
+          <w:bCs w:val="false"/>
+          <w:i w:val="false"/>
+          <w:iCs w:val="false"/>
+          <w:color w:val="1E7B4D"/>
+          <w:sz w:val="19"/>
+          <w:szCs w:val="19"/>
+          <w:rFonts w:ascii="Nunito Sans" w:cs="Nunito Sans" w:eastAsia="Nunito Sans" w:hAnsi="Nunito Sans"/>
+        </w:rPr>
+        <w:t xml:space="preserve">Example 5.3.4 (100%)</w:t>
+      </w:r>
+    </w:p>
+    <w:p>
+      <w:pPr>
+        <w:spacing w:before="30" w:after="70" w:line="266"/>
+      </w:pPr>
+      <w:r>
+        <w:rPr>
+          <w:b/>
+          <w:bCs/>
+          <w:i w:val="false"/>
+          <w:iCs w:val="false"/>
           <w:color w:val="1a1a1a"/>
           <w:sz w:val="19"/>
           <w:szCs w:val="19"/>
@@ -7642,6 +9769,37 @@
           <w:bCs/>
           <w:i w:val="false"/>
           <w:iCs w:val="false"/>
+          <w:color w:val="1E7B4D"/>
+          <w:sz w:val="19"/>
+          <w:szCs w:val="19"/>
+          <w:rFonts w:ascii="Nunito Sans" w:cs="Nunito Sans" w:eastAsia="Nunito Sans" w:hAnsi="Nunito Sans"/>
+        </w:rPr>
+        <w:t xml:space="preserve">Exemplar support: </w:t>
+      </w:r>
+      <w:r>
+        <w:rPr>
+          <w:b w:val="false"/>
+          <w:bCs w:val="false"/>
+          <w:i w:val="false"/>
+          <w:iCs w:val="false"/>
+          <w:color w:val="1E7B4D"/>
+          <w:sz w:val="19"/>
+          <w:szCs w:val="19"/>
+          <w:rFonts w:ascii="Nunito Sans" w:cs="Nunito Sans" w:eastAsia="Nunito Sans" w:hAnsi="Nunito Sans"/>
+        </w:rPr>
+        <w:t xml:space="preserve">Strategy-basis exemplar (100%); Dave &amp; Sally (s25-5)</w:t>
+      </w:r>
+    </w:p>
+    <w:p>
+      <w:pPr>
+        <w:spacing w:before="30" w:after="70" w:line="266"/>
+      </w:pPr>
+      <w:r>
+        <w:rPr>
+          <w:b/>
+          <w:bCs/>
+          <w:i w:val="false"/>
+          <w:iCs w:val="false"/>
           <w:color w:val="1a1a1a"/>
           <w:sz w:val="19"/>
           <w:szCs w:val="19"/>
@@ -7897,6 +10055,37 @@
           <w:bCs/>
           <w:i w:val="false"/>
           <w:iCs w:val="false"/>
+          <w:color w:val="B45309"/>
+          <w:sz w:val="19"/>
+          <w:szCs w:val="19"/>
+          <w:rFonts w:ascii="Nunito Sans" w:cs="Nunito Sans" w:eastAsia="Nunito Sans" w:hAnsi="Nunito Sans"/>
+        </w:rPr>
+        <w:t xml:space="preserve">⚠ REQUIRES MANUAL REVIEW — not exemplar-backed: </w:t>
+      </w:r>
+      <w:r>
+        <w:rPr>
+          <w:b w:val="false"/>
+          <w:bCs w:val="false"/>
+          <w:i w:val="false"/>
+          <w:iCs w:val="false"/>
+          <w:color w:val="B45309"/>
+          <w:sz w:val="19"/>
+          <w:szCs w:val="19"/>
+          <w:rFonts w:ascii="Nunito Sans" w:cs="Nunito Sans" w:eastAsia="Nunito Sans" w:hAnsi="Nunito Sans"/>
+        </w:rPr>
+        <w:t xml:space="preserve">No exemplar. Conservative 0–30% house range.</w:t>
+      </w:r>
+    </w:p>
+    <w:p>
+      <w:pPr>
+        <w:spacing w:before="30" w:after="70" w:line="266"/>
+      </w:pPr>
+      <w:r>
+        <w:rPr>
+          <w:b/>
+          <w:bCs/>
+          <w:i w:val="false"/>
+          <w:iCs w:val="false"/>
           <w:color w:val="1a1a1a"/>
           <w:sz w:val="19"/>
           <w:szCs w:val="19"/>
@@ -8152,6 +10341,37 @@
           <w:bCs/>
           <w:i w:val="false"/>
           <w:iCs w:val="false"/>
+          <w:color w:val="B45309"/>
+          <w:sz w:val="19"/>
+          <w:szCs w:val="19"/>
+          <w:rFonts w:ascii="Nunito Sans" w:cs="Nunito Sans" w:eastAsia="Nunito Sans" w:hAnsi="Nunito Sans"/>
+        </w:rPr>
+        <w:t xml:space="preserve">⚠ REQUIRES MANUAL REVIEW — not exemplar-backed: </w:t>
+      </w:r>
+      <w:r>
+        <w:rPr>
+          <w:b w:val="false"/>
+          <w:bCs w:val="false"/>
+          <w:i w:val="false"/>
+          <w:iCs w:val="false"/>
+          <w:color w:val="B45309"/>
+          <w:sz w:val="19"/>
+          <w:szCs w:val="19"/>
+          <w:rFonts w:ascii="Nunito Sans" w:cs="Nunito Sans" w:eastAsia="Nunito Sans" w:hAnsi="Nunito Sans"/>
+        </w:rPr>
+        <w:t xml:space="preserve">No exemplar. Conservative 0–20% house range (external review concurs).</w:t>
+      </w:r>
+    </w:p>
+    <w:p>
+      <w:pPr>
+        <w:spacing w:before="30" w:after="70" w:line="266"/>
+      </w:pPr>
+      <w:r>
+        <w:rPr>
+          <w:b/>
+          <w:bCs/>
+          <w:i w:val="false"/>
+          <w:iCs w:val="false"/>
           <w:color w:val="1a1a1a"/>
           <w:sz w:val="19"/>
           <w:szCs w:val="19"/>
@@ -8407,6 +10627,37 @@
           <w:bCs/>
           <w:i w:val="false"/>
           <w:iCs w:val="false"/>
+          <w:color w:val="B45309"/>
+          <w:sz w:val="19"/>
+          <w:szCs w:val="19"/>
+          <w:rFonts w:ascii="Nunito Sans" w:cs="Nunito Sans" w:eastAsia="Nunito Sans" w:hAnsi="Nunito Sans"/>
+        </w:rPr>
+        <w:t xml:space="preserve">⚠ REQUIRES MANUAL REVIEW — not exemplar-backed: </w:t>
+      </w:r>
+      <w:r>
+        <w:rPr>
+          <w:b w:val="false"/>
+          <w:bCs w:val="false"/>
+          <w:i w:val="false"/>
+          <w:iCs w:val="false"/>
+          <w:color w:val="B45309"/>
+          <w:sz w:val="19"/>
+          <w:szCs w:val="19"/>
+          <w:rFonts w:ascii="Nunito Sans" w:cs="Nunito Sans" w:eastAsia="Nunito Sans" w:hAnsi="Nunito Sans"/>
+        </w:rPr>
+        <w:t xml:space="preserve">No exemplar. Conservative 0–30% house range (external review concurs).</w:t>
+      </w:r>
+    </w:p>
+    <w:p>
+      <w:pPr>
+        <w:spacing w:before="30" w:after="70" w:line="266"/>
+      </w:pPr>
+      <w:r>
+        <w:rPr>
+          <w:b/>
+          <w:bCs/>
+          <w:i w:val="false"/>
+          <w:iCs w:val="false"/>
           <w:color w:val="1a1a1a"/>
           <w:sz w:val="19"/>
           <w:szCs w:val="19"/>
@@ -8662,6 +10913,37 @@
           <w:bCs/>
           <w:i w:val="false"/>
           <w:iCs w:val="false"/>
+          <w:color w:val="1E7B4D"/>
+          <w:sz w:val="19"/>
+          <w:szCs w:val="19"/>
+          <w:rFonts w:ascii="Nunito Sans" w:cs="Nunito Sans" w:eastAsia="Nunito Sans" w:hAnsi="Nunito Sans"/>
+        </w:rPr>
+        <w:t xml:space="preserve">Exemplar support: </w:t>
+      </w:r>
+      <w:r>
+        <w:rPr>
+          <w:b w:val="false"/>
+          <w:bCs w:val="false"/>
+          <w:i w:val="false"/>
+          <w:iCs w:val="false"/>
+          <w:color w:val="1E7B4D"/>
+          <w:sz w:val="19"/>
+          <w:szCs w:val="19"/>
+          <w:rFonts w:ascii="Nunito Sans" w:cs="Nunito Sans" w:eastAsia="Nunito Sans" w:hAnsi="Nunito Sans"/>
+        </w:rPr>
+        <w:t xml:space="preserve">Dave &amp; Sally (s25-5); example 5.3.5 (80%)</w:t>
+      </w:r>
+    </w:p>
+    <w:p>
+      <w:pPr>
+        <w:spacing w:before="30" w:after="70" w:line="266"/>
+      </w:pPr>
+      <w:r>
+        <w:rPr>
+          <w:b/>
+          <w:bCs/>
+          <w:i w:val="false"/>
+          <w:iCs w:val="false"/>
           <w:color w:val="1a1a1a"/>
           <w:sz w:val="19"/>
           <w:szCs w:val="19"/>
@@ -8917,6 +11199,37 @@
           <w:bCs/>
           <w:i w:val="false"/>
           <w:iCs w:val="false"/>
+          <w:color w:val="B45309"/>
+          <w:sz w:val="19"/>
+          <w:szCs w:val="19"/>
+          <w:rFonts w:ascii="Nunito Sans" w:cs="Nunito Sans" w:eastAsia="Nunito Sans" w:hAnsi="Nunito Sans"/>
+        </w:rPr>
+        <w:t xml:space="preserve">⚠ REQUIRES MANUAL REVIEW — not exemplar-backed: </w:t>
+      </w:r>
+      <w:r>
+        <w:rPr>
+          <w:b w:val="false"/>
+          <w:bCs w:val="false"/>
+          <w:i w:val="false"/>
+          <w:iCs w:val="false"/>
+          <w:color w:val="B45309"/>
+          <w:sz w:val="19"/>
+          <w:szCs w:val="19"/>
+          <w:rFonts w:ascii="Nunito Sans" w:cs="Nunito Sans" w:eastAsia="Nunito Sans" w:hAnsi="Nunito Sans"/>
+        </w:rPr>
+        <w:t xml:space="preserve">No TTR exemplar — 80% set by ANALOGY to the exemplified ABP treatment.</w:t>
+      </w:r>
+    </w:p>
+    <w:p>
+      <w:pPr>
+        <w:spacing w:before="30" w:after="70" w:line="266"/>
+      </w:pPr>
+      <w:r>
+        <w:rPr>
+          <w:b/>
+          <w:bCs/>
+          <w:i w:val="false"/>
+          <w:iCs w:val="false"/>
           <w:color w:val="1a1a1a"/>
           <w:sz w:val="19"/>
           <w:szCs w:val="19"/>
@@ -9172,6 +11485,37 @@
           <w:bCs/>
           <w:i w:val="false"/>
           <w:iCs w:val="false"/>
+          <w:color w:val="1E7B4D"/>
+          <w:sz w:val="19"/>
+          <w:szCs w:val="19"/>
+          <w:rFonts w:ascii="Nunito Sans" w:cs="Nunito Sans" w:eastAsia="Nunito Sans" w:hAnsi="Nunito Sans"/>
+        </w:rPr>
+        <w:t xml:space="preserve">Exemplar support: </w:t>
+      </w:r>
+      <w:r>
+        <w:rPr>
+          <w:b w:val="false"/>
+          <w:bCs w:val="false"/>
+          <w:i w:val="false"/>
+          <w:iCs w:val="false"/>
+          <w:color w:val="1E7B4D"/>
+          <w:sz w:val="19"/>
+          <w:szCs w:val="19"/>
+          <w:rFonts w:ascii="Nunito Sans" w:cs="Nunito Sans" w:eastAsia="Nunito Sans" w:hAnsi="Nunito Sans"/>
+        </w:rPr>
+        <w:t xml:space="preserve">Example 5.3.4 (0% accumulation review); example 5.3.5 (80% pension drawdown)</w:t>
+      </w:r>
+    </w:p>
+    <w:p>
+      <w:pPr>
+        <w:spacing w:before="30" w:after="70" w:line="266"/>
+      </w:pPr>
+      <w:r>
+        <w:rPr>
+          <w:b/>
+          <w:bCs/>
+          <w:i w:val="false"/>
+          <w:iCs w:val="false"/>
           <w:color w:val="1a1a1a"/>
           <w:sz w:val="19"/>
           <w:szCs w:val="19"/>
@@ -9427,6 +11771,37 @@
           <w:bCs/>
           <w:i w:val="false"/>
           <w:iCs w:val="false"/>
+          <w:color w:val="1E7B4D"/>
+          <w:sz w:val="19"/>
+          <w:szCs w:val="19"/>
+          <w:rFonts w:ascii="Nunito Sans" w:cs="Nunito Sans" w:eastAsia="Nunito Sans" w:hAnsi="Nunito Sans"/>
+        </w:rPr>
+        <w:t xml:space="preserve">Exemplar support: </w:t>
+      </w:r>
+      <w:r>
+        <w:rPr>
+          <w:b w:val="false"/>
+          <w:bCs w:val="false"/>
+          <w:i w:val="false"/>
+          <w:iCs w:val="false"/>
+          <w:color w:val="1E7B4D"/>
+          <w:sz w:val="19"/>
+          <w:szCs w:val="19"/>
+          <w:rFonts w:ascii="Nunito Sans" w:cs="Nunito Sans" w:eastAsia="Nunito Sans" w:hAnsi="Nunito Sans"/>
+        </w:rPr>
+        <w:t xml:space="preserve">Exemplar invoice #1 "Product switches — Nil"; example 5.3.4 (0% portfolio review)</w:t>
+      </w:r>
+    </w:p>
+    <w:p>
+      <w:pPr>
+        <w:spacing w:before="30" w:after="70" w:line="266"/>
+      </w:pPr>
+      <w:r>
+        <w:rPr>
+          <w:b/>
+          <w:bCs/>
+          <w:i w:val="false"/>
+          <w:iCs w:val="false"/>
           <w:color w:val="1a1a1a"/>
           <w:sz w:val="19"/>
           <w:szCs w:val="19"/>
@@ -9682,6 +12057,37 @@
           <w:bCs/>
           <w:i w:val="false"/>
           <w:iCs w:val="false"/>
+          <w:color w:val="B45309"/>
+          <w:sz w:val="19"/>
+          <w:szCs w:val="19"/>
+          <w:rFonts w:ascii="Nunito Sans" w:cs="Nunito Sans" w:eastAsia="Nunito Sans" w:hAnsi="Nunito Sans"/>
+        </w:rPr>
+        <w:t xml:space="preserve">⚠ REQUIRES MANUAL REVIEW — not exemplar-backed: </w:t>
+      </w:r>
+      <w:r>
+        <w:rPr>
+          <w:b w:val="false"/>
+          <w:bCs w:val="false"/>
+          <w:i w:val="false"/>
+          <w:iCs w:val="false"/>
+          <w:color w:val="B45309"/>
+          <w:sz w:val="19"/>
+          <w:szCs w:val="19"/>
+          <w:rFonts w:ascii="Nunito Sans" w:cs="Nunito Sans" w:eastAsia="Nunito Sans" w:hAnsi="Nunito Sans"/>
+        </w:rPr>
+        <w:t xml:space="preserve">No exemplar. Conservative 0–10% house range.</w:t>
+      </w:r>
+    </w:p>
+    <w:p>
+      <w:pPr>
+        <w:spacing w:before="30" w:after="70" w:line="266"/>
+      </w:pPr>
+      <w:r>
+        <w:rPr>
+          <w:b/>
+          <w:bCs/>
+          <w:i w:val="false"/>
+          <w:iCs w:val="false"/>
           <w:color w:val="1a1a1a"/>
           <w:sz w:val="19"/>
           <w:szCs w:val="19"/>
@@ -9925,6 +12331,37 @@
           <w:rFonts w:ascii="Nunito Sans" w:cs="Nunito Sans" w:eastAsia="Nunito Sans" w:hAnsi="Nunito Sans"/>
         </w:rPr>
         <w:t xml:space="preserve">Non-Deductible</w:t>
+      </w:r>
+    </w:p>
+    <w:p>
+      <w:pPr>
+        <w:spacing w:before="30" w:after="70" w:line="266"/>
+      </w:pPr>
+      <w:r>
+        <w:rPr>
+          <w:b/>
+          <w:bCs/>
+          <w:i w:val="false"/>
+          <w:iCs w:val="false"/>
+          <w:color w:val="1E7B4D"/>
+          <w:sz w:val="19"/>
+          <w:szCs w:val="19"/>
+          <w:rFonts w:ascii="Nunito Sans" w:cs="Nunito Sans" w:eastAsia="Nunito Sans" w:hAnsi="Nunito Sans"/>
+        </w:rPr>
+        <w:t xml:space="preserve">Exemplar support: </w:t>
+      </w:r>
+      <w:r>
+        <w:rPr>
+          <w:b w:val="false"/>
+          <w:bCs w:val="false"/>
+          <w:i w:val="false"/>
+          <w:iCs w:val="false"/>
+          <w:color w:val="1E7B4D"/>
+          <w:sz w:val="19"/>
+          <w:szCs w:val="19"/>
+          <w:rFonts w:ascii="Nunito Sans" w:cs="Nunito Sans" w:eastAsia="Nunito Sans" w:hAnsi="Nunito Sans"/>
+        </w:rPr>
+        <w:t xml:space="preserve">Example 5.3.4 (0%)</w:t>
       </w:r>
     </w:p>
     <w:p>
@@ -10209,6 +12646,37 @@
           <w:bCs/>
           <w:i w:val="false"/>
           <w:iCs w:val="false"/>
+          <w:color w:val="1E7B4D"/>
+          <w:sz w:val="19"/>
+          <w:szCs w:val="19"/>
+          <w:rFonts w:ascii="Nunito Sans" w:cs="Nunito Sans" w:eastAsia="Nunito Sans" w:hAnsi="Nunito Sans"/>
+        </w:rPr>
+        <w:t xml:space="preserve">Exemplar support: </w:t>
+      </w:r>
+      <w:r>
+        <w:rPr>
+          <w:b w:val="false"/>
+          <w:bCs w:val="false"/>
+          <w:i w:val="false"/>
+          <w:iCs w:val="false"/>
+          <w:color w:val="1E7B4D"/>
+          <w:sz w:val="19"/>
+          <w:szCs w:val="19"/>
+          <w:rFonts w:ascii="Nunito Sans" w:cs="Nunito Sans" w:eastAsia="Nunito Sans" w:hAnsi="Nunito Sans"/>
+        </w:rPr>
+        <w:t xml:space="preserve">TD 2024/7 para 28 footnote in example 5.3.5</w:t>
+      </w:r>
+    </w:p>
+    <w:p>
+      <w:pPr>
+        <w:spacing w:before="30" w:after="70" w:line="266"/>
+      </w:pPr>
+      <w:r>
+        <w:rPr>
+          <w:b/>
+          <w:bCs/>
+          <w:i w:val="false"/>
+          <w:iCs w:val="false"/>
           <w:color w:val="1a1a1a"/>
           <w:sz w:val="19"/>
           <w:szCs w:val="19"/>
@@ -10433,6 +12901,37 @@
           <w:bCs/>
           <w:i w:val="false"/>
           <w:iCs w:val="false"/>
+          <w:color w:val="1E7B4D"/>
+          <w:sz w:val="19"/>
+          <w:szCs w:val="19"/>
+          <w:rFonts w:ascii="Nunito Sans" w:cs="Nunito Sans" w:eastAsia="Nunito Sans" w:hAnsi="Nunito Sans"/>
+        </w:rPr>
+        <w:t xml:space="preserve">Exemplar support: </w:t>
+      </w:r>
+      <w:r>
+        <w:rPr>
+          <w:b w:val="false"/>
+          <w:bCs w:val="false"/>
+          <w:i w:val="false"/>
+          <w:iCs w:val="false"/>
+          <w:color w:val="1E7B4D"/>
+          <w:sz w:val="19"/>
+          <w:szCs w:val="19"/>
+          <w:rFonts w:ascii="Nunito Sans" w:cs="Nunito Sans" w:eastAsia="Nunito Sans" w:hAnsi="Nunito Sans"/>
+        </w:rPr>
+        <w:t xml:space="preserve">Example 5.3.4 (70%); example 5.3.5 and exemplar invoices (80%, both heads)</w:t>
+      </w:r>
+    </w:p>
+    <w:p>
+      <w:pPr>
+        <w:spacing w:before="30" w:after="70" w:line="266"/>
+      </w:pPr>
+      <w:r>
+        <w:rPr>
+          <w:b/>
+          <w:bCs/>
+          <w:i w:val="false"/>
+          <w:iCs w:val="false"/>
           <w:color w:val="1a1a1a"/>
           <w:sz w:val="19"/>
           <w:szCs w:val="19"/>
@@ -10688,6 +13187,37 @@
           <w:bCs/>
           <w:i w:val="false"/>
           <w:iCs w:val="false"/>
+          <w:color w:val="B45309"/>
+          <w:sz w:val="19"/>
+          <w:szCs w:val="19"/>
+          <w:rFonts w:ascii="Nunito Sans" w:cs="Nunito Sans" w:eastAsia="Nunito Sans" w:hAnsi="Nunito Sans"/>
+        </w:rPr>
+        <w:t xml:space="preserve">⚠ REQUIRES MANUAL REVIEW — not exemplar-backed: </w:t>
+      </w:r>
+      <w:r>
+        <w:rPr>
+          <w:b w:val="false"/>
+          <w:bCs w:val="false"/>
+          <w:i w:val="false"/>
+          <w:iCs w:val="false"/>
+          <w:color w:val="B45309"/>
+          <w:sz w:val="19"/>
+          <w:szCs w:val="19"/>
+          <w:rFonts w:ascii="Nunito Sans" w:cs="Nunito Sans" w:eastAsia="Nunito Sans" w:hAnsi="Nunito Sans"/>
+        </w:rPr>
+        <w:t xml:space="preserve">No named exemplar row — 70–80% by analogy: treated as the exemplified review of existing income-producing investments.</w:t>
+      </w:r>
+    </w:p>
+    <w:p>
+      <w:pPr>
+        <w:spacing w:before="30" w:after="70" w:line="266"/>
+      </w:pPr>
+      <w:r>
+        <w:rPr>
+          <w:b/>
+          <w:bCs/>
+          <w:i w:val="false"/>
+          <w:iCs w:val="false"/>
           <w:color w:val="1a1a1a"/>
           <w:sz w:val="19"/>
           <w:szCs w:val="19"/>
@@ -10943,6 +13473,37 @@
           <w:bCs/>
           <w:i w:val="false"/>
           <w:iCs w:val="false"/>
+          <w:color w:val="B45309"/>
+          <w:sz w:val="19"/>
+          <w:szCs w:val="19"/>
+          <w:rFonts w:ascii="Nunito Sans" w:cs="Nunito Sans" w:eastAsia="Nunito Sans" w:hAnsi="Nunito Sans"/>
+        </w:rPr>
+        <w:t xml:space="preserve">⚠ REQUIRES MANUAL REVIEW — not exemplar-backed: </w:t>
+      </w:r>
+      <w:r>
+        <w:rPr>
+          <w:b w:val="false"/>
+          <w:bCs w:val="false"/>
+          <w:i w:val="false"/>
+          <w:iCs w:val="false"/>
+          <w:color w:val="B45309"/>
+          <w:sz w:val="19"/>
+          <w:szCs w:val="19"/>
+          <w:rFonts w:ascii="Nunito Sans" w:cs="Nunito Sans" w:eastAsia="Nunito Sans" w:hAnsi="Nunito Sans"/>
+        </w:rPr>
+        <w:t xml:space="preserve">No exemplar — 70–100% is a HOUSE DECISION (debt structuring: investment property/share loans, refinancing). Nearest exemplar figure for any debt-adjacent advice is offset structuring at 20%.</w:t>
+      </w:r>
+    </w:p>
+    <w:p>
+      <w:pPr>
+        <w:spacing w:before="30" w:after="70" w:line="266"/>
+      </w:pPr>
+      <w:r>
+        <w:rPr>
+          <w:b/>
+          <w:bCs/>
+          <w:i w:val="false"/>
+          <w:iCs w:val="false"/>
           <w:color w:val="1a1a1a"/>
           <w:sz w:val="19"/>
           <w:szCs w:val="19"/>
@@ -11198,6 +13759,37 @@
           <w:bCs/>
           <w:i w:val="false"/>
           <w:iCs w:val="false"/>
+          <w:color w:val="B45309"/>
+          <w:sz w:val="19"/>
+          <w:szCs w:val="19"/>
+          <w:rFonts w:ascii="Nunito Sans" w:cs="Nunito Sans" w:eastAsia="Nunito Sans" w:hAnsi="Nunito Sans"/>
+        </w:rPr>
+        <w:t xml:space="preserve">⚠ REQUIRES MANUAL REVIEW — not exemplar-backed: </w:t>
+      </w:r>
+      <w:r>
+        <w:rPr>
+          <w:b w:val="false"/>
+          <w:bCs w:val="false"/>
+          <w:i w:val="false"/>
+          <w:iCs w:val="false"/>
+          <w:color w:val="B45309"/>
+          <w:sz w:val="19"/>
+          <w:szCs w:val="19"/>
+          <w:rFonts w:ascii="Nunito Sans" w:cs="Nunito Sans" w:eastAsia="Nunito Sans" w:hAnsi="Nunito Sans"/>
+        </w:rPr>
+        <w:t xml:space="preserve">No named exemplar row — 70–80% by analogy to the exemplified existing-investment review.</w:t>
+      </w:r>
+    </w:p>
+    <w:p>
+      <w:pPr>
+        <w:spacing w:before="30" w:after="70" w:line="266"/>
+      </w:pPr>
+      <w:r>
+        <w:rPr>
+          <w:b/>
+          <w:bCs/>
+          <w:i w:val="false"/>
+          <w:iCs w:val="false"/>
           <w:color w:val="1a1a1a"/>
           <w:sz w:val="19"/>
           <w:szCs w:val="19"/>
@@ -11453,6 +14045,37 @@
           <w:bCs/>
           <w:i w:val="false"/>
           <w:iCs w:val="false"/>
+          <w:color w:val="B45309"/>
+          <w:sz w:val="19"/>
+          <w:szCs w:val="19"/>
+          <w:rFonts w:ascii="Nunito Sans" w:cs="Nunito Sans" w:eastAsia="Nunito Sans" w:hAnsi="Nunito Sans"/>
+        </w:rPr>
+        <w:t xml:space="preserve">⚠ REQUIRES MANUAL REVIEW — not exemplar-backed: </w:t>
+      </w:r>
+      <w:r>
+        <w:rPr>
+          <w:b w:val="false"/>
+          <w:bCs w:val="false"/>
+          <w:i w:val="false"/>
+          <w:iCs w:val="false"/>
+          <w:color w:val="B45309"/>
+          <w:sz w:val="19"/>
+          <w:szCs w:val="19"/>
+          <w:rFonts w:ascii="Nunito Sans" w:cs="Nunito Sans" w:eastAsia="Nunito Sans" w:hAnsi="Nunito Sans"/>
+        </w:rPr>
+        <w:t xml:space="preserve">No named exemplar row — 70–80% by analogy to the exemplified existing-investment review.</w:t>
+      </w:r>
+    </w:p>
+    <w:p>
+      <w:pPr>
+        <w:spacing w:before="30" w:after="70" w:line="266"/>
+      </w:pPr>
+      <w:r>
+        <w:rPr>
+          <w:b/>
+          <w:bCs/>
+          <w:i w:val="false"/>
+          <w:iCs w:val="false"/>
           <w:color w:val="1a1a1a"/>
           <w:sz w:val="19"/>
           <w:szCs w:val="19"/>
@@ -11708,6 +14331,37 @@
           <w:bCs/>
           <w:i w:val="false"/>
           <w:iCs w:val="false"/>
+          <w:color w:val="B45309"/>
+          <w:sz w:val="19"/>
+          <w:szCs w:val="19"/>
+          <w:rFonts w:ascii="Nunito Sans" w:cs="Nunito Sans" w:eastAsia="Nunito Sans" w:hAnsi="Nunito Sans"/>
+        </w:rPr>
+        <w:t xml:space="preserve">⚠ REQUIRES MANUAL REVIEW — not exemplar-backed: </w:t>
+      </w:r>
+      <w:r>
+        <w:rPr>
+          <w:b w:val="false"/>
+          <w:bCs w:val="false"/>
+          <w:i w:val="false"/>
+          <w:iCs w:val="false"/>
+          <w:color w:val="B45309"/>
+          <w:sz w:val="19"/>
+          <w:szCs w:val="19"/>
+          <w:rFonts w:ascii="Nunito Sans" w:cs="Nunito Sans" w:eastAsia="Nunito Sans" w:hAnsi="Nunito Sans"/>
+        </w:rPr>
+        <w:t xml:space="preserve">No exemplar. 80–100% rests on the CGT-management reasoning of s25-5 alone.</w:t>
+      </w:r>
+    </w:p>
+    <w:p>
+      <w:pPr>
+        <w:spacing w:before="30" w:after="70" w:line="266"/>
+      </w:pPr>
+      <w:r>
+        <w:rPr>
+          <w:b/>
+          <w:bCs/>
+          <w:i w:val="false"/>
+          <w:iCs w:val="false"/>
           <w:color w:val="1a1a1a"/>
           <w:sz w:val="19"/>
           <w:szCs w:val="19"/>
@@ -11963,6 +14617,37 @@
           <w:bCs/>
           <w:i w:val="false"/>
           <w:iCs w:val="false"/>
+          <w:color w:val="1E7B4D"/>
+          <w:sz w:val="19"/>
+          <w:szCs w:val="19"/>
+          <w:rFonts w:ascii="Nunito Sans" w:cs="Nunito Sans" w:eastAsia="Nunito Sans" w:hAnsi="Nunito Sans"/>
+        </w:rPr>
+        <w:t xml:space="preserve">Exemplar support: </w:t>
+      </w:r>
+      <w:r>
+        <w:rPr>
+          <w:b w:val="false"/>
+          <w:bCs w:val="false"/>
+          <w:i w:val="false"/>
+          <w:iCs w:val="false"/>
+          <w:color w:val="1E7B4D"/>
+          <w:sz w:val="19"/>
+          <w:szCs w:val="19"/>
+          <w:rFonts w:ascii="Nunito Sans" w:cs="Nunito Sans" w:eastAsia="Nunito Sans" w:hAnsi="Nunito Sans"/>
+        </w:rPr>
+        <w:t xml:space="preserve">Strategy-basis exemplar (80%); exemplar invoice #2 (80%, both heads)</w:t>
+      </w:r>
+    </w:p>
+    <w:p>
+      <w:pPr>
+        <w:spacing w:before="30" w:after="70" w:line="266"/>
+      </w:pPr>
+      <w:r>
+        <w:rPr>
+          <w:b/>
+          <w:bCs/>
+          <w:i w:val="false"/>
+          <w:iCs w:val="false"/>
           <w:color w:val="1a1a1a"/>
           <w:sz w:val="19"/>
           <w:szCs w:val="19"/>
@@ -12206,6 +14891,37 @@
           <w:rFonts w:ascii="Nunito Sans" w:cs="Nunito Sans" w:eastAsia="Nunito Sans" w:hAnsi="Nunito Sans"/>
         </w:rPr>
         <w:t xml:space="preserve">s25-5</w:t>
+      </w:r>
+    </w:p>
+    <w:p>
+      <w:pPr>
+        <w:spacing w:before="30" w:after="70" w:line="266"/>
+      </w:pPr>
+      <w:r>
+        <w:rPr>
+          <w:b/>
+          <w:bCs/>
+          <w:i w:val="false"/>
+          <w:iCs w:val="false"/>
+          <w:color w:val="1E7B4D"/>
+          <w:sz w:val="19"/>
+          <w:szCs w:val="19"/>
+          <w:rFonts w:ascii="Nunito Sans" w:cs="Nunito Sans" w:eastAsia="Nunito Sans" w:hAnsi="Nunito Sans"/>
+        </w:rPr>
+        <w:t xml:space="preserve">Exemplar support: </w:t>
+      </w:r>
+      <w:r>
+        <w:rPr>
+          <w:b w:val="false"/>
+          <w:bCs w:val="false"/>
+          <w:i w:val="false"/>
+          <w:iCs w:val="false"/>
+          <w:color w:val="1E7B4D"/>
+          <w:sz w:val="19"/>
+          <w:szCs w:val="19"/>
+          <w:rFonts w:ascii="Nunito Sans" w:cs="Nunito Sans" w:eastAsia="Nunito Sans" w:hAnsi="Nunito Sans"/>
+        </w:rPr>
+        <w:t xml:space="preserve">Dave &amp; Sally (s25-5); exemplar invoice #2 (80%)</w:t>
       </w:r>
     </w:p>
     <w:p>
@@ -12490,6 +15206,37 @@
           <w:bCs/>
           <w:i w:val="false"/>
           <w:iCs w:val="false"/>
+          <w:color w:val="1E7B4D"/>
+          <w:sz w:val="19"/>
+          <w:szCs w:val="19"/>
+          <w:rFonts w:ascii="Nunito Sans" w:cs="Nunito Sans" w:eastAsia="Nunito Sans" w:hAnsi="Nunito Sans"/>
+        </w:rPr>
+        <w:t xml:space="preserve">Exemplar support: </w:t>
+      </w:r>
+      <w:r>
+        <w:rPr>
+          <w:b w:val="false"/>
+          <w:bCs w:val="false"/>
+          <w:i w:val="false"/>
+          <w:iCs w:val="false"/>
+          <w:color w:val="1E7B4D"/>
+          <w:sz w:val="19"/>
+          <w:szCs w:val="19"/>
+          <w:rFonts w:ascii="Nunito Sans" w:cs="Nunito Sans" w:eastAsia="Nunito Sans" w:hAnsi="Nunito Sans"/>
+        </w:rPr>
+        <w:t xml:space="preserve">Example 5.3.4 (100%, s25-5 &amp; s8-1); strategy-basis exemplar (100%)</w:t>
+      </w:r>
+    </w:p>
+    <w:p>
+      <w:pPr>
+        <w:spacing w:before="30" w:after="70" w:line="266"/>
+      </w:pPr>
+      <w:r>
+        <w:rPr>
+          <w:b/>
+          <w:bCs/>
+          <w:i w:val="false"/>
+          <w:iCs w:val="false"/>
           <w:color w:val="1a1a1a"/>
           <w:sz w:val="19"/>
           <w:szCs w:val="19"/>
@@ -12570,7 +15317,7 @@
           <w:szCs w:val="19"/>
           <w:rFonts w:ascii="Nunito Sans" w:cs="Nunito Sans" w:eastAsia="Nunito Sans" w:hAnsi="Nunito Sans"/>
         </w:rPr>
-        <w:t xml:space="preserve">Exemplar treatment is 100% — tax-deductible premiums for covering assessable income (example 5.3.4 and the strategy-basis exemplar both apply 100% to personally held IP). Where IP advice is bundled with life/TPD/trauma in a single fee line, use a blended rate (the firm exemplar invoice uses 65% for a combined personal-insurance line) or split the strategies.</w:t>
+        <w:t xml:space="preserve">Exemplar treatment is 100% — tax-deductible premiums for covering assessable income (example 5.3.4 and the strategy-basis exemplar both apply 100% to personally held IP; 5.3.4 marks it deductible under both s25-5 and s8-1). Prefer SEPARATE rows: personally held IP (100%), super-held Life/TPD (20%), outside-super Life/TPD/trauma (0%). Where one combined line is unavoidable, calculate the blended % from the documented allocation of the ADVICE WORK between components (e.g. a genuine 50:50 IP / super-held Life-TPD split gives 60%) — do not default to the exemplar invoice’s 65%, and do not use the premium split as the allocation basis unless the file explains why it is a reasonable proxy.</w:t>
       </w:r>
     </w:p>
     <w:p>
@@ -12745,6 +15492,37 @@
           <w:bCs/>
           <w:i w:val="false"/>
           <w:iCs w:val="false"/>
+          <w:color w:val="B45309"/>
+          <w:sz w:val="19"/>
+          <w:szCs w:val="19"/>
+          <w:rFonts w:ascii="Nunito Sans" w:cs="Nunito Sans" w:eastAsia="Nunito Sans" w:hAnsi="Nunito Sans"/>
+        </w:rPr>
+        <w:t xml:space="preserve">⚠ REQUIRES MANUAL REVIEW — not exemplar-backed: </w:t>
+      </w:r>
+      <w:r>
+        <w:rPr>
+          <w:b w:val="false"/>
+          <w:bCs w:val="false"/>
+          <w:i w:val="false"/>
+          <w:iCs w:val="false"/>
+          <w:color w:val="B45309"/>
+          <w:sz w:val="19"/>
+          <w:szCs w:val="19"/>
+          <w:rFonts w:ascii="Nunito Sans" w:cs="Nunito Sans" w:eastAsia="Nunito Sans" w:hAnsi="Nunito Sans"/>
+        </w:rPr>
+        <w:t xml:space="preserve">No standalone exemplar (the 65% exemplar line is a blend). Conservative 0–20% house range.</w:t>
+      </w:r>
+    </w:p>
+    <w:p>
+      <w:pPr>
+        <w:spacing w:before="30" w:after="70" w:line="266"/>
+      </w:pPr>
+      <w:r>
+        <w:rPr>
+          <w:b/>
+          <w:bCs/>
+          <w:i w:val="false"/>
+          <w:iCs w:val="false"/>
           <w:color w:val="1a1a1a"/>
           <w:sz w:val="19"/>
           <w:szCs w:val="19"/>
@@ -13000,6 +15778,37 @@
           <w:bCs/>
           <w:i w:val="false"/>
           <w:iCs w:val="false"/>
+          <w:color w:val="1E7B4D"/>
+          <w:sz w:val="19"/>
+          <w:szCs w:val="19"/>
+          <w:rFonts w:ascii="Nunito Sans" w:cs="Nunito Sans" w:eastAsia="Nunito Sans" w:hAnsi="Nunito Sans"/>
+        </w:rPr>
+        <w:t xml:space="preserve">Exemplar support: </w:t>
+      </w:r>
+      <w:r>
+        <w:rPr>
+          <w:b w:val="false"/>
+          <w:bCs w:val="false"/>
+          <w:i w:val="false"/>
+          <w:iCs w:val="false"/>
+          <w:color w:val="1E7B4D"/>
+          <w:sz w:val="19"/>
+          <w:szCs w:val="19"/>
+          <w:rFonts w:ascii="Nunito Sans" w:cs="Nunito Sans" w:eastAsia="Nunito Sans" w:hAnsi="Nunito Sans"/>
+        </w:rPr>
+        <w:t xml:space="preserve">Nil claim — consistent with the exemplars’ 20% rationale applying only to super-held benefits</w:t>
+      </w:r>
+    </w:p>
+    <w:p>
+      <w:pPr>
+        <w:spacing w:before="30" w:after="70" w:line="266"/>
+      </w:pPr>
+      <w:r>
+        <w:rPr>
+          <w:b/>
+          <w:bCs/>
+          <w:i w:val="false"/>
+          <w:iCs w:val="false"/>
           <w:color w:val="1a1a1a"/>
           <w:sz w:val="19"/>
           <w:szCs w:val="19"/>
@@ -13049,7 +15858,7 @@
           <w:szCs w:val="19"/>
           <w:rFonts w:ascii="Nunito Sans" w:cs="Nunito Sans" w:eastAsia="Nunito Sans" w:hAnsi="Nunito Sans"/>
         </w:rPr>
-        <w:t xml:space="preserve">Default 0% because advice is private protection in nature. Do not allocate deductibility simply because premiums or benefits have tax consequences. Only separate a tax-affairs component if distinct tax advice is provided.</w:t>
+        <w:t xml:space="preserve">Default 0% because the advice is private protection. Trauma in particular must not inherit the 20% super-held treatment — the exemplar’s 20% rationale is superannuation benefit taxation, which cannot apply to personally held cover. Only allow an override where separately identifiable tax-affairs advice is documented with a written rationale.</w:t>
       </w:r>
     </w:p>
     <w:p>
@@ -13224,6 +16033,37 @@
           <w:bCs/>
           <w:i w:val="false"/>
           <w:iCs w:val="false"/>
+          <w:color w:val="1E7B4D"/>
+          <w:sz w:val="19"/>
+          <w:szCs w:val="19"/>
+          <w:rFonts w:ascii="Nunito Sans" w:cs="Nunito Sans" w:eastAsia="Nunito Sans" w:hAnsi="Nunito Sans"/>
+        </w:rPr>
+        <w:t xml:space="preserve">Exemplar support: </w:t>
+      </w:r>
+      <w:r>
+        <w:rPr>
+          <w:b w:val="false"/>
+          <w:bCs w:val="false"/>
+          <w:i w:val="false"/>
+          <w:iCs w:val="false"/>
+          <w:color w:val="1E7B4D"/>
+          <w:sz w:val="19"/>
+          <w:szCs w:val="19"/>
+          <w:rFonts w:ascii="Nunito Sans" w:cs="Nunito Sans" w:eastAsia="Nunito Sans" w:hAnsi="Nunito Sans"/>
+        </w:rPr>
+        <w:t xml:space="preserve">Example 5.3.4 and strategy-basis exemplar (20% s25-5)</w:t>
+      </w:r>
+    </w:p>
+    <w:p>
+      <w:pPr>
+        <w:spacing w:before="30" w:after="70" w:line="266"/>
+      </w:pPr>
+      <w:r>
+        <w:rPr>
+          <w:b/>
+          <w:bCs/>
+          <w:i w:val="false"/>
+          <w:iCs w:val="false"/>
           <w:color w:val="1a1a1a"/>
           <w:sz w:val="19"/>
           <w:szCs w:val="19"/>
@@ -13304,7 +16144,7 @@
           <w:szCs w:val="19"/>
           <w:rFonts w:ascii="Nunito Sans" w:cs="Nunito Sans" w:eastAsia="Nunito Sans" w:hAnsi="Nunito Sans"/>
         </w:rPr>
-        <w:t xml:space="preserve">Exemplar treatment is 20% under s25-5 — “consideration of tax implications if funds are paid out before age 60 or to a non-dependent beneficiary” (example 5.3.4 and the strategy-basis exemplar both apply 20%, and their row covers the linked bundle “Life, TPD (Super) trauma – review”). The remaining 80% is private protection advice. Note: the premiums themselves are not deductible to the member — this percentage is for the ADVICE FEE only.</w:t>
+        <w:t xml:space="preserve">Exemplar treatment is 20% under s25-5 — “consideration of tax implications if funds are paid out before age 60 or to a non-dependent beneficiary” (example 5.3.4 and the strategy-basis exemplar both apply 20%). That rationale is superannuation benefit taxation, so it supports super-held Life/TPD only: personally held trauma stays on the 0% outside-super row and must NOT inherit the 20% merely because the exemplar’s combined label mentions trauma. The premiums themselves are never deductible to the member — this percentage is for the ADVICE FEE only. The remaining 80% is private protection advice.</w:t>
       </w:r>
     </w:p>
     <w:p>
@@ -13479,6 +16319,37 @@
           <w:bCs/>
           <w:i w:val="false"/>
           <w:iCs w:val="false"/>
+          <w:color w:val="B45309"/>
+          <w:sz w:val="19"/>
+          <w:szCs w:val="19"/>
+          <w:rFonts w:ascii="Nunito Sans" w:cs="Nunito Sans" w:eastAsia="Nunito Sans" w:hAnsi="Nunito Sans"/>
+        </w:rPr>
+        <w:t xml:space="preserve">⚠ REQUIRES MANUAL REVIEW — not exemplar-backed: </w:t>
+      </w:r>
+      <w:r>
+        <w:rPr>
+          <w:b w:val="false"/>
+          <w:bCs w:val="false"/>
+          <w:i w:val="false"/>
+          <w:iCs w:val="false"/>
+          <w:color w:val="B45309"/>
+          <w:sz w:val="19"/>
+          <w:szCs w:val="19"/>
+          <w:rFonts w:ascii="Nunito Sans" w:cs="Nunito Sans" w:eastAsia="Nunito Sans" w:hAnsi="Nunito Sans"/>
+        </w:rPr>
+        <w:t xml:space="preserve">No exemplar. Conservative 0–30% house range.</w:t>
+      </w:r>
+    </w:p>
+    <w:p>
+      <w:pPr>
+        <w:spacing w:before="30" w:after="70" w:line="266"/>
+      </w:pPr>
+      <w:r>
+        <w:rPr>
+          <w:b/>
+          <w:bCs/>
+          <w:i w:val="false"/>
+          <w:iCs w:val="false"/>
           <w:color w:val="1a1a1a"/>
           <w:sz w:val="19"/>
           <w:szCs w:val="19"/>
@@ -13734,6 +16605,37 @@
           <w:bCs/>
           <w:i w:val="false"/>
           <w:iCs w:val="false"/>
+          <w:color w:val="B45309"/>
+          <w:sz w:val="19"/>
+          <w:szCs w:val="19"/>
+          <w:rFonts w:ascii="Nunito Sans" w:cs="Nunito Sans" w:eastAsia="Nunito Sans" w:hAnsi="Nunito Sans"/>
+        </w:rPr>
+        <w:t xml:space="preserve">⚠ REQUIRES MANUAL REVIEW — not exemplar-backed: </w:t>
+      </w:r>
+      <w:r>
+        <w:rPr>
+          <w:b w:val="false"/>
+          <w:bCs w:val="false"/>
+          <w:i w:val="false"/>
+          <w:iCs w:val="false"/>
+          <w:color w:val="B45309"/>
+          <w:sz w:val="19"/>
+          <w:szCs w:val="19"/>
+          <w:rFonts w:ascii="Nunito Sans" w:cs="Nunito Sans" w:eastAsia="Nunito Sans" w:hAnsi="Nunito Sans"/>
+        </w:rPr>
+        <w:t xml:space="preserve">No exemplar. 70–100% rests on the standard s8-1 premium-deductibility position.</w:t>
+      </w:r>
+    </w:p>
+    <w:p>
+      <w:pPr>
+        <w:spacing w:before="30" w:after="70" w:line="266"/>
+      </w:pPr>
+      <w:r>
+        <w:rPr>
+          <w:b/>
+          <w:bCs/>
+          <w:i w:val="false"/>
+          <w:iCs w:val="false"/>
           <w:color w:val="1a1a1a"/>
           <w:sz w:val="19"/>
           <w:szCs w:val="19"/>
@@ -13977,6 +16879,37 @@
           <w:rFonts w:ascii="Nunito Sans" w:cs="Nunito Sans" w:eastAsia="Nunito Sans" w:hAnsi="Nunito Sans"/>
         </w:rPr>
         <w:t xml:space="preserve">s25-5</w:t>
+      </w:r>
+    </w:p>
+    <w:p>
+      <w:pPr>
+        <w:spacing w:before="30" w:after="70" w:line="266"/>
+      </w:pPr>
+      <w:r>
+        <w:rPr>
+          <w:b/>
+          <w:bCs/>
+          <w:i w:val="false"/>
+          <w:iCs w:val="false"/>
+          <w:color w:val="B45309"/>
+          <w:sz w:val="19"/>
+          <w:szCs w:val="19"/>
+          <w:rFonts w:ascii="Nunito Sans" w:cs="Nunito Sans" w:eastAsia="Nunito Sans" w:hAnsi="Nunito Sans"/>
+        </w:rPr>
+        <w:t xml:space="preserve">⚠ REQUIRES MANUAL REVIEW — not exemplar-backed: </w:t>
+      </w:r>
+      <w:r>
+        <w:rPr>
+          <w:b w:val="false"/>
+          <w:bCs w:val="false"/>
+          <w:i w:val="false"/>
+          <w:iCs w:val="false"/>
+          <w:color w:val="B45309"/>
+          <w:sz w:val="19"/>
+          <w:szCs w:val="19"/>
+          <w:rFonts w:ascii="Nunito Sans" w:cs="Nunito Sans" w:eastAsia="Nunito Sans" w:hAnsi="Nunito Sans"/>
+        </w:rPr>
+        <w:t xml:space="preserve">No exemplar. 20–60% house range.</w:t>
       </w:r>
     </w:p>
     <w:p>
@@ -14261,6 +17194,37 @@
           <w:bCs/>
           <w:i w:val="false"/>
           <w:iCs w:val="false"/>
+          <w:color w:val="1E7B4D"/>
+          <w:sz w:val="19"/>
+          <w:szCs w:val="19"/>
+          <w:rFonts w:ascii="Nunito Sans" w:cs="Nunito Sans" w:eastAsia="Nunito Sans" w:hAnsi="Nunito Sans"/>
+        </w:rPr>
+        <w:t xml:space="preserve">Exemplar support: </w:t>
+      </w:r>
+      <w:r>
+        <w:rPr>
+          <w:b w:val="false"/>
+          <w:bCs w:val="false"/>
+          <w:i w:val="false"/>
+          <w:iCs w:val="false"/>
+          <w:color w:val="1E7B4D"/>
+          <w:sz w:val="19"/>
+          <w:szCs w:val="19"/>
+          <w:rFonts w:ascii="Nunito Sans" w:cs="Nunito Sans" w:eastAsia="Nunito Sans" w:hAnsi="Nunito Sans"/>
+        </w:rPr>
+        <w:t xml:space="preserve">Nil claim — consistent with the exemplars’ non-deductible rows</w:t>
+      </w:r>
+    </w:p>
+    <w:p>
+      <w:pPr>
+        <w:spacing w:before="30" w:after="70" w:line="266"/>
+      </w:pPr>
+      <w:r>
+        <w:rPr>
+          <w:b/>
+          <w:bCs/>
+          <w:i w:val="false"/>
+          <w:iCs w:val="false"/>
           <w:color w:val="1a1a1a"/>
           <w:sz w:val="19"/>
           <w:szCs w:val="19"/>
@@ -14485,6 +17449,37 @@
           <w:bCs/>
           <w:i w:val="false"/>
           <w:iCs w:val="false"/>
+          <w:color w:val="1E7B4D"/>
+          <w:sz w:val="19"/>
+          <w:szCs w:val="19"/>
+          <w:rFonts w:ascii="Nunito Sans" w:cs="Nunito Sans" w:eastAsia="Nunito Sans" w:hAnsi="Nunito Sans"/>
+        </w:rPr>
+        <w:t xml:space="preserve">Exemplar support: </w:t>
+      </w:r>
+      <w:r>
+        <w:rPr>
+          <w:b w:val="false"/>
+          <w:bCs w:val="false"/>
+          <w:i w:val="false"/>
+          <w:iCs w:val="false"/>
+          <w:color w:val="1E7B4D"/>
+          <w:sz w:val="19"/>
+          <w:szCs w:val="19"/>
+          <w:rFonts w:ascii="Nunito Sans" w:cs="Nunito Sans" w:eastAsia="Nunito Sans" w:hAnsi="Nunito Sans"/>
+        </w:rPr>
+        <w:t xml:space="preserve">Exemplar invoice #1 (20%, weighted 5%) — rate exemplified; wording deliberately corrected to "tax implications" (see review list)</w:t>
+      </w:r>
+    </w:p>
+    <w:p>
+      <w:pPr>
+        <w:spacing w:before="30" w:after="70" w:line="266"/>
+      </w:pPr>
+      <w:r>
+        <w:rPr>
+          <w:b/>
+          <w:bCs/>
+          <w:i w:val="false"/>
+          <w:iCs w:val="false"/>
           <w:color w:val="1a1a1a"/>
           <w:sz w:val="19"/>
           <w:szCs w:val="19"/>
@@ -14503,7 +17498,7 @@
           <w:szCs w:val="19"/>
           <w:rFonts w:ascii="Nunito Sans" w:cs="Nunito Sans" w:eastAsia="Nunito Sans" w:hAnsi="Nunito Sans"/>
         </w:rPr>
-        <w:t xml:space="preserve">“Advice on structuring bank/offset accounts to reduce assessable income and tax obligations (s25-5)”</w:t>
+        <w:t xml:space="preserve">“Advice on the tax implications of structuring bank and offset accounts (s25-5)”</w:t>
       </w:r>
     </w:p>
     <w:p>
@@ -14534,7 +17529,7 @@
           <w:szCs w:val="19"/>
           <w:rFonts w:ascii="Nunito Sans" w:cs="Nunito Sans" w:eastAsia="Nunito Sans" w:hAnsi="Nunito Sans"/>
         </w:rPr>
-        <w:t xml:space="preserve">Use when advice structures bank accounts and mortgage offset accounts — directing savings and salary through an offset to reduce interest and the household’s assessable income position.</w:t>
+        <w:t xml:space="preserve">Use when advice structures bank accounts and mortgage offset accounts — directing savings and salary through an offset and considering the effect on the household’s overall tax position.</w:t>
       </w:r>
     </w:p>
     <w:p>
@@ -14565,7 +17560,7 @@
           <w:szCs w:val="19"/>
           <w:rFonts w:ascii="Nunito Sans" w:cs="Nunito Sans" w:eastAsia="Nunito Sans" w:hAnsi="Nunito Sans"/>
         </w:rPr>
-        <w:t xml:space="preserve">Exemplar treatment is 20% under s25-5 — “use of mortgage offset accounts reduces assessable income and tax obligations” (firm exemplar invoice, weighted 5%). The remaining 80% is private cashflow/banking structure. Do not claim more without documented tax analysis.</w:t>
+        <w:t xml:space="preserve">Exemplar treatment is 20% under s25-5 (firm exemplar invoice, weighted 5%). Note the exemplar’s own wording (“reduces assessable income”) overstates the mechanics — an offset against a home loan reduces non-deductible interest, not assessable income — so the invoice wording refers to the tax implications of the structuring instead. The remaining 80% is private cashflow/banking structure. Do not claim more without documented tax analysis.</w:t>
       </w:r>
     </w:p>
     <w:p>
@@ -14596,7 +17591,7 @@
           <w:szCs w:val="19"/>
           <w:rFonts w:ascii="Nunito Sans" w:cs="Nunito Sans" w:eastAsia="Nunito Sans" w:hAnsi="Nunito Sans"/>
         </w:rPr>
-        <w:t xml:space="preserve">Structuring offset and bank accounts reduces assessable income and tax obligations — a 20% s25-5 component per the firm exemplar.</w:t>
+        <w:t xml:space="preserve">Advising on the tax implications of bank and offset account structuring — a 20% s25-5 component per the firm exemplar (rate retained, wording corrected).</w:t>
       </w:r>
     </w:p>
     <w:p>
@@ -14740,6 +17735,37 @@
           <w:bCs/>
           <w:i w:val="false"/>
           <w:iCs w:val="false"/>
+          <w:color w:val="B45309"/>
+          <w:sz w:val="19"/>
+          <w:szCs w:val="19"/>
+          <w:rFonts w:ascii="Nunito Sans" w:cs="Nunito Sans" w:eastAsia="Nunito Sans" w:hAnsi="Nunito Sans"/>
+        </w:rPr>
+        <w:t xml:space="preserve">⚠ REQUIRES MANUAL REVIEW — not exemplar-backed: </w:t>
+      </w:r>
+      <w:r>
+        <w:rPr>
+          <w:b w:val="false"/>
+          <w:bCs w:val="false"/>
+          <w:i w:val="false"/>
+          <w:iCs w:val="false"/>
+          <w:color w:val="B45309"/>
+          <w:sz w:val="19"/>
+          <w:szCs w:val="19"/>
+          <w:rFonts w:ascii="Nunito Sans" w:cs="Nunito Sans" w:eastAsia="Nunito Sans" w:hAnsi="Nunito Sans"/>
+        </w:rPr>
+        <w:t xml:space="preserve">No exemplar — 70–100% is a HOUSE DECISION (debt structuring / converting private debt to deductible investment debt).</w:t>
+      </w:r>
+    </w:p>
+    <w:p>
+      <w:pPr>
+        <w:spacing w:before="30" w:after="70" w:line="266"/>
+      </w:pPr>
+      <w:r>
+        <w:rPr>
+          <w:b/>
+          <w:bCs/>
+          <w:i w:val="false"/>
+          <w:iCs w:val="false"/>
           <w:color w:val="1a1a1a"/>
           <w:sz w:val="19"/>
           <w:szCs w:val="19"/>
@@ -14995,6 +18021,37 @@
           <w:bCs/>
           <w:i w:val="false"/>
           <w:iCs w:val="false"/>
+          <w:color w:val="1E7B4D"/>
+          <w:sz w:val="19"/>
+          <w:szCs w:val="19"/>
+          <w:rFonts w:ascii="Nunito Sans" w:cs="Nunito Sans" w:eastAsia="Nunito Sans" w:hAnsi="Nunito Sans"/>
+        </w:rPr>
+        <w:t xml:space="preserve">Exemplar support: </w:t>
+      </w:r>
+      <w:r>
+        <w:rPr>
+          <w:b w:val="false"/>
+          <w:bCs w:val="false"/>
+          <w:i w:val="false"/>
+          <w:iCs w:val="false"/>
+          <w:color w:val="1E7B4D"/>
+          <w:sz w:val="19"/>
+          <w:szCs w:val="19"/>
+          <w:rFonts w:ascii="Nunito Sans" w:cs="Nunito Sans" w:eastAsia="Nunito Sans" w:hAnsi="Nunito Sans"/>
+        </w:rPr>
+        <w:t xml:space="preserve">Exemplar invoice #1 and example 5.3.5 (Nil / 0%)</w:t>
+      </w:r>
+    </w:p>
+    <w:p>
+      <w:pPr>
+        <w:spacing w:before="30" w:after="70" w:line="266"/>
+      </w:pPr>
+      <w:r>
+        <w:rPr>
+          <w:b/>
+          <w:bCs/>
+          <w:i w:val="false"/>
+          <w:iCs w:val="false"/>
           <w:color w:val="1a1a1a"/>
           <w:sz w:val="19"/>
           <w:szCs w:val="19"/>
@@ -15207,6 +18264,37 @@
           <w:rFonts w:ascii="Nunito Sans" w:cs="Nunito Sans" w:eastAsia="Nunito Sans" w:hAnsi="Nunito Sans"/>
         </w:rPr>
         <w:t xml:space="preserve">s25-5 &amp; s8-1</w:t>
+      </w:r>
+    </w:p>
+    <w:p>
+      <w:pPr>
+        <w:spacing w:before="30" w:after="70" w:line="266"/>
+      </w:pPr>
+      <w:r>
+        <w:rPr>
+          <w:b/>
+          <w:bCs/>
+          <w:i w:val="false"/>
+          <w:iCs w:val="false"/>
+          <w:color w:val="1E7B4D"/>
+          <w:sz w:val="19"/>
+          <w:szCs w:val="19"/>
+          <w:rFonts w:ascii="Nunito Sans" w:cs="Nunito Sans" w:eastAsia="Nunito Sans" w:hAnsi="Nunito Sans"/>
+        </w:rPr>
+        <w:t xml:space="preserve">Exemplar support: </w:t>
+      </w:r>
+      <w:r>
+        <w:rPr>
+          <w:b w:val="false"/>
+          <w:bCs w:val="false"/>
+          <w:i w:val="false"/>
+          <w:iCs w:val="false"/>
+          <w:color w:val="1E7B4D"/>
+          <w:sz w:val="19"/>
+          <w:szCs w:val="19"/>
+          <w:rFonts w:ascii="Nunito Sans" w:cs="Nunito Sans" w:eastAsia="Nunito Sans" w:hAnsi="Nunito Sans"/>
+        </w:rPr>
+        <w:t xml:space="preserve">Example 5.3.5 (80%, s25-5 &amp; s8-1)</w:t>
       </w:r>
     </w:p>
     <w:p>
@@ -15491,6 +18579,37 @@
           <w:bCs/>
           <w:i w:val="false"/>
           <w:iCs w:val="false"/>
+          <w:color w:val="1E7B4D"/>
+          <w:sz w:val="19"/>
+          <w:szCs w:val="19"/>
+          <w:rFonts w:ascii="Nunito Sans" w:cs="Nunito Sans" w:eastAsia="Nunito Sans" w:hAnsi="Nunito Sans"/>
+        </w:rPr>
+        <w:t xml:space="preserve">Exemplar support: </w:t>
+      </w:r>
+      <w:r>
+        <w:rPr>
+          <w:b w:val="false"/>
+          <w:bCs w:val="false"/>
+          <w:i w:val="false"/>
+          <w:iCs w:val="false"/>
+          <w:color w:val="1E7B4D"/>
+          <w:sz w:val="19"/>
+          <w:szCs w:val="19"/>
+          <w:rFonts w:ascii="Nunito Sans" w:cs="Nunito Sans" w:eastAsia="Nunito Sans" w:hAnsi="Nunito Sans"/>
+        </w:rPr>
+        <w:t xml:space="preserve">Strategy-basis exemplar (80% — rollover to new SMSF incl. tax implications)</w:t>
+      </w:r>
+    </w:p>
+    <w:p>
+      <w:pPr>
+        <w:spacing w:before="30" w:after="70" w:line="266"/>
+      </w:pPr>
+      <w:r>
+        <w:rPr>
+          <w:b/>
+          <w:bCs/>
+          <w:i w:val="false"/>
+          <w:iCs w:val="false"/>
           <w:color w:val="1a1a1a"/>
           <w:sz w:val="19"/>
           <w:szCs w:val="19"/>
@@ -15746,6 +18865,37 @@
           <w:bCs/>
           <w:i w:val="false"/>
           <w:iCs w:val="false"/>
+          <w:color w:val="B45309"/>
+          <w:sz w:val="19"/>
+          <w:szCs w:val="19"/>
+          <w:rFonts w:ascii="Nunito Sans" w:cs="Nunito Sans" w:eastAsia="Nunito Sans" w:hAnsi="Nunito Sans"/>
+        </w:rPr>
+        <w:t xml:space="preserve">⚠ REQUIRES MANUAL REVIEW — not exemplar-backed: </w:t>
+      </w:r>
+      <w:r>
+        <w:rPr>
+          <w:b w:val="false"/>
+          <w:bCs w:val="false"/>
+          <w:i w:val="false"/>
+          <w:iCs w:val="false"/>
+          <w:color w:val="B45309"/>
+          <w:sz w:val="19"/>
+          <w:szCs w:val="19"/>
+          <w:rFonts w:ascii="Nunito Sans" w:cs="Nunito Sans" w:eastAsia="Nunito Sans" w:hAnsi="Nunito Sans"/>
+        </w:rPr>
+        <w:t xml:space="preserve">No SMSF exemplar — 100% set by ANALOGY to the exemplified CC/NCC contribution treatment.</w:t>
+      </w:r>
+    </w:p>
+    <w:p>
+      <w:pPr>
+        <w:spacing w:before="30" w:after="70" w:line="266"/>
+      </w:pPr>
+      <w:r>
+        <w:rPr>
+          <w:b/>
+          <w:bCs/>
+          <w:i w:val="false"/>
+          <w:iCs w:val="false"/>
           <w:color w:val="1a1a1a"/>
           <w:sz w:val="19"/>
           <w:szCs w:val="19"/>
@@ -16001,6 +19151,37 @@
           <w:bCs/>
           <w:i w:val="false"/>
           <w:iCs w:val="false"/>
+          <w:color w:val="1E7B4D"/>
+          <w:sz w:val="19"/>
+          <w:szCs w:val="19"/>
+          <w:rFonts w:ascii="Nunito Sans" w:cs="Nunito Sans" w:eastAsia="Nunito Sans" w:hAnsi="Nunito Sans"/>
+        </w:rPr>
+        <w:t xml:space="preserve">Exemplar support: </w:t>
+      </w:r>
+      <w:r>
+        <w:rPr>
+          <w:b w:val="false"/>
+          <w:bCs w:val="false"/>
+          <w:i w:val="false"/>
+          <w:iCs w:val="false"/>
+          <w:color w:val="1E7B4D"/>
+          <w:sz w:val="19"/>
+          <w:szCs w:val="19"/>
+          <w:rFonts w:ascii="Nunito Sans" w:cs="Nunito Sans" w:eastAsia="Nunito Sans" w:hAnsi="Nunito Sans"/>
+        </w:rPr>
+        <w:t xml:space="preserve">Example 5.3.5 (80%)</w:t>
+      </w:r>
+    </w:p>
+    <w:p>
+      <w:pPr>
+        <w:spacing w:before="30" w:after="70" w:line="266"/>
+      </w:pPr>
+      <w:r>
+        <w:rPr>
+          <w:b/>
+          <w:bCs/>
+          <w:i w:val="false"/>
+          <w:iCs w:val="false"/>
           <w:color w:val="1a1a1a"/>
           <w:sz w:val="19"/>
           <w:szCs w:val="19"/>
@@ -16256,6 +19437,37 @@
           <w:bCs/>
           <w:i w:val="false"/>
           <w:iCs w:val="false"/>
+          <w:color w:val="B45309"/>
+          <w:sz w:val="19"/>
+          <w:szCs w:val="19"/>
+          <w:rFonts w:ascii="Nunito Sans" w:cs="Nunito Sans" w:eastAsia="Nunito Sans" w:hAnsi="Nunito Sans"/>
+        </w:rPr>
+        <w:t xml:space="preserve">⚠ REQUIRES MANUAL REVIEW — not exemplar-backed: </w:t>
+      </w:r>
+      <w:r>
+        <w:rPr>
+          <w:b w:val="false"/>
+          <w:bCs w:val="false"/>
+          <w:i w:val="false"/>
+          <w:iCs w:val="false"/>
+          <w:color w:val="B45309"/>
+          <w:sz w:val="19"/>
+          <w:szCs w:val="19"/>
+          <w:rFonts w:ascii="Nunito Sans" w:cs="Nunito Sans" w:eastAsia="Nunito Sans" w:hAnsi="Nunito Sans"/>
+        </w:rPr>
+        <w:t xml:space="preserve">No exemplar. 0–70% (floor aligned to example 5.3.4’s 0% pole; the 70% top is unexemplified).</w:t>
+      </w:r>
+    </w:p>
+    <w:p>
+      <w:pPr>
+        <w:spacing w:before="30" w:after="70" w:line="266"/>
+      </w:pPr>
+      <w:r>
+        <w:rPr>
+          <w:b/>
+          <w:bCs/>
+          <w:i w:val="false"/>
+          <w:iCs w:val="false"/>
           <w:color w:val="1a1a1a"/>
           <w:sz w:val="19"/>
           <w:szCs w:val="19"/>
@@ -16511,6 +19723,37 @@
           <w:bCs/>
           <w:i w:val="false"/>
           <w:iCs w:val="false"/>
+          <w:color w:val="B45309"/>
+          <w:sz w:val="19"/>
+          <w:szCs w:val="19"/>
+          <w:rFonts w:ascii="Nunito Sans" w:cs="Nunito Sans" w:eastAsia="Nunito Sans" w:hAnsi="Nunito Sans"/>
+        </w:rPr>
+        <w:t xml:space="preserve">⚠ REQUIRES MANUAL REVIEW — not exemplar-backed: </w:t>
+      </w:r>
+      <w:r>
+        <w:rPr>
+          <w:b w:val="false"/>
+          <w:bCs w:val="false"/>
+          <w:i w:val="false"/>
+          <w:iCs w:val="false"/>
+          <w:color w:val="B45309"/>
+          <w:sz w:val="19"/>
+          <w:szCs w:val="19"/>
+          <w:rFonts w:ascii="Nunito Sans" w:cs="Nunito Sans" w:eastAsia="Nunito Sans" w:hAnsi="Nunito Sans"/>
+        </w:rPr>
+        <w:t xml:space="preserve">No exemplar. 0–20% house range.</w:t>
+      </w:r>
+    </w:p>
+    <w:p>
+      <w:pPr>
+        <w:spacing w:before="30" w:after="70" w:line="266"/>
+      </w:pPr>
+      <w:r>
+        <w:rPr>
+          <w:b/>
+          <w:bCs/>
+          <w:i w:val="false"/>
+          <w:iCs w:val="false"/>
           <w:color w:val="1a1a1a"/>
           <w:sz w:val="19"/>
           <w:szCs w:val="19"/>
@@ -16723,6 +19966,37 @@
           <w:rFonts w:ascii="Nunito Sans" w:cs="Nunito Sans" w:eastAsia="Nunito Sans" w:hAnsi="Nunito Sans"/>
         </w:rPr>
         <w:t xml:space="preserve">s25-5</w:t>
+      </w:r>
+    </w:p>
+    <w:p>
+      <w:pPr>
+        <w:spacing w:before="30" w:after="70" w:line="266"/>
+      </w:pPr>
+      <w:r>
+        <w:rPr>
+          <w:b/>
+          <w:bCs/>
+          <w:i w:val="false"/>
+          <w:iCs w:val="false"/>
+          <w:color w:val="B45309"/>
+          <w:sz w:val="19"/>
+          <w:szCs w:val="19"/>
+          <w:rFonts w:ascii="Nunito Sans" w:cs="Nunito Sans" w:eastAsia="Nunito Sans" w:hAnsi="Nunito Sans"/>
+        </w:rPr>
+        <w:t xml:space="preserve">⚠ REQUIRES MANUAL REVIEW — not exemplar-backed: </w:t>
+      </w:r>
+      <w:r>
+        <w:rPr>
+          <w:b w:val="false"/>
+          <w:bCs w:val="false"/>
+          <w:i w:val="false"/>
+          <w:iCs w:val="false"/>
+          <w:color w:val="B45309"/>
+          <w:sz w:val="19"/>
+          <w:szCs w:val="19"/>
+          <w:rFonts w:ascii="Nunito Sans" w:cs="Nunito Sans" w:eastAsia="Nunito Sans" w:hAnsi="Nunito Sans"/>
+        </w:rPr>
+        <w:t xml:space="preserve">No exemplar. 0–20% house range.</w:t>
       </w:r>
     </w:p>
     <w:p>
@@ -17007,6 +20281,37 @@
           <w:bCs/>
           <w:i w:val="false"/>
           <w:iCs w:val="false"/>
+          <w:color w:val="1E7B4D"/>
+          <w:sz w:val="19"/>
+          <w:szCs w:val="19"/>
+          <w:rFonts w:ascii="Nunito Sans" w:cs="Nunito Sans" w:eastAsia="Nunito Sans" w:hAnsi="Nunito Sans"/>
+        </w:rPr>
+        <w:t xml:space="preserve">Exemplar support: </w:t>
+      </w:r>
+      <w:r>
+        <w:rPr>
+          <w:b w:val="false"/>
+          <w:bCs w:val="false"/>
+          <w:i w:val="false"/>
+          <w:iCs w:val="false"/>
+          <w:color w:val="1E7B4D"/>
+          <w:sz w:val="19"/>
+          <w:szCs w:val="19"/>
+          <w:rFonts w:ascii="Nunito Sans" w:cs="Nunito Sans" w:eastAsia="Nunito Sans" w:hAnsi="Nunito Sans"/>
+        </w:rPr>
+        <w:t xml:space="preserve">Exemplar invoice #2 and example 5.3.5 (Nil / 0%)</w:t>
+      </w:r>
+    </w:p>
+    <w:p>
+      <w:pPr>
+        <w:spacing w:before="30" w:after="70" w:line="266"/>
+      </w:pPr>
+      <w:r>
+        <w:rPr>
+          <w:b/>
+          <w:bCs/>
+          <w:i w:val="false"/>
+          <w:iCs w:val="false"/>
           <w:color w:val="1a1a1a"/>
           <w:sz w:val="19"/>
           <w:szCs w:val="19"/>
@@ -17231,6 +20536,37 @@
           <w:bCs/>
           <w:i w:val="false"/>
           <w:iCs w:val="false"/>
+          <w:color w:val="1E7B4D"/>
+          <w:sz w:val="19"/>
+          <w:szCs w:val="19"/>
+          <w:rFonts w:ascii="Nunito Sans" w:cs="Nunito Sans" w:eastAsia="Nunito Sans" w:hAnsi="Nunito Sans"/>
+        </w:rPr>
+        <w:t xml:space="preserve">Exemplar support: </w:t>
+      </w:r>
+      <w:r>
+        <w:rPr>
+          <w:b w:val="false"/>
+          <w:bCs w:val="false"/>
+          <w:i w:val="false"/>
+          <w:iCs w:val="false"/>
+          <w:color w:val="1E7B4D"/>
+          <w:sz w:val="19"/>
+          <w:szCs w:val="19"/>
+          <w:rFonts w:ascii="Nunito Sans" w:cs="Nunito Sans" w:eastAsia="Nunito Sans" w:hAnsi="Nunito Sans"/>
+        </w:rPr>
+        <w:t xml:space="preserve">Nil claim — estate-planning family (exemplar Nil rows)</w:t>
+      </w:r>
+    </w:p>
+    <w:p>
+      <w:pPr>
+        <w:spacing w:before="30" w:after="70" w:line="266"/>
+      </w:pPr>
+      <w:r>
+        <w:rPr>
+          <w:b/>
+          <w:bCs/>
+          <w:i w:val="false"/>
+          <w:iCs w:val="false"/>
           <w:color w:val="1a1a1a"/>
           <w:sz w:val="19"/>
           <w:szCs w:val="19"/>
@@ -17455,6 +20791,37 @@
           <w:bCs/>
           <w:i w:val="false"/>
           <w:iCs w:val="false"/>
+          <w:color w:val="B45309"/>
+          <w:sz w:val="19"/>
+          <w:szCs w:val="19"/>
+          <w:rFonts w:ascii="Nunito Sans" w:cs="Nunito Sans" w:eastAsia="Nunito Sans" w:hAnsi="Nunito Sans"/>
+        </w:rPr>
+        <w:t xml:space="preserve">⚠ REQUIRES MANUAL REVIEW — not exemplar-backed: </w:t>
+      </w:r>
+      <w:r>
+        <w:rPr>
+          <w:b w:val="false"/>
+          <w:bCs w:val="false"/>
+          <w:i w:val="false"/>
+          <w:iCs w:val="false"/>
+          <w:color w:val="B45309"/>
+          <w:sz w:val="19"/>
+          <w:szCs w:val="19"/>
+          <w:rFonts w:ascii="Nunito Sans" w:cs="Nunito Sans" w:eastAsia="Nunito Sans" w:hAnsi="Nunito Sans"/>
+        </w:rPr>
+        <w:t xml:space="preserve">No exemplar. 0–40% house range.</w:t>
+      </w:r>
+    </w:p>
+    <w:p>
+      <w:pPr>
+        <w:spacing w:before="30" w:after="70" w:line="266"/>
+      </w:pPr>
+      <w:r>
+        <w:rPr>
+          <w:b/>
+          <w:bCs/>
+          <w:i w:val="false"/>
+          <w:iCs w:val="false"/>
           <w:color w:val="1a1a1a"/>
           <w:sz w:val="19"/>
           <w:szCs w:val="19"/>
@@ -17698,6 +21065,37 @@
           <w:rFonts w:ascii="Nunito Sans" w:cs="Nunito Sans" w:eastAsia="Nunito Sans" w:hAnsi="Nunito Sans"/>
         </w:rPr>
         <w:t xml:space="preserve">s25-5</w:t>
+      </w:r>
+    </w:p>
+    <w:p>
+      <w:pPr>
+        <w:spacing w:before="30" w:after="70" w:line="266"/>
+      </w:pPr>
+      <w:r>
+        <w:rPr>
+          <w:b/>
+          <w:bCs/>
+          <w:i w:val="false"/>
+          <w:iCs w:val="false"/>
+          <w:color w:val="B45309"/>
+          <w:sz w:val="19"/>
+          <w:szCs w:val="19"/>
+          <w:rFonts w:ascii="Nunito Sans" w:cs="Nunito Sans" w:eastAsia="Nunito Sans" w:hAnsi="Nunito Sans"/>
+        </w:rPr>
+        <w:t xml:space="preserve">⚠ REQUIRES MANUAL REVIEW — not exemplar-backed: </w:t>
+      </w:r>
+      <w:r>
+        <w:rPr>
+          <w:b w:val="false"/>
+          <w:bCs w:val="false"/>
+          <w:i w:val="false"/>
+          <w:iCs w:val="false"/>
+          <w:color w:val="B45309"/>
+          <w:sz w:val="19"/>
+          <w:szCs w:val="19"/>
+          <w:rFonts w:ascii="Nunito Sans" w:cs="Nunito Sans" w:eastAsia="Nunito Sans" w:hAnsi="Nunito Sans"/>
+        </w:rPr>
+        <w:t xml:space="preserve">No exemplar. 70–100% rests on Division 152 being pure tax-affairs work.</w:t>
       </w:r>
     </w:p>
     <w:p>
@@ -17970,6 +21368,37 @@
           <w:rFonts w:ascii="Nunito Sans" w:cs="Nunito Sans" w:eastAsia="Nunito Sans" w:hAnsi="Nunito Sans"/>
         </w:rPr>
         <w:t xml:space="preserve">s25-5</w:t>
+      </w:r>
+    </w:p>
+    <w:p>
+      <w:pPr>
+        <w:spacing w:before="30" w:after="70" w:line="266"/>
+      </w:pPr>
+      <w:r>
+        <w:rPr>
+          <w:b/>
+          <w:bCs/>
+          <w:i w:val="false"/>
+          <w:iCs w:val="false"/>
+          <w:color w:val="1E7B4D"/>
+          <w:sz w:val="19"/>
+          <w:szCs w:val="19"/>
+          <w:rFonts w:ascii="Nunito Sans" w:cs="Nunito Sans" w:eastAsia="Nunito Sans" w:hAnsi="Nunito Sans"/>
+        </w:rPr>
+        <w:t xml:space="preserve">Exemplar support: </w:t>
+      </w:r>
+      <w:r>
+        <w:rPr>
+          <w:b w:val="false"/>
+          <w:bCs w:val="false"/>
+          <w:i w:val="false"/>
+          <w:iCs w:val="false"/>
+          <w:color w:val="1E7B4D"/>
+          <w:sz w:val="19"/>
+          <w:szCs w:val="19"/>
+          <w:rFonts w:ascii="Nunito Sans" w:cs="Nunito Sans" w:eastAsia="Nunito Sans" w:hAnsi="Nunito Sans"/>
+        </w:rPr>
+        <w:t xml:space="preserve">Exemplar invoice #1 (100%, weighted 10%)</w:t>
       </w:r>
     </w:p>
     <w:p>

--- a/MWS_Fee_Apportioning_Rules_Spec.docx
+++ b/MWS_Fee_Apportioning_Rules_Spec.docx
@@ -2854,7 +2854,7 @@
                 <w:szCs w:val="18"/>
                 <w:rFonts w:ascii="Nunito Sans" w:cs="Nunito Sans" w:eastAsia="Nunito Sans" w:hAnsi="Nunito Sans"/>
               </w:rPr>
-              <w:t xml:space="preserve">s8-1</w:t>
+              <w:t xml:space="preserve">s25-5 &amp; s8-1</w:t>
             </w:r>
           </w:p>
         </w:tc>
@@ -5046,7 +5046,7 @@
                 <w:szCs w:val="18"/>
                 <w:rFonts w:ascii="Nunito Sans" w:cs="Nunito Sans" w:eastAsia="Nunito Sans" w:hAnsi="Nunito Sans"/>
               </w:rPr>
-              <w:t xml:space="preserve">s8-1</w:t>
+              <w:t xml:space="preserve">s25-5 &amp; s8-1</w:t>
             </w:r>
           </w:p>
         </w:tc>
@@ -7729,7 +7729,7 @@
                 <w:szCs w:val="18"/>
                 <w:rFonts w:ascii="Nunito Sans" w:cs="Nunito Sans" w:eastAsia="Nunito Sans" w:hAnsi="Nunito Sans"/>
               </w:rPr>
-              <w:t xml:space="preserve">70–100% · s8-1</w:t>
+              <w:t xml:space="preserve">70–100% · s25-5 &amp; s8-1</w:t>
             </w:r>
           </w:p>
         </w:tc>
@@ -8417,7 +8417,7 @@
                 <w:szCs w:val="18"/>
                 <w:rFonts w:ascii="Nunito Sans" w:cs="Nunito Sans" w:eastAsia="Nunito Sans" w:hAnsi="Nunito Sans"/>
               </w:rPr>
-              <w:t xml:space="preserve">70–100% · s8-1</w:t>
+              <w:t xml:space="preserve">70–100% · s25-5 &amp; s8-1</w:t>
             </w:r>
           </w:p>
         </w:tc>
@@ -13460,7 +13460,7 @@
           <w:szCs w:val="19"/>
           <w:rFonts w:ascii="Nunito Sans" w:cs="Nunito Sans" w:eastAsia="Nunito Sans" w:hAnsi="Nunito Sans"/>
         </w:rPr>
-        <w:t xml:space="preserve">s8-1</w:t>
+        <w:t xml:space="preserve">s25-5 &amp; s8-1</w:t>
       </w:r>
     </w:p>
     <w:p>
@@ -13522,7 +13522,7 @@
           <w:szCs w:val="19"/>
           <w:rFonts w:ascii="Nunito Sans" w:cs="Nunito Sans" w:eastAsia="Nunito Sans" w:hAnsi="Nunito Sans"/>
         </w:rPr>
-        <w:t xml:space="preserve">“Advice on managing a deductible investment loan (Gearing) (s8-1)”</w:t>
+        <w:t xml:space="preserve">“Advice on managing deductible investment borrowings, including interest deductibility and the tax implications of the debt structure (s8-1 and s25-5)”</w:t>
       </w:r>
     </w:p>
     <w:p>
@@ -13584,7 +13584,7 @@
           <w:szCs w:val="19"/>
           <w:rFonts w:ascii="Nunito Sans" w:cs="Nunito Sans" w:eastAsia="Nunito Sans" w:hAnsi="Nunito Sans"/>
         </w:rPr>
-        <w:t xml:space="preserve">House treatment is 70-100% — the advice manages deductible investment debt and its interest deductibility (s8-1 nexus to the investment income). Use the lower end where the work includes private/home-loan elements; 100 only where the engagement is wholly investment-debt structuring with documented purpose tracing.</w:t>
+        <w:t xml:space="preserve">House treatment is 70-100% — the advice manages deductible investment debt (s8-1 nexus to the investment income) and includes interest-deductibility and debt-structure tax analysis (s25-5), consistent with the exemplars citing both heads for existing-investment advice. CAUTION (TD 2024/7 para 28): advice recommending NEW borrowings to make NEW investments is capital and not deductible under s8-1 — record that component on the Establish a New Investment Portfolio row (0%) and keep this row for managing/refinancing EXISTING investment debt. Use the lower end where the work includes private/home-loan elements; 100 only where the engagement is wholly existing-investment-debt structuring with documented purpose tracing.</w:t>
       </w:r>
     </w:p>
     <w:p>
@@ -13615,7 +13615,7 @@
           <w:szCs w:val="19"/>
           <w:rFonts w:ascii="Nunito Sans" w:cs="Nunito Sans" w:eastAsia="Nunito Sans" w:hAnsi="Nunito Sans"/>
         </w:rPr>
-        <w:t xml:space="preserve">Structuring and managing deductible investment debt (property/share loans, refinancing) has an s8-1 nexus to the assessable income the borrowings produce; private debt elements are apportioned out.</w:t>
+        <w:t xml:space="preserve">Managing deductible investment borrowings (property/share loans, refinancing) has an s8-1 nexus to the assessable income the borrowings produce, and the interest-deductibility/debt-structure analysis is tax-affairs advice (s25-5). Establishment of new borrowings for new investments is capital (TD 2024/7 para 28) and sits outside this row.</w:t>
       </w:r>
     </w:p>
     <w:p>
@@ -17722,7 +17722,7 @@
           <w:szCs w:val="19"/>
           <w:rFonts w:ascii="Nunito Sans" w:cs="Nunito Sans" w:eastAsia="Nunito Sans" w:hAnsi="Nunito Sans"/>
         </w:rPr>
-        <w:t xml:space="preserve">s8-1</w:t>
+        <w:t xml:space="preserve">s25-5 &amp; s8-1</w:t>
       </w:r>
     </w:p>
     <w:p>
@@ -17784,7 +17784,7 @@
           <w:szCs w:val="19"/>
           <w:rFonts w:ascii="Nunito Sans" w:cs="Nunito Sans" w:eastAsia="Nunito Sans" w:hAnsi="Nunito Sans"/>
         </w:rPr>
-        <w:t xml:space="preserve">“Advice on managing a deductible investment loan (Gearing) (s8-1)”</w:t>
+        <w:t xml:space="preserve">“Advice on managing deductible investment borrowings, including interest deductibility and the tax implications of the debt structure (s8-1 and s25-5)”</w:t>
       </w:r>
     </w:p>
     <w:p>
@@ -17846,7 +17846,7 @@
           <w:szCs w:val="19"/>
           <w:rFonts w:ascii="Nunito Sans" w:cs="Nunito Sans" w:eastAsia="Nunito Sans" w:hAnsi="Nunito Sans"/>
         </w:rPr>
-        <w:t xml:space="preserve">House treatment is 70-100% — the advice structures deductible investment debt and its interest deductibility. Use the lower end where the work is substantially home-loan management; 100 only where the engagement is wholly investment-debt structuring with documented tracing.</w:t>
+        <w:t xml:space="preserve">House treatment is 70-100% — the advice structures deductible investment debt (s8-1) with borrowing-purpose tracing and interest-deductibility analysis (s25-5). CAUTION (TD 2024/7 para 28): where the recycling recommends NEW borrowings deployed into NEW investments, that establishment component is capital — record it on the Establish a New Investment Portfolio row and keep this row for the debt-structure and deductibility work. Use the lower end where the work is substantially home-loan management; 100 only where wholly investment-debt structuring with documented tracing.</w:t>
       </w:r>
     </w:p>
     <w:p>
@@ -17877,7 +17877,7 @@
           <w:szCs w:val="19"/>
           <w:rFonts w:ascii="Nunito Sans" w:cs="Nunito Sans" w:eastAsia="Nunito Sans" w:hAnsi="Nunito Sans"/>
         </w:rPr>
-        <w:t xml:space="preserve">Mixed private debt restructuring and tax/investment borrowing advice. Deductible component depends on clear s8-1 nexus and tax-affairs analysis.</w:t>
+        <w:t xml:space="preserve">Converting private debt into deductible investment debt involves managing income-producing borrowings (s8-1) and the tax analysis of borrowing purpose and interest deductibility (s25-5). New-investment establishment components are capital (TD 2024/7 para 28) and are apportioned out.</w:t>
       </w:r>
     </w:p>
     <w:p>
